--- a/docs/Rustamov Temur C00280204 Research.docx
+++ b/docs/Rustamov Temur C00280204 Research.docx
@@ -1733,26 +1733,11 @@
       <w:r>
         <w:t xml:space="preserve">Universities increasingly face challenges in providing timely academic support due to large cohorts, limited staff availability, and barriers to student help-seeking. Research indicates that student engagement and perceived support are strongly linked to retention and academic success (Tinto, 2014; Krause and Coates, 2008). Peer tutoring is a validated approach that can improve learning outcomes, self-regulated learning </w:t>
       </w:r>
-      <w:proofErr w:type="spellStart"/>
-      <w:r>
-        <w:t>behaviours</w:t>
-      </w:r>
-      <w:proofErr w:type="spellEnd"/>
-      <w:r>
-        <w:t xml:space="preserve">, teamwork, and motivation, benefiting both tutors and tutees (Fernández-Martín et al., 2022; Brousseau et al., 2019). This project proposes a Peer Tutoring Web App that enables university students to request and provide academic support via profiles, posts, messaging, scheduling, and feedback/recognition mechanisms. The research reviewed evidence for peer tutoring effectiveness, examined online tutoring platform patterns, and translated findings into design decisions and measurable success criteria. A MERN-based architecture is selected to support rapid full-stack development, flexible social data modelling, and real-time communication for peer </w:t>
-      </w:r>
-      <w:proofErr w:type="spellStart"/>
-      <w:proofErr w:type="gramStart"/>
-      <w:r>
-        <w:t>interaction.</w:t>
-      </w:r>
-      <w:r>
-        <w:t>development</w:t>
-      </w:r>
-      <w:proofErr w:type="spellEnd"/>
-      <w:proofErr w:type="gramEnd"/>
-      <w:r>
-        <w:t xml:space="preserve"> challenges, testing outcomes, and lessons learned throughout the project lifecycle.</w:t>
+      <w:r>
+        <w:t>behaviors</w:t>
+      </w:r>
+      <w:r>
+        <w:t>, teamwork, and motivation, benefiting both tutors and tutees (Fernández-Martín et al., 2022; Brousseau et al., 2019). This project proposes a Peer Tutoring Web App that enables university students to request and provide academic support via profiles, posts, messaging, scheduling, and feedback/recognition mechanisms. The research reviewed evidence for peer tutoring effectiveness, examined online tutoring platform patterns, and translated findings into design decisions and measurable success criteria. A MERN-based architecture is selected to support rapid full-stack development, flexible social data modelling, and real-time communication for peer interaction</w:t>
       </w:r>
     </w:p>
     <w:p>
@@ -1816,19 +1801,15 @@
       <w:r>
         <w:t xml:space="preserve">Higher education students frequently struggle to obtain prompt, </w:t>
       </w:r>
-      <w:proofErr w:type="spellStart"/>
-      <w:r>
-        <w:t>personalised</w:t>
-      </w:r>
-      <w:proofErr w:type="spellEnd"/>
+      <w:r>
+        <w:t>personalized</w:t>
+      </w:r>
       <w:r>
         <w:t xml:space="preserve"> academic support, particularly in early undergraduate years. While universities offer lectures, tutorials, and consultations, increasing class sizes and scheduling constraints can reduce staff-student interaction and delay assistance (Krause and Coates, 2008). In parallel, help-seeking can be inhibited by fear of judgement, anxiety, or low confidence, which can negatively affect performance and persistence (Tinto, 2014). These issues motivate the development of scalable peer-supported systems that reduce response time and encourage positive help-seeking </w:t>
       </w:r>
-      <w:proofErr w:type="spellStart"/>
-      <w:r>
-        <w:t>behaviour</w:t>
-      </w:r>
-      <w:proofErr w:type="spellEnd"/>
+      <w:r>
+        <w:t>behavior</w:t>
+      </w:r>
       <w:r>
         <w:t>.</w:t>
       </w:r>
@@ -1878,7 +1859,6 @@
           <w:sz w:val="32"/>
           <w:szCs w:val="32"/>
         </w:rPr>
-        <w:lastRenderedPageBreak/>
         <w:t>Academic Need and Educational Rationale</w:t>
       </w:r>
     </w:p>
@@ -1900,10 +1880,7 @@
     </w:p>
     <w:p>
       <w:r>
-        <w:t>The project must demonstrate a clear educational need and show that the proposed solution aligns with known drivers of academic success</w:t>
-      </w:r>
-      <w:r>
-        <w:t>.</w:t>
+        <w:t>The project must demonstrate a clear educational need and show that the proposed solution aligns with known drivers of academic success.</w:t>
       </w:r>
     </w:p>
     <w:p/>
@@ -2097,7 +2074,6 @@
         <w:rPr>
           <w:color w:val="000000" w:themeColor="text1"/>
         </w:rPr>
-        <w:lastRenderedPageBreak/>
         <w:t>Include structured interaction points as request, accept, session, feedback rather than purely informal messaging</w:t>
       </w:r>
       <w:r>
@@ -2130,6 +2106,7 @@
         </w:numPr>
       </w:pPr>
       <w:r>
+        <w:lastRenderedPageBreak/>
         <w:t xml:space="preserve">Build </w:t>
       </w:r>
       <w:r>
@@ -2372,7 +2349,6 @@
         <w:pStyle w:val="NormalWeb"/>
       </w:pPr>
       <w:r>
-        <w:lastRenderedPageBreak/>
         <w:t>Why this was researched</w:t>
       </w:r>
     </w:p>
@@ -2381,6 +2357,7 @@
         <w:pStyle w:val="NormalWeb"/>
       </w:pPr>
       <w:r>
+        <w:lastRenderedPageBreak/>
         <w:t>This was researched to translate evidence into concrete system requirements.</w:t>
       </w:r>
     </w:p>
@@ -2506,7 +2483,42 @@
         <w:pStyle w:val="NormalWeb"/>
       </w:pPr>
       <w:r>
-        <w:t>This area was researched because the chosen stack must support real-time interaction, evolving social data structures, rapid iterative development, and a reliable demonstration-ready deployment. A peer tutoring platform is interaction-heavy and must handle posts, comments, messaging, notifications, and continuous user activity efficiently.</w:t>
+        <w:lastRenderedPageBreak/>
+        <w:drawing>
+          <wp:inline distT="0" distB="0" distL="0" distR="0" wp14:anchorId="26D7D92A" wp14:editId="084E787C">
+            <wp:extent cx="3695700" cy="2463800"/>
+            <wp:effectExtent l="0" t="0" r="0" b="0"/>
+            <wp:docPr id="1219092343" name="Picture 1" descr="A diagram of a program&#10;&#10;AI-generated content may be incorrect."/>
+            <wp:cNvGraphicFramePr>
+              <a:graphicFrameLocks xmlns:a="http://schemas.openxmlformats.org/drawingml/2006/main" noChangeAspect="1"/>
+            </wp:cNvGraphicFramePr>
+            <a:graphic xmlns:a="http://schemas.openxmlformats.org/drawingml/2006/main">
+              <a:graphicData uri="http://schemas.openxmlformats.org/drawingml/2006/picture">
+                <pic:pic xmlns:pic="http://schemas.openxmlformats.org/drawingml/2006/picture">
+                  <pic:nvPicPr>
+                    <pic:cNvPr id="1219092343" name="Picture 1" descr="A diagram of a program&#10;&#10;AI-generated content may be incorrect."/>
+                    <pic:cNvPicPr/>
+                  </pic:nvPicPr>
+                  <pic:blipFill>
+                    <a:blip r:embed="rId11"/>
+                    <a:stretch>
+                      <a:fillRect/>
+                    </a:stretch>
+                  </pic:blipFill>
+                  <pic:spPr>
+                    <a:xfrm>
+                      <a:off x="0" y="0"/>
+                      <a:ext cx="3695700" cy="2463800"/>
+                    </a:xfrm>
+                    <a:prstGeom prst="rect">
+                      <a:avLst/>
+                    </a:prstGeom>
+                  </pic:spPr>
+                </pic:pic>
+              </a:graphicData>
+            </a:graphic>
+          </wp:inline>
+        </w:drawing>
       </w:r>
     </w:p>
     <w:p>
@@ -2514,16 +2526,7 @@
         <w:pStyle w:val="NormalWeb"/>
       </w:pPr>
       <w:r>
-        <w:lastRenderedPageBreak/>
-        <w:t xml:space="preserve">The selected solution is the MERN stack (MongoDB, Express.js, React.js, Node.js) combined with </w:t>
-      </w:r>
-      <w:proofErr w:type="spellStart"/>
-      <w:r>
-        <w:t>WebSockets</w:t>
-      </w:r>
-      <w:proofErr w:type="spellEnd"/>
-      <w:r>
-        <w:t xml:space="preserve"> using Socket.io. This stack supports full-stack development in a single language, simplifies integration across the application, and accelerates iteration.</w:t>
+        <w:t>https://media.geeksforgeeks.org/wp-content/uploads/20231109150525/How-MERN-Stack-Works-copy.webp</w:t>
       </w:r>
     </w:p>
     <w:p>
@@ -2531,13 +2534,7 @@
         <w:pStyle w:val="NormalWeb"/>
       </w:pPr>
       <w:r>
-        <w:t xml:space="preserve">This choice is justified because MongoDB is well suited to document-style data that changes during iterative development, which is common in social platforms as features expand. React supports modular, reusable user interface components and enables rapid UI iteration. Node.js provides an event-driven runtime that works well with Socket.io for real-time messaging and notifications. Using JavaScript across the entire stack reduces context switching and improves development efficiency within </w:t>
-      </w:r>
-      <w:r>
-        <w:t xml:space="preserve">the project </w:t>
-      </w:r>
-      <w:r>
-        <w:t>constraints.</w:t>
+        <w:t>This area was researched because the chosen stack must support real-time interaction, evolving social data structures, rapid iterative development, and a reliable demonstration-ready deployment. A peer tutoring platform is interaction-heavy and must handle posts, comments, messaging, notifications, and continuous user activity efficiently.</w:t>
       </w:r>
     </w:p>
     <w:p>
@@ -2545,7 +2542,15 @@
         <w:pStyle w:val="NormalWeb"/>
       </w:pPr>
       <w:r>
-        <w:t>Existing Work</w:t>
+        <w:t xml:space="preserve">The selected solution is the MERN stack (MongoDB, Express.js, React.js, Node.js) combined with </w:t>
+      </w:r>
+      <w:proofErr w:type="spellStart"/>
+      <w:r>
+        <w:t>WebSockets</w:t>
+      </w:r>
+      <w:proofErr w:type="spellEnd"/>
+      <w:r>
+        <w:t xml:space="preserve"> using Socket.io. This stack supports full-stack development in a single language, simplifies integration across the application, and accelerates iteration.</w:t>
       </w:r>
     </w:p>
     <w:p>
@@ -2553,39 +2558,13 @@
         <w:pStyle w:val="NormalWeb"/>
       </w:pPr>
       <w:r>
-        <w:t xml:space="preserve">Several existing platforms support academic or professional learning, but they are primarily designed either as commercial tutoring marketplaces or as general question-and-answer communities rather than structured university peer-support systems. Profi.ru focuses on connecting clients with paid experts, including education service providers (Profi.ru, 2024). Brainly supports collaborative learning by allowing students to post questions and receive answers from other users, but it is largely oriented toward school-level learners and fast Q&amp;A rather than structured peer tutoring relationships (Brainly, 2024). </w:t>
-      </w:r>
-      <w:proofErr w:type="spellStart"/>
-      <w:r>
-        <w:t>Tutorful</w:t>
-      </w:r>
-      <w:proofErr w:type="spellEnd"/>
-      <w:r>
-        <w:t xml:space="preserve"> enables users to search for, compare, and review private tutors, operating mainly as a paid tutoring marketplace (</w:t>
-      </w:r>
-      <w:proofErr w:type="spellStart"/>
-      <w:r>
-        <w:t>Tutorful</w:t>
-      </w:r>
-      <w:proofErr w:type="spellEnd"/>
-      <w:r>
-        <w:t xml:space="preserve">, 2024). Similarly, </w:t>
-      </w:r>
-      <w:proofErr w:type="spellStart"/>
-      <w:r>
-        <w:t>Preply</w:t>
-      </w:r>
-      <w:proofErr w:type="spellEnd"/>
-      <w:r>
-        <w:t xml:space="preserve"> connects learners with tutors for paid one-to-one tutoring sessions, with a strong emphasis on commercial tutoring and language learning (</w:t>
-      </w:r>
-      <w:proofErr w:type="spellStart"/>
-      <w:r>
-        <w:t>Preply</w:t>
-      </w:r>
-      <w:proofErr w:type="spellEnd"/>
-      <w:r>
-        <w:t>, 2024).</w:t>
+        <w:t xml:space="preserve">This choice is justified because MongoDB is well suited to document-style data that changes during iterative development, which is common in social platforms as features expand. React supports modular, reusable user interface components and enables rapid UI iteration. Node.js provides an event-driven runtime that works well with Socket.io for real-time messaging and notifications. Using JavaScript across the entire stack reduces context switching and improves development efficiency within </w:t>
+      </w:r>
+      <w:r>
+        <w:t xml:space="preserve">the project </w:t>
+      </w:r>
+      <w:r>
+        <w:t>constraints.</w:t>
       </w:r>
     </w:p>
     <w:p>
@@ -2593,7 +2572,7 @@
         <w:pStyle w:val="NormalWeb"/>
       </w:pPr>
       <w:r>
-        <w:t xml:space="preserve">Comparison with Existing Work </w:t>
+        <w:t>Existing Work</w:t>
       </w:r>
     </w:p>
     <w:p>
@@ -2601,6 +2580,305 @@
         <w:pStyle w:val="NormalWeb"/>
       </w:pPr>
       <w:r>
+        <w:lastRenderedPageBreak/>
+        <w:fldChar w:fldCharType="begin"/>
+      </w:r>
+      <w:r>
+        <w:instrText xml:space="preserve"> INCLUDEPICTURE "https://tutorful.co.uk/wp-content/uploads/2024/08/tutorful-homepage.jpg" \* MERGEFORMATINET </w:instrText>
+      </w:r>
+      <w:r>
+        <w:fldChar w:fldCharType="separate"/>
+      </w:r>
+      <w:r>
+        <w:rPr>
+          <w:noProof/>
+        </w:rPr>
+        <w:drawing>
+          <wp:inline distT="0" distB="0" distL="0" distR="0" wp14:anchorId="223520BB" wp14:editId="1E3426B1">
+            <wp:extent cx="5943600" cy="3341370"/>
+            <wp:effectExtent l="0" t="0" r="0" b="0"/>
+            <wp:docPr id="1508681843" name="Picture 2" descr="Tutorful homepage"/>
+            <wp:cNvGraphicFramePr>
+              <a:graphicFrameLocks xmlns:a="http://schemas.openxmlformats.org/drawingml/2006/main" noChangeAspect="1"/>
+            </wp:cNvGraphicFramePr>
+            <a:graphic xmlns:a="http://schemas.openxmlformats.org/drawingml/2006/main">
+              <a:graphicData uri="http://schemas.openxmlformats.org/drawingml/2006/picture">
+                <pic:pic xmlns:pic="http://schemas.openxmlformats.org/drawingml/2006/picture">
+                  <pic:nvPicPr>
+                    <pic:cNvPr id="0" name="Picture 3" descr="Tutorful homepage"/>
+                    <pic:cNvPicPr>
+                      <a:picLocks noChangeAspect="1" noChangeArrowheads="1"/>
+                    </pic:cNvPicPr>
+                  </pic:nvPicPr>
+                  <pic:blipFill>
+                    <a:blip r:embed="rId12">
+                      <a:extLst>
+                        <a:ext uri="{28A0092B-C50C-407E-A947-70E740481C1C}">
+                          <a14:useLocalDpi xmlns:a14="http://schemas.microsoft.com/office/drawing/2010/main" val="0"/>
+                        </a:ext>
+                      </a:extLst>
+                    </a:blip>
+                    <a:srcRect/>
+                    <a:stretch>
+                      <a:fillRect/>
+                    </a:stretch>
+                  </pic:blipFill>
+                  <pic:spPr bwMode="auto">
+                    <a:xfrm>
+                      <a:off x="0" y="0"/>
+                      <a:ext cx="5943600" cy="3341370"/>
+                    </a:xfrm>
+                    <a:prstGeom prst="rect">
+                      <a:avLst/>
+                    </a:prstGeom>
+                    <a:noFill/>
+                    <a:ln>
+                      <a:noFill/>
+                    </a:ln>
+                  </pic:spPr>
+                </pic:pic>
+              </a:graphicData>
+            </a:graphic>
+          </wp:inline>
+        </w:drawing>
+      </w:r>
+      <w:r>
+        <w:fldChar w:fldCharType="end"/>
+      </w:r>
+    </w:p>
+    <w:p>
+      <w:pPr>
+        <w:pStyle w:val="NormalWeb"/>
+      </w:pPr>
+      <w:hyperlink r:id="rId13" w:history="1">
+        <w:r>
+          <w:rPr>
+            <w:rStyle w:val="Hyperlink"/>
+          </w:rPr>
+          <w:t>https://tutorful.co.uk/wp-content/uploads/2024/08/tutorful-homepage.jpg.webp</w:t>
+        </w:r>
+      </w:hyperlink>
+    </w:p>
+    <w:p>
+      <w:pPr>
+        <w:pStyle w:val="NormalWeb"/>
+      </w:pPr>
+      <w:r>
+        <w:fldChar w:fldCharType="begin"/>
+      </w:r>
+      <w:r>
+        <w:instrText xml:space="preserve"> INCLUDEPICTURE "https://preply.com/wp-content/uploads/2023/10/three-english-tutors-with-name-and-price-tags-looking-at-camera.jpg" \* MERGEFORMATINET </w:instrText>
+      </w:r>
+      <w:r>
+        <w:fldChar w:fldCharType="separate"/>
+      </w:r>
+      <w:r>
+        <w:rPr>
+          <w:noProof/>
+        </w:rPr>
+        <w:drawing>
+          <wp:inline distT="0" distB="0" distL="0" distR="0" wp14:anchorId="490D9E83" wp14:editId="66B80198">
+            <wp:extent cx="5943600" cy="3401060"/>
+            <wp:effectExtent l="0" t="0" r="0" b="2540"/>
+            <wp:docPr id="429536351" name="Picture 3" descr="A group of people with different colors&#10;&#10;AI-generated content may be incorrect."/>
+            <wp:cNvGraphicFramePr>
+              <a:graphicFrameLocks xmlns:a="http://schemas.openxmlformats.org/drawingml/2006/main" noChangeAspect="1"/>
+            </wp:cNvGraphicFramePr>
+            <a:graphic xmlns:a="http://schemas.openxmlformats.org/drawingml/2006/main">
+              <a:graphicData uri="http://schemas.openxmlformats.org/drawingml/2006/picture">
+                <pic:pic xmlns:pic="http://schemas.openxmlformats.org/drawingml/2006/picture">
+                  <pic:nvPicPr>
+                    <pic:cNvPr id="429536351" name="Picture 3" descr="A group of people with different colors&#10;&#10;AI-generated content may be incorrect."/>
+                    <pic:cNvPicPr>
+                      <a:picLocks noChangeAspect="1" noChangeArrowheads="1"/>
+                    </pic:cNvPicPr>
+                  </pic:nvPicPr>
+                  <pic:blipFill>
+                    <a:blip r:embed="rId14">
+                      <a:extLst>
+                        <a:ext uri="{28A0092B-C50C-407E-A947-70E740481C1C}">
+                          <a14:useLocalDpi xmlns:a14="http://schemas.microsoft.com/office/drawing/2010/main" val="0"/>
+                        </a:ext>
+                      </a:extLst>
+                    </a:blip>
+                    <a:srcRect/>
+                    <a:stretch>
+                      <a:fillRect/>
+                    </a:stretch>
+                  </pic:blipFill>
+                  <pic:spPr bwMode="auto">
+                    <a:xfrm>
+                      <a:off x="0" y="0"/>
+                      <a:ext cx="5943600" cy="3401060"/>
+                    </a:xfrm>
+                    <a:prstGeom prst="rect">
+                      <a:avLst/>
+                    </a:prstGeom>
+                    <a:noFill/>
+                    <a:ln>
+                      <a:noFill/>
+                    </a:ln>
+                  </pic:spPr>
+                </pic:pic>
+              </a:graphicData>
+            </a:graphic>
+          </wp:inline>
+        </w:drawing>
+      </w:r>
+      <w:r>
+        <w:fldChar w:fldCharType="end"/>
+      </w:r>
+    </w:p>
+    <w:p>
+      <w:pPr>
+        <w:pStyle w:val="NormalWeb"/>
+      </w:pPr>
+      <w:hyperlink r:id="rId15" w:history="1">
+        <w:r>
+          <w:rPr>
+            <w:rStyle w:val="Hyperlink"/>
+          </w:rPr>
+          <w:t>https://preply.com/wp-content/uploads/2023/10/three-english-tutors-with-name-and-price-tags-looking-at-camera.jpg</w:t>
+        </w:r>
+      </w:hyperlink>
+    </w:p>
+    <w:p>
+      <w:pPr>
+        <w:pStyle w:val="NormalWeb"/>
+      </w:pPr>
+    </w:p>
+    <w:p>
+      <w:pPr>
+        <w:pStyle w:val="NormalWeb"/>
+      </w:pPr>
+      <w:r>
+        <w:lastRenderedPageBreak/>
+        <w:t xml:space="preserve">Several existing platforms support academic or professional learning, but they are primarily designed either as commercial tutoring marketplaces or as general question-and-answer communities rather than structured university peer-support systems. Profi.ru focuses on connecting clients with paid experts, including education service providers (Profi.ru, 2024). Brainly supports collaborative learning by allowing students to post questions and receive answers from other users, but it is largely oriented toward school-level learners and fast Q&amp;A rather than structured peer tutoring relationships (Brainly, 2024). </w:t>
+      </w:r>
+      <w:proofErr w:type="spellStart"/>
+      <w:r>
+        <w:t>Tutorful</w:t>
+      </w:r>
+      <w:proofErr w:type="spellEnd"/>
+      <w:r>
+        <w:t xml:space="preserve"> enables users to search for, compare, and review private tutors, operating mainly as a paid tutoring marketplace (</w:t>
+      </w:r>
+      <w:proofErr w:type="spellStart"/>
+      <w:r>
+        <w:t>Tutorful</w:t>
+      </w:r>
+      <w:proofErr w:type="spellEnd"/>
+      <w:r>
+        <w:t xml:space="preserve">, 2024). Similarly, </w:t>
+      </w:r>
+      <w:proofErr w:type="spellStart"/>
+      <w:r>
+        <w:t>Preply</w:t>
+      </w:r>
+      <w:proofErr w:type="spellEnd"/>
+      <w:r>
+        <w:t xml:space="preserve"> connects learners with tutors for paid one-to-one tutoring sessions, with a strong emphasis on commercial tutoring and language learning (</w:t>
+      </w:r>
+      <w:proofErr w:type="spellStart"/>
+      <w:r>
+        <w:t>Preply</w:t>
+      </w:r>
+      <w:proofErr w:type="spellEnd"/>
+      <w:r>
+        <w:t>, 2024).</w:t>
+      </w:r>
+    </w:p>
+    <w:p>
+      <w:pPr>
+        <w:pStyle w:val="NormalWeb"/>
+      </w:pPr>
+      <w:r>
+        <w:t xml:space="preserve">Comparison with Existing Work </w:t>
+      </w:r>
+    </w:p>
+    <w:p>
+      <w:pPr>
+        <w:pStyle w:val="NormalWeb"/>
+      </w:pPr>
+      <w:r>
+        <w:fldChar w:fldCharType="begin"/>
+      </w:r>
+      <w:r>
+        <w:instrText xml:space="preserve"> INCLUDEPICTURE "https://community.brainly.com/us/wp-content/uploads/sites/9/2021/05/Brainly-Universe-950x635-c-default.jpeg" \* MERGEFORMATINET </w:instrText>
+      </w:r>
+      <w:r>
+        <w:fldChar w:fldCharType="separate"/>
+      </w:r>
+      <w:r>
+        <w:rPr>
+          <w:noProof/>
+        </w:rPr>
+        <w:drawing>
+          <wp:inline distT="0" distB="0" distL="0" distR="0" wp14:anchorId="07AE5A09" wp14:editId="0823B3F0">
+            <wp:extent cx="5943600" cy="3971925"/>
+            <wp:effectExtent l="0" t="0" r="0" b="3175"/>
+            <wp:docPr id="558376341" name="Picture 4" descr="Brainly Old Logo New Logo - Brainly.com"/>
+            <wp:cNvGraphicFramePr>
+              <a:graphicFrameLocks xmlns:a="http://schemas.openxmlformats.org/drawingml/2006/main" noChangeAspect="1"/>
+            </wp:cNvGraphicFramePr>
+            <a:graphic xmlns:a="http://schemas.openxmlformats.org/drawingml/2006/main">
+              <a:graphicData uri="http://schemas.openxmlformats.org/drawingml/2006/picture">
+                <pic:pic xmlns:pic="http://schemas.openxmlformats.org/drawingml/2006/picture">
+                  <pic:nvPicPr>
+                    <pic:cNvPr id="0" name="Picture 7" descr="Brainly Old Logo New Logo - Brainly.com"/>
+                    <pic:cNvPicPr>
+                      <a:picLocks noChangeAspect="1" noChangeArrowheads="1"/>
+                    </pic:cNvPicPr>
+                  </pic:nvPicPr>
+                  <pic:blipFill>
+                    <a:blip r:embed="rId16">
+                      <a:extLst>
+                        <a:ext uri="{28A0092B-C50C-407E-A947-70E740481C1C}">
+                          <a14:useLocalDpi xmlns:a14="http://schemas.microsoft.com/office/drawing/2010/main" val="0"/>
+                        </a:ext>
+                      </a:extLst>
+                    </a:blip>
+                    <a:srcRect/>
+                    <a:stretch>
+                      <a:fillRect/>
+                    </a:stretch>
+                  </pic:blipFill>
+                  <pic:spPr bwMode="auto">
+                    <a:xfrm>
+                      <a:off x="0" y="0"/>
+                      <a:ext cx="5943600" cy="3971925"/>
+                    </a:xfrm>
+                    <a:prstGeom prst="rect">
+                      <a:avLst/>
+                    </a:prstGeom>
+                    <a:noFill/>
+                    <a:ln>
+                      <a:noFill/>
+                    </a:ln>
+                  </pic:spPr>
+                </pic:pic>
+              </a:graphicData>
+            </a:graphic>
+          </wp:inline>
+        </w:drawing>
+      </w:r>
+      <w:r>
+        <w:fldChar w:fldCharType="end"/>
+      </w:r>
+    </w:p>
+    <w:p>
+      <w:pPr>
+        <w:pStyle w:val="NormalWeb"/>
+      </w:pPr>
+      <w:r>
+        <w:t>https://community.brainly.com/us/wp-content/uploads/sites/9/2021/05/Brainly-Universe-950x635-c-default.jpeg</w:t>
+      </w:r>
+    </w:p>
+    <w:p>
+      <w:pPr>
+        <w:pStyle w:val="NormalWeb"/>
+      </w:pPr>
+      <w:r>
         <w:t xml:space="preserve">The proposed Peer Tutoring Web App differs from these platforms by focusing on free, community-driven peer academic support within a university context, where students both request and </w:t>
       </w:r>
       <w:proofErr w:type="gramStart"/>
@@ -2625,7 +2903,11 @@
       </w:r>
       <w:proofErr w:type="spellEnd"/>
       <w:r>
-        <w:t xml:space="preserve"> lacks a volunteering-based model and is oriented toward purchasing private tutoring rather than enabling mutual peer support within a university community. </w:t>
+        <w:t xml:space="preserve"> lacks a volunteering-based model and is oriented toward purchasing private tutoring rather than </w:t>
+      </w:r>
+      <w:r>
+        <w:lastRenderedPageBreak/>
+        <w:t xml:space="preserve">enabling mutual peer support within a university community. </w:t>
       </w:r>
       <w:proofErr w:type="spellStart"/>
       <w:r>
@@ -2868,7 +3150,6 @@
                 <w:sz w:val="24"/>
                 <w:szCs w:val="24"/>
               </w:rPr>
-              <w:lastRenderedPageBreak/>
               <w:t>Tutorful</w:t>
             </w:r>
             <w:proofErr w:type="spellEnd"/>
@@ -2970,31 +3251,6 @@
     </w:tbl>
     <w:p>
       <w:pPr>
-        <w:pStyle w:val="NormalWeb"/>
-      </w:pPr>
-    </w:p>
-    <w:p>
-      <w:pPr>
-        <w:pStyle w:val="NormalWeb"/>
-      </w:pPr>
-    </w:p>
-    <w:p>
-      <w:pPr>
-        <w:pStyle w:val="ListParagraph"/>
-        <w:rPr>
-          <w:color w:val="000000" w:themeColor="text1"/>
-        </w:rPr>
-      </w:pPr>
-    </w:p>
-    <w:p>
-      <w:pPr>
-        <w:rPr>
-          <w:color w:val="000000" w:themeColor="text1"/>
-        </w:rPr>
-      </w:pPr>
-    </w:p>
-    <w:p>
-      <w:pPr>
         <w:jc w:val="both"/>
       </w:pPr>
     </w:p>
@@ -3175,6 +3431,7 @@
         <w:pStyle w:val="NormalWeb"/>
       </w:pPr>
       <w:r>
+        <w:lastRenderedPageBreak/>
         <w:t xml:space="preserve">Greenwald, A.G., Hedges, L.V. and Laine, R.D. (1996). The effect of school resources on student achievement. </w:t>
       </w:r>
       <w:r>
@@ -3193,7 +3450,6 @@
         <w:pStyle w:val="NormalWeb"/>
       </w:pPr>
       <w:r>
-        <w:lastRenderedPageBreak/>
         <w:t xml:space="preserve">Greenwood, C.R., Carta, J.J. and Hall, R.V. (1988). The use of peer tutoring strategies in classroom management and academic instruction. </w:t>
       </w:r>
       <w:r>
@@ -3224,7 +3480,7 @@
       <w:r>
         <w:t xml:space="preserve">, 44(1), pp. 183–200. </w:t>
       </w:r>
-      <w:hyperlink r:id="rId11" w:tgtFrame="_new" w:history="1">
+      <w:hyperlink r:id="rId17" w:tgtFrame="_new" w:history="1">
         <w:r>
           <w:rPr>
             <w:rStyle w:val="Hyperlink"/>
@@ -3392,7 +3648,7 @@
       <w:r>
         <w:t xml:space="preserve">. [online] Available: </w:t>
       </w:r>
-      <w:hyperlink r:id="rId12" w:tgtFrame="_new" w:history="1">
+      <w:hyperlink r:id="rId18" w:tgtFrame="_new" w:history="1">
         <w:r>
           <w:rPr>
             <w:rStyle w:val="Hyperlink"/>
@@ -3463,6 +3719,7 @@
         <w:pStyle w:val="NormalWeb"/>
       </w:pPr>
       <w:r>
+        <w:lastRenderedPageBreak/>
         <w:t xml:space="preserve">Topping, K.J. (2001). Peer assisted learning: A practical guide for teachers. </w:t>
       </w:r>
       <w:r>
@@ -3481,7 +3738,6 @@
         <w:pStyle w:val="NormalWeb"/>
       </w:pPr>
       <w:r>
-        <w:lastRenderedPageBreak/>
         <w:t xml:space="preserve">Topping, K.J. (2002). Peer and parent-assisted learning in reading. </w:t>
       </w:r>
       <w:r>
@@ -3849,8 +4105,8 @@
     </w:sdt>
     <w:p/>
     <w:sectPr>
-      <w:footerReference w:type="even" r:id="rId13"/>
-      <w:footerReference w:type="default" r:id="rId14"/>
+      <w:footerReference w:type="even" r:id="rId19"/>
+      <w:footerReference w:type="default" r:id="rId20"/>
       <w:pgSz w:w="12240" w:h="15840"/>
       <w:pgMar w:top="1440" w:right="1440" w:bottom="1440" w:left="1440" w:header="0" w:footer="720" w:gutter="0"/>
       <w:cols w:space="720"/>
@@ -12632,6 +12888,7 @@
   <w:style w:type="character" w:default="1" w:styleId="DefaultParagraphFont">
     <w:name w:val="Default Paragraph Font"/>
     <w:uiPriority w:val="1"/>
+    <w:semiHidden/>
     <w:unhideWhenUsed/>
   </w:style>
   <w:style w:type="table" w:default="1" w:styleId="TableNormal">

--- a/docs/Rustamov Temur C00280204 Research.docx
+++ b/docs/Rustamov Temur C00280204 Research.docx
@@ -458,7 +458,6 @@
               <w:tab w:val="left" w:pos="480"/>
               <w:tab w:val="right" w:leader="dot" w:pos="9350"/>
             </w:tabs>
-            <w:spacing w:before="0" w:line="276" w:lineRule="auto"/>
             <w:rPr>
               <w:rFonts w:eastAsiaTheme="minorEastAsia" w:cstheme="minorBidi"/>
               <w:b w:val="0"/>
@@ -488,7 +487,7 @@
             </w:rPr>
             <w:fldChar w:fldCharType="separate"/>
           </w:r>
-          <w:hyperlink w:anchor="_Toc223912584" w:history="1">
+          <w:hyperlink w:anchor="_Toc224085507" w:history="1">
             <w:r>
               <w:rPr>
                 <w:rStyle w:val="Hyperlink"/>
@@ -537,7 +536,7 @@
                 <w:noProof/>
                 <w:webHidden/>
               </w:rPr>
-              <w:instrText xml:space="preserve"> PAGEREF _Toc223912584 \h </w:instrText>
+              <w:instrText xml:space="preserve"> PAGEREF _Toc224085507 \h </w:instrText>
             </w:r>
             <w:r>
               <w:rPr>
@@ -575,7 +574,6 @@
               <w:tab w:val="left" w:pos="480"/>
               <w:tab w:val="right" w:leader="dot" w:pos="9350"/>
             </w:tabs>
-            <w:spacing w:before="0" w:line="276" w:lineRule="auto"/>
             <w:rPr>
               <w:rFonts w:eastAsiaTheme="minorEastAsia" w:cstheme="minorBidi"/>
               <w:b w:val="0"/>
@@ -587,7 +585,7 @@
               <w14:ligatures w14:val="standardContextual"/>
             </w:rPr>
           </w:pPr>
-          <w:hyperlink w:anchor="_Toc223912585" w:history="1">
+          <w:hyperlink w:anchor="_Toc224085508" w:history="1">
             <w:r>
               <w:rPr>
                 <w:rStyle w:val="Hyperlink"/>
@@ -636,7 +634,7 @@
                 <w:noProof/>
                 <w:webHidden/>
               </w:rPr>
-              <w:instrText xml:space="preserve"> PAGEREF _Toc223912585 \h </w:instrText>
+              <w:instrText xml:space="preserve"> PAGEREF _Toc224085508 \h </w:instrText>
             </w:r>
             <w:r>
               <w:rPr>
@@ -674,7 +672,6 @@
               <w:tab w:val="left" w:pos="480"/>
               <w:tab w:val="right" w:leader="dot" w:pos="9350"/>
             </w:tabs>
-            <w:spacing w:before="0" w:line="276" w:lineRule="auto"/>
             <w:rPr>
               <w:rFonts w:eastAsiaTheme="minorEastAsia" w:cstheme="minorBidi"/>
               <w:b w:val="0"/>
@@ -686,7 +683,7 @@
               <w14:ligatures w14:val="standardContextual"/>
             </w:rPr>
           </w:pPr>
-          <w:hyperlink w:anchor="_Toc223912586" w:history="1">
+          <w:hyperlink w:anchor="_Toc224085509" w:history="1">
             <w:r>
               <w:rPr>
                 <w:rStyle w:val="Hyperlink"/>
@@ -735,7 +732,7 @@
                 <w:noProof/>
                 <w:webHidden/>
               </w:rPr>
-              <w:instrText xml:space="preserve"> PAGEREF _Toc223912586 \h </w:instrText>
+              <w:instrText xml:space="preserve"> PAGEREF _Toc224085509 \h </w:instrText>
             </w:r>
             <w:r>
               <w:rPr>
@@ -773,7 +770,6 @@
               <w:tab w:val="left" w:pos="960"/>
               <w:tab w:val="right" w:leader="dot" w:pos="9350"/>
             </w:tabs>
-            <w:spacing w:after="0" w:line="276" w:lineRule="auto"/>
             <w:rPr>
               <w:rFonts w:asciiTheme="minorHAnsi" w:eastAsiaTheme="minorEastAsia" w:hAnsiTheme="minorHAnsi" w:cstheme="minorBidi"/>
               <w:noProof/>
@@ -781,7 +777,7 @@
               <w14:ligatures w14:val="standardContextual"/>
             </w:rPr>
           </w:pPr>
-          <w:hyperlink w:anchor="_Toc223912587" w:history="1">
+          <w:hyperlink w:anchor="_Toc224085510" w:history="1">
             <w:r>
               <w:rPr>
                 <w:rStyle w:val="Hyperlink"/>
@@ -828,7 +824,7 @@
                 <w:noProof/>
                 <w:webHidden/>
               </w:rPr>
-              <w:instrText xml:space="preserve"> PAGEREF _Toc223912587 \h </w:instrText>
+              <w:instrText xml:space="preserve"> PAGEREF _Toc224085510 \h </w:instrText>
             </w:r>
             <w:r>
               <w:rPr>
@@ -861,11 +857,11 @@
         </w:p>
         <w:p>
           <w:pPr>
-            <w:pStyle w:val="TOC3"/>
+            <w:pStyle w:val="TOC2"/>
             <w:tabs>
+              <w:tab w:val="left" w:pos="960"/>
               <w:tab w:val="right" w:leader="dot" w:pos="9350"/>
             </w:tabs>
-            <w:spacing w:after="0" w:line="276" w:lineRule="auto"/>
             <w:rPr>
               <w:rFonts w:asciiTheme="minorHAnsi" w:eastAsiaTheme="minorEastAsia" w:hAnsiTheme="minorHAnsi" w:cstheme="minorBidi"/>
               <w:noProof/>
@@ -873,230 +869,7 @@
               <w14:ligatures w14:val="standardContextual"/>
             </w:rPr>
           </w:pPr>
-          <w:hyperlink w:anchor="_Toc223912588" w:history="1">
-            <w:r>
-              <w:rPr>
-                <w:rStyle w:val="Hyperlink"/>
-                <w:b/>
-                <w:bCs/>
-                <w:noProof/>
-              </w:rPr>
-              <w:t>Why this was researched</w:t>
-            </w:r>
-            <w:r>
-              <w:rPr>
-                <w:noProof/>
-                <w:webHidden/>
-              </w:rPr>
-              <w:tab/>
-            </w:r>
-            <w:r>
-              <w:rPr>
-                <w:noProof/>
-                <w:webHidden/>
-              </w:rPr>
-              <w:fldChar w:fldCharType="begin"/>
-            </w:r>
-            <w:r>
-              <w:rPr>
-                <w:noProof/>
-                <w:webHidden/>
-              </w:rPr>
-              <w:instrText xml:space="preserve"> PAGEREF _Toc223912588 \h </w:instrText>
-            </w:r>
-            <w:r>
-              <w:rPr>
-                <w:noProof/>
-                <w:webHidden/>
-              </w:rPr>
-            </w:r>
-            <w:r>
-              <w:rPr>
-                <w:noProof/>
-                <w:webHidden/>
-              </w:rPr>
-              <w:fldChar w:fldCharType="separate"/>
-            </w:r>
-            <w:r>
-              <w:rPr>
-                <w:noProof/>
-                <w:webHidden/>
-              </w:rPr>
-              <w:t>3</w:t>
-            </w:r>
-            <w:r>
-              <w:rPr>
-                <w:noProof/>
-                <w:webHidden/>
-              </w:rPr>
-              <w:fldChar w:fldCharType="end"/>
-            </w:r>
-          </w:hyperlink>
-        </w:p>
-        <w:p>
-          <w:pPr>
-            <w:pStyle w:val="TOC3"/>
-            <w:tabs>
-              <w:tab w:val="right" w:leader="dot" w:pos="9350"/>
-            </w:tabs>
-            <w:spacing w:after="0" w:line="276" w:lineRule="auto"/>
-            <w:rPr>
-              <w:rFonts w:asciiTheme="minorHAnsi" w:eastAsiaTheme="minorEastAsia" w:hAnsiTheme="minorHAnsi" w:cstheme="minorBidi"/>
-              <w:noProof/>
-              <w:kern w:val="2"/>
-              <w14:ligatures w14:val="standardContextual"/>
-            </w:rPr>
-          </w:pPr>
-          <w:hyperlink w:anchor="_Toc223912589" w:history="1">
-            <w:r>
-              <w:rPr>
-                <w:rStyle w:val="Hyperlink"/>
-                <w:b/>
-                <w:bCs/>
-                <w:noProof/>
-              </w:rPr>
-              <w:t>What was found</w:t>
-            </w:r>
-            <w:r>
-              <w:rPr>
-                <w:noProof/>
-                <w:webHidden/>
-              </w:rPr>
-              <w:tab/>
-            </w:r>
-            <w:r>
-              <w:rPr>
-                <w:noProof/>
-                <w:webHidden/>
-              </w:rPr>
-              <w:fldChar w:fldCharType="begin"/>
-            </w:r>
-            <w:r>
-              <w:rPr>
-                <w:noProof/>
-                <w:webHidden/>
-              </w:rPr>
-              <w:instrText xml:space="preserve"> PAGEREF _Toc223912589 \h </w:instrText>
-            </w:r>
-            <w:r>
-              <w:rPr>
-                <w:noProof/>
-                <w:webHidden/>
-              </w:rPr>
-            </w:r>
-            <w:r>
-              <w:rPr>
-                <w:noProof/>
-                <w:webHidden/>
-              </w:rPr>
-              <w:fldChar w:fldCharType="separate"/>
-            </w:r>
-            <w:r>
-              <w:rPr>
-                <w:noProof/>
-                <w:webHidden/>
-              </w:rPr>
-              <w:t>4</w:t>
-            </w:r>
-            <w:r>
-              <w:rPr>
-                <w:noProof/>
-                <w:webHidden/>
-              </w:rPr>
-              <w:fldChar w:fldCharType="end"/>
-            </w:r>
-          </w:hyperlink>
-        </w:p>
-        <w:p>
-          <w:pPr>
-            <w:pStyle w:val="TOC3"/>
-            <w:tabs>
-              <w:tab w:val="right" w:leader="dot" w:pos="9350"/>
-            </w:tabs>
-            <w:spacing w:after="0" w:line="276" w:lineRule="auto"/>
-            <w:rPr>
-              <w:rFonts w:asciiTheme="minorHAnsi" w:eastAsiaTheme="minorEastAsia" w:hAnsiTheme="minorHAnsi" w:cstheme="minorBidi"/>
-              <w:noProof/>
-              <w:kern w:val="2"/>
-              <w14:ligatures w14:val="standardContextual"/>
-            </w:rPr>
-          </w:pPr>
-          <w:hyperlink w:anchor="_Toc223912590" w:history="1">
-            <w:r>
-              <w:rPr>
-                <w:rStyle w:val="Hyperlink"/>
-                <w:b/>
-                <w:bCs/>
-                <w:noProof/>
-              </w:rPr>
-              <w:t>Decision for this project</w:t>
-            </w:r>
-            <w:r>
-              <w:rPr>
-                <w:noProof/>
-                <w:webHidden/>
-              </w:rPr>
-              <w:tab/>
-            </w:r>
-            <w:r>
-              <w:rPr>
-                <w:noProof/>
-                <w:webHidden/>
-              </w:rPr>
-              <w:fldChar w:fldCharType="begin"/>
-            </w:r>
-            <w:r>
-              <w:rPr>
-                <w:noProof/>
-                <w:webHidden/>
-              </w:rPr>
-              <w:instrText xml:space="preserve"> PAGEREF _Toc223912590 \h </w:instrText>
-            </w:r>
-            <w:r>
-              <w:rPr>
-                <w:noProof/>
-                <w:webHidden/>
-              </w:rPr>
-            </w:r>
-            <w:r>
-              <w:rPr>
-                <w:noProof/>
-                <w:webHidden/>
-              </w:rPr>
-              <w:fldChar w:fldCharType="separate"/>
-            </w:r>
-            <w:r>
-              <w:rPr>
-                <w:noProof/>
-                <w:webHidden/>
-              </w:rPr>
-              <w:t>4</w:t>
-            </w:r>
-            <w:r>
-              <w:rPr>
-                <w:noProof/>
-                <w:webHidden/>
-              </w:rPr>
-              <w:fldChar w:fldCharType="end"/>
-            </w:r>
-          </w:hyperlink>
-        </w:p>
-        <w:p>
-          <w:pPr>
-            <w:pStyle w:val="TOC2"/>
-            <w:tabs>
-              <w:tab w:val="left" w:pos="960"/>
-              <w:tab w:val="right" w:leader="dot" w:pos="9350"/>
-            </w:tabs>
-            <w:spacing w:after="0" w:line="276" w:lineRule="auto"/>
-            <w:rPr>
-              <w:rFonts w:asciiTheme="minorHAnsi" w:eastAsiaTheme="minorEastAsia" w:hAnsiTheme="minorHAnsi" w:cstheme="minorBidi"/>
-              <w:noProof/>
-              <w:kern w:val="2"/>
-              <w14:ligatures w14:val="standardContextual"/>
-            </w:rPr>
-          </w:pPr>
-          <w:hyperlink w:anchor="_Toc223912591" w:history="1">
+          <w:hyperlink w:anchor="_Toc224085511" w:history="1">
             <w:r>
               <w:rPr>
                 <w:rStyle w:val="Hyperlink"/>
@@ -1143,7 +916,7 @@
                 <w:noProof/>
                 <w:webHidden/>
               </w:rPr>
-              <w:instrText xml:space="preserve"> PAGEREF _Toc223912591 \h </w:instrText>
+              <w:instrText xml:space="preserve"> PAGEREF _Toc224085511 \h </w:instrText>
             </w:r>
             <w:r>
               <w:rPr>
@@ -1163,155 +936,7 @@
                 <w:noProof/>
                 <w:webHidden/>
               </w:rPr>
-              <w:t>4</w:t>
-            </w:r>
-            <w:r>
-              <w:rPr>
-                <w:noProof/>
-                <w:webHidden/>
-              </w:rPr>
-              <w:fldChar w:fldCharType="end"/>
-            </w:r>
-          </w:hyperlink>
-        </w:p>
-        <w:p>
-          <w:pPr>
-            <w:pStyle w:val="TOC3"/>
-            <w:tabs>
-              <w:tab w:val="right" w:leader="dot" w:pos="9350"/>
-            </w:tabs>
-            <w:spacing w:after="0" w:line="276" w:lineRule="auto"/>
-            <w:rPr>
-              <w:rFonts w:asciiTheme="minorHAnsi" w:eastAsiaTheme="minorEastAsia" w:hAnsiTheme="minorHAnsi" w:cstheme="minorBidi"/>
-              <w:noProof/>
-              <w:kern w:val="2"/>
-              <w14:ligatures w14:val="standardContextual"/>
-            </w:rPr>
-          </w:pPr>
-          <w:hyperlink w:anchor="_Toc223912592" w:history="1">
-            <w:r>
-              <w:rPr>
-                <w:rStyle w:val="Hyperlink"/>
-                <w:b/>
-                <w:bCs/>
-                <w:noProof/>
-              </w:rPr>
-              <w:t>What was found</w:t>
-            </w:r>
-            <w:r>
-              <w:rPr>
-                <w:noProof/>
-                <w:webHidden/>
-              </w:rPr>
-              <w:tab/>
-            </w:r>
-            <w:r>
-              <w:rPr>
-                <w:noProof/>
-                <w:webHidden/>
-              </w:rPr>
-              <w:fldChar w:fldCharType="begin"/>
-            </w:r>
-            <w:r>
-              <w:rPr>
-                <w:noProof/>
-                <w:webHidden/>
-              </w:rPr>
-              <w:instrText xml:space="preserve"> PAGEREF _Toc223912592 \h </w:instrText>
-            </w:r>
-            <w:r>
-              <w:rPr>
-                <w:noProof/>
-                <w:webHidden/>
-              </w:rPr>
-            </w:r>
-            <w:r>
-              <w:rPr>
-                <w:noProof/>
-                <w:webHidden/>
-              </w:rPr>
-              <w:fldChar w:fldCharType="separate"/>
-            </w:r>
-            <w:r>
-              <w:rPr>
-                <w:noProof/>
-                <w:webHidden/>
-              </w:rPr>
-              <w:t>4</w:t>
-            </w:r>
-            <w:r>
-              <w:rPr>
-                <w:noProof/>
-                <w:webHidden/>
-              </w:rPr>
-              <w:fldChar w:fldCharType="end"/>
-            </w:r>
-          </w:hyperlink>
-        </w:p>
-        <w:p>
-          <w:pPr>
-            <w:pStyle w:val="TOC3"/>
-            <w:tabs>
-              <w:tab w:val="right" w:leader="dot" w:pos="9350"/>
-            </w:tabs>
-            <w:spacing w:after="0" w:line="276" w:lineRule="auto"/>
-            <w:rPr>
-              <w:rFonts w:asciiTheme="minorHAnsi" w:eastAsiaTheme="minorEastAsia" w:hAnsiTheme="minorHAnsi" w:cstheme="minorBidi"/>
-              <w:noProof/>
-              <w:kern w:val="2"/>
-              <w14:ligatures w14:val="standardContextual"/>
-            </w:rPr>
-          </w:pPr>
-          <w:hyperlink w:anchor="_Toc223912593" w:history="1">
-            <w:r>
-              <w:rPr>
-                <w:rStyle w:val="Hyperlink"/>
-                <w:b/>
-                <w:bCs/>
-                <w:noProof/>
-              </w:rPr>
-              <w:t>Decisions for this project</w:t>
-            </w:r>
-            <w:r>
-              <w:rPr>
-                <w:noProof/>
-                <w:webHidden/>
-              </w:rPr>
-              <w:tab/>
-            </w:r>
-            <w:r>
-              <w:rPr>
-                <w:noProof/>
-                <w:webHidden/>
-              </w:rPr>
-              <w:fldChar w:fldCharType="begin"/>
-            </w:r>
-            <w:r>
-              <w:rPr>
-                <w:noProof/>
-                <w:webHidden/>
-              </w:rPr>
-              <w:instrText xml:space="preserve"> PAGEREF _Toc223912593 \h </w:instrText>
-            </w:r>
-            <w:r>
-              <w:rPr>
-                <w:noProof/>
-                <w:webHidden/>
-              </w:rPr>
-            </w:r>
-            <w:r>
-              <w:rPr>
-                <w:noProof/>
-                <w:webHidden/>
-              </w:rPr>
-              <w:fldChar w:fldCharType="separate"/>
-            </w:r>
-            <w:r>
-              <w:rPr>
-                <w:noProof/>
-                <w:webHidden/>
-              </w:rPr>
-              <w:t>4</w:t>
+              <w:t>3</w:t>
             </w:r>
             <w:r>
               <w:rPr>
@@ -1329,7 +954,6 @@
               <w:tab w:val="left" w:pos="960"/>
               <w:tab w:val="right" w:leader="dot" w:pos="9350"/>
             </w:tabs>
-            <w:spacing w:after="0" w:line="276" w:lineRule="auto"/>
             <w:rPr>
               <w:rFonts w:asciiTheme="minorHAnsi" w:eastAsiaTheme="minorEastAsia" w:hAnsiTheme="minorHAnsi" w:cstheme="minorBidi"/>
               <w:noProof/>
@@ -1337,7 +961,7 @@
               <w14:ligatures w14:val="standardContextual"/>
             </w:rPr>
           </w:pPr>
-          <w:hyperlink w:anchor="_Toc223912594" w:history="1">
+          <w:hyperlink w:anchor="_Toc224085512" w:history="1">
             <w:r>
               <w:rPr>
                 <w:rStyle w:val="Hyperlink"/>
@@ -1384,7 +1008,7 @@
                 <w:noProof/>
                 <w:webHidden/>
               </w:rPr>
-              <w:instrText xml:space="preserve"> PAGEREF _Toc223912594 \h </w:instrText>
+              <w:instrText xml:space="preserve"> PAGEREF _Toc224085512 \h </w:instrText>
             </w:r>
             <w:r>
               <w:rPr>
@@ -1404,229 +1028,7 @@
                 <w:noProof/>
                 <w:webHidden/>
               </w:rPr>
-              <w:t>5</w:t>
-            </w:r>
-            <w:r>
-              <w:rPr>
-                <w:noProof/>
-                <w:webHidden/>
-              </w:rPr>
-              <w:fldChar w:fldCharType="end"/>
-            </w:r>
-          </w:hyperlink>
-        </w:p>
-        <w:p>
-          <w:pPr>
-            <w:pStyle w:val="TOC3"/>
-            <w:tabs>
-              <w:tab w:val="right" w:leader="dot" w:pos="9350"/>
-            </w:tabs>
-            <w:spacing w:after="0" w:line="276" w:lineRule="auto"/>
-            <w:rPr>
-              <w:rFonts w:asciiTheme="minorHAnsi" w:eastAsiaTheme="minorEastAsia" w:hAnsiTheme="minorHAnsi" w:cstheme="minorBidi"/>
-              <w:noProof/>
-              <w:kern w:val="2"/>
-              <w14:ligatures w14:val="standardContextual"/>
-            </w:rPr>
-          </w:pPr>
-          <w:hyperlink w:anchor="_Toc223912595" w:history="1">
-            <w:r>
-              <w:rPr>
-                <w:rStyle w:val="Hyperlink"/>
-                <w:b/>
-                <w:bCs/>
-                <w:noProof/>
-              </w:rPr>
-              <w:t>Why this was researched</w:t>
-            </w:r>
-            <w:r>
-              <w:rPr>
-                <w:noProof/>
-                <w:webHidden/>
-              </w:rPr>
-              <w:tab/>
-            </w:r>
-            <w:r>
-              <w:rPr>
-                <w:noProof/>
-                <w:webHidden/>
-              </w:rPr>
-              <w:fldChar w:fldCharType="begin"/>
-            </w:r>
-            <w:r>
-              <w:rPr>
-                <w:noProof/>
-                <w:webHidden/>
-              </w:rPr>
-              <w:instrText xml:space="preserve"> PAGEREF _Toc223912595 \h </w:instrText>
-            </w:r>
-            <w:r>
-              <w:rPr>
-                <w:noProof/>
-                <w:webHidden/>
-              </w:rPr>
-            </w:r>
-            <w:r>
-              <w:rPr>
-                <w:noProof/>
-                <w:webHidden/>
-              </w:rPr>
-              <w:fldChar w:fldCharType="separate"/>
-            </w:r>
-            <w:r>
-              <w:rPr>
-                <w:noProof/>
-                <w:webHidden/>
-              </w:rPr>
-              <w:t>5</w:t>
-            </w:r>
-            <w:r>
-              <w:rPr>
-                <w:noProof/>
-                <w:webHidden/>
-              </w:rPr>
-              <w:fldChar w:fldCharType="end"/>
-            </w:r>
-          </w:hyperlink>
-        </w:p>
-        <w:p>
-          <w:pPr>
-            <w:pStyle w:val="TOC3"/>
-            <w:tabs>
-              <w:tab w:val="right" w:leader="dot" w:pos="9350"/>
-            </w:tabs>
-            <w:spacing w:after="0" w:line="276" w:lineRule="auto"/>
-            <w:rPr>
-              <w:rFonts w:asciiTheme="minorHAnsi" w:eastAsiaTheme="minorEastAsia" w:hAnsiTheme="minorHAnsi" w:cstheme="minorBidi"/>
-              <w:noProof/>
-              <w:kern w:val="2"/>
-              <w14:ligatures w14:val="standardContextual"/>
-            </w:rPr>
-          </w:pPr>
-          <w:hyperlink w:anchor="_Toc223912596" w:history="1">
-            <w:r>
-              <w:rPr>
-                <w:rStyle w:val="Hyperlink"/>
-                <w:b/>
-                <w:bCs/>
-                <w:noProof/>
-              </w:rPr>
-              <w:t>What was found</w:t>
-            </w:r>
-            <w:r>
-              <w:rPr>
-                <w:noProof/>
-                <w:webHidden/>
-              </w:rPr>
-              <w:tab/>
-            </w:r>
-            <w:r>
-              <w:rPr>
-                <w:noProof/>
-                <w:webHidden/>
-              </w:rPr>
-              <w:fldChar w:fldCharType="begin"/>
-            </w:r>
-            <w:r>
-              <w:rPr>
-                <w:noProof/>
-                <w:webHidden/>
-              </w:rPr>
-              <w:instrText xml:space="preserve"> PAGEREF _Toc223912596 \h </w:instrText>
-            </w:r>
-            <w:r>
-              <w:rPr>
-                <w:noProof/>
-                <w:webHidden/>
-              </w:rPr>
-            </w:r>
-            <w:r>
-              <w:rPr>
-                <w:noProof/>
-                <w:webHidden/>
-              </w:rPr>
-              <w:fldChar w:fldCharType="separate"/>
-            </w:r>
-            <w:r>
-              <w:rPr>
-                <w:noProof/>
-                <w:webHidden/>
-              </w:rPr>
-              <w:t>5</w:t>
-            </w:r>
-            <w:r>
-              <w:rPr>
-                <w:noProof/>
-                <w:webHidden/>
-              </w:rPr>
-              <w:fldChar w:fldCharType="end"/>
-            </w:r>
-          </w:hyperlink>
-        </w:p>
-        <w:p>
-          <w:pPr>
-            <w:pStyle w:val="TOC3"/>
-            <w:tabs>
-              <w:tab w:val="right" w:leader="dot" w:pos="9350"/>
-            </w:tabs>
-            <w:spacing w:after="0" w:line="276" w:lineRule="auto"/>
-            <w:rPr>
-              <w:rFonts w:asciiTheme="minorHAnsi" w:eastAsiaTheme="minorEastAsia" w:hAnsiTheme="minorHAnsi" w:cstheme="minorBidi"/>
-              <w:noProof/>
-              <w:kern w:val="2"/>
-              <w14:ligatures w14:val="standardContextual"/>
-            </w:rPr>
-          </w:pPr>
-          <w:hyperlink w:anchor="_Toc223912597" w:history="1">
-            <w:r>
-              <w:rPr>
-                <w:rStyle w:val="Hyperlink"/>
-                <w:b/>
-                <w:bCs/>
-                <w:noProof/>
-              </w:rPr>
-              <w:t>Decisions for this project</w:t>
-            </w:r>
-            <w:r>
-              <w:rPr>
-                <w:noProof/>
-                <w:webHidden/>
-              </w:rPr>
-              <w:tab/>
-            </w:r>
-            <w:r>
-              <w:rPr>
-                <w:noProof/>
-                <w:webHidden/>
-              </w:rPr>
-              <w:fldChar w:fldCharType="begin"/>
-            </w:r>
-            <w:r>
-              <w:rPr>
-                <w:noProof/>
-                <w:webHidden/>
-              </w:rPr>
-              <w:instrText xml:space="preserve"> PAGEREF _Toc223912597 \h </w:instrText>
-            </w:r>
-            <w:r>
-              <w:rPr>
-                <w:noProof/>
-                <w:webHidden/>
-              </w:rPr>
-            </w:r>
-            <w:r>
-              <w:rPr>
-                <w:noProof/>
-                <w:webHidden/>
-              </w:rPr>
-              <w:fldChar w:fldCharType="separate"/>
-            </w:r>
-            <w:r>
-              <w:rPr>
-                <w:noProof/>
-                <w:webHidden/>
-              </w:rPr>
-              <w:t>5</w:t>
+              <w:t>4</w:t>
             </w:r>
             <w:r>
               <w:rPr>
@@ -1644,7 +1046,6 @@
               <w:tab w:val="left" w:pos="960"/>
               <w:tab w:val="right" w:leader="dot" w:pos="9350"/>
             </w:tabs>
-            <w:spacing w:after="0" w:line="276" w:lineRule="auto"/>
             <w:rPr>
               <w:rFonts w:asciiTheme="minorHAnsi" w:eastAsiaTheme="minorEastAsia" w:hAnsiTheme="minorHAnsi" w:cstheme="minorBidi"/>
               <w:noProof/>
@@ -1652,7 +1053,7 @@
               <w14:ligatures w14:val="standardContextual"/>
             </w:rPr>
           </w:pPr>
-          <w:hyperlink w:anchor="_Toc223912598" w:history="1">
+          <w:hyperlink w:anchor="_Toc224085513" w:history="1">
             <w:r>
               <w:rPr>
                 <w:rStyle w:val="Hyperlink"/>
@@ -1699,7 +1100,7 @@
                 <w:noProof/>
                 <w:webHidden/>
               </w:rPr>
-              <w:instrText xml:space="preserve"> PAGEREF _Toc223912598 \h </w:instrText>
+              <w:instrText xml:space="preserve"> PAGEREF _Toc224085513 \h </w:instrText>
             </w:r>
             <w:r>
               <w:rPr>
@@ -1719,155 +1120,7 @@
                 <w:noProof/>
                 <w:webHidden/>
               </w:rPr>
-              <w:t>5</w:t>
-            </w:r>
-            <w:r>
-              <w:rPr>
-                <w:noProof/>
-                <w:webHidden/>
-              </w:rPr>
-              <w:fldChar w:fldCharType="end"/>
-            </w:r>
-          </w:hyperlink>
-        </w:p>
-        <w:p>
-          <w:pPr>
-            <w:pStyle w:val="TOC3"/>
-            <w:tabs>
-              <w:tab w:val="right" w:leader="dot" w:pos="9350"/>
-            </w:tabs>
-            <w:spacing w:after="0" w:line="276" w:lineRule="auto"/>
-            <w:rPr>
-              <w:rFonts w:asciiTheme="minorHAnsi" w:eastAsiaTheme="minorEastAsia" w:hAnsiTheme="minorHAnsi" w:cstheme="minorBidi"/>
-              <w:noProof/>
-              <w:kern w:val="2"/>
-              <w14:ligatures w14:val="standardContextual"/>
-            </w:rPr>
-          </w:pPr>
-          <w:hyperlink w:anchor="_Toc223912599" w:history="1">
-            <w:r>
-              <w:rPr>
-                <w:rStyle w:val="Hyperlink"/>
-                <w:b/>
-                <w:bCs/>
-                <w:noProof/>
-              </w:rPr>
-              <w:t>Why this was researched</w:t>
-            </w:r>
-            <w:r>
-              <w:rPr>
-                <w:noProof/>
-                <w:webHidden/>
-              </w:rPr>
-              <w:tab/>
-            </w:r>
-            <w:r>
-              <w:rPr>
-                <w:noProof/>
-                <w:webHidden/>
-              </w:rPr>
-              <w:fldChar w:fldCharType="begin"/>
-            </w:r>
-            <w:r>
-              <w:rPr>
-                <w:noProof/>
-                <w:webHidden/>
-              </w:rPr>
-              <w:instrText xml:space="preserve"> PAGEREF _Toc223912599 \h </w:instrText>
-            </w:r>
-            <w:r>
-              <w:rPr>
-                <w:noProof/>
-                <w:webHidden/>
-              </w:rPr>
-            </w:r>
-            <w:r>
-              <w:rPr>
-                <w:noProof/>
-                <w:webHidden/>
-              </w:rPr>
-              <w:fldChar w:fldCharType="separate"/>
-            </w:r>
-            <w:r>
-              <w:rPr>
-                <w:noProof/>
-                <w:webHidden/>
-              </w:rPr>
-              <w:t>5</w:t>
-            </w:r>
-            <w:r>
-              <w:rPr>
-                <w:noProof/>
-                <w:webHidden/>
-              </w:rPr>
-              <w:fldChar w:fldCharType="end"/>
-            </w:r>
-          </w:hyperlink>
-        </w:p>
-        <w:p>
-          <w:pPr>
-            <w:pStyle w:val="TOC3"/>
-            <w:tabs>
-              <w:tab w:val="right" w:leader="dot" w:pos="9350"/>
-            </w:tabs>
-            <w:spacing w:after="0" w:line="276" w:lineRule="auto"/>
-            <w:rPr>
-              <w:rFonts w:asciiTheme="minorHAnsi" w:eastAsiaTheme="minorEastAsia" w:hAnsiTheme="minorHAnsi" w:cstheme="minorBidi"/>
-              <w:noProof/>
-              <w:kern w:val="2"/>
-              <w14:ligatures w14:val="standardContextual"/>
-            </w:rPr>
-          </w:pPr>
-          <w:hyperlink w:anchor="_Toc223912600" w:history="1">
-            <w:r>
-              <w:rPr>
-                <w:rStyle w:val="Hyperlink"/>
-                <w:b/>
-                <w:bCs/>
-                <w:noProof/>
-              </w:rPr>
-              <w:t>Derived feature set</w:t>
-            </w:r>
-            <w:r>
-              <w:rPr>
-                <w:noProof/>
-                <w:webHidden/>
-              </w:rPr>
-              <w:tab/>
-            </w:r>
-            <w:r>
-              <w:rPr>
-                <w:noProof/>
-                <w:webHidden/>
-              </w:rPr>
-              <w:fldChar w:fldCharType="begin"/>
-            </w:r>
-            <w:r>
-              <w:rPr>
-                <w:noProof/>
-                <w:webHidden/>
-              </w:rPr>
-              <w:instrText xml:space="preserve"> PAGEREF _Toc223912600 \h </w:instrText>
-            </w:r>
-            <w:r>
-              <w:rPr>
-                <w:noProof/>
-                <w:webHidden/>
-              </w:rPr>
-            </w:r>
-            <w:r>
-              <w:rPr>
-                <w:noProof/>
-                <w:webHidden/>
-              </w:rPr>
-              <w:fldChar w:fldCharType="separate"/>
-            </w:r>
-            <w:r>
-              <w:rPr>
-                <w:noProof/>
-                <w:webHidden/>
-              </w:rPr>
-              <w:t>5</w:t>
+              <w:t>4</w:t>
             </w:r>
             <w:r>
               <w:rPr>
@@ -1885,7 +1138,6 @@
               <w:tab w:val="left" w:pos="480"/>
               <w:tab w:val="right" w:leader="dot" w:pos="9350"/>
             </w:tabs>
-            <w:spacing w:before="0" w:line="276" w:lineRule="auto"/>
             <w:rPr>
               <w:rFonts w:eastAsiaTheme="minorEastAsia" w:cstheme="minorBidi"/>
               <w:b w:val="0"/>
@@ -1897,7 +1149,7 @@
               <w14:ligatures w14:val="standardContextual"/>
             </w:rPr>
           </w:pPr>
-          <w:hyperlink w:anchor="_Toc223912601" w:history="1">
+          <w:hyperlink w:anchor="_Toc224085514" w:history="1">
             <w:r>
               <w:rPr>
                 <w:rStyle w:val="Hyperlink"/>
@@ -1905,303 +1157,6 @@
                 <w:noProof/>
               </w:rPr>
               <w:t>4.</w:t>
-            </w:r>
-            <w:r>
-              <w:rPr>
-                <w:rFonts w:eastAsiaTheme="minorEastAsia" w:cstheme="minorBidi"/>
-                <w:b w:val="0"/>
-                <w:bCs w:val="0"/>
-                <w:i w:val="0"/>
-                <w:iCs w:val="0"/>
-                <w:noProof/>
-                <w:kern w:val="2"/>
-                <w14:ligatures w14:val="standardContextual"/>
-              </w:rPr>
-              <w:tab/>
-            </w:r>
-            <w:r>
-              <w:rPr>
-                <w:rStyle w:val="Hyperlink"/>
-                <w:rFonts w:ascii="Times New Roman" w:hAnsi="Times New Roman"/>
-                <w:noProof/>
-              </w:rPr>
-              <w:t>Peer Tutoring as an Educational Strategy</w:t>
-            </w:r>
-            <w:r>
-              <w:rPr>
-                <w:noProof/>
-                <w:webHidden/>
-              </w:rPr>
-              <w:tab/>
-            </w:r>
-            <w:r>
-              <w:rPr>
-                <w:noProof/>
-                <w:webHidden/>
-              </w:rPr>
-              <w:fldChar w:fldCharType="begin"/>
-            </w:r>
-            <w:r>
-              <w:rPr>
-                <w:noProof/>
-                <w:webHidden/>
-              </w:rPr>
-              <w:instrText xml:space="preserve"> PAGEREF _Toc223912601 \h </w:instrText>
-            </w:r>
-            <w:r>
-              <w:rPr>
-                <w:noProof/>
-                <w:webHidden/>
-              </w:rPr>
-            </w:r>
-            <w:r>
-              <w:rPr>
-                <w:noProof/>
-                <w:webHidden/>
-              </w:rPr>
-              <w:fldChar w:fldCharType="separate"/>
-            </w:r>
-            <w:r>
-              <w:rPr>
-                <w:noProof/>
-                <w:webHidden/>
-              </w:rPr>
-              <w:t>6</w:t>
-            </w:r>
-            <w:r>
-              <w:rPr>
-                <w:noProof/>
-                <w:webHidden/>
-              </w:rPr>
-              <w:fldChar w:fldCharType="end"/>
-            </w:r>
-          </w:hyperlink>
-        </w:p>
-        <w:p>
-          <w:pPr>
-            <w:pStyle w:val="TOC1"/>
-            <w:tabs>
-              <w:tab w:val="left" w:pos="480"/>
-              <w:tab w:val="right" w:leader="dot" w:pos="9350"/>
-            </w:tabs>
-            <w:spacing w:before="0" w:line="276" w:lineRule="auto"/>
-            <w:rPr>
-              <w:rFonts w:eastAsiaTheme="minorEastAsia" w:cstheme="minorBidi"/>
-              <w:b w:val="0"/>
-              <w:bCs w:val="0"/>
-              <w:i w:val="0"/>
-              <w:iCs w:val="0"/>
-              <w:noProof/>
-              <w:kern w:val="2"/>
-              <w14:ligatures w14:val="standardContextual"/>
-            </w:rPr>
-          </w:pPr>
-          <w:hyperlink w:anchor="_Toc223912602" w:history="1">
-            <w:r>
-              <w:rPr>
-                <w:rStyle w:val="Hyperlink"/>
-                <w:rFonts w:ascii="Times New Roman" w:hAnsi="Times New Roman"/>
-                <w:noProof/>
-              </w:rPr>
-              <w:t>5.</w:t>
-            </w:r>
-            <w:r>
-              <w:rPr>
-                <w:rFonts w:eastAsiaTheme="minorEastAsia" w:cstheme="minorBidi"/>
-                <w:b w:val="0"/>
-                <w:bCs w:val="0"/>
-                <w:i w:val="0"/>
-                <w:iCs w:val="0"/>
-                <w:noProof/>
-                <w:kern w:val="2"/>
-                <w14:ligatures w14:val="standardContextual"/>
-              </w:rPr>
-              <w:tab/>
-            </w:r>
-            <w:r>
-              <w:rPr>
-                <w:rStyle w:val="Hyperlink"/>
-                <w:rFonts w:ascii="Times New Roman" w:hAnsi="Times New Roman"/>
-                <w:noProof/>
-              </w:rPr>
-              <w:t>Online and Web-Based Peer Tutoring Platforms</w:t>
-            </w:r>
-            <w:r>
-              <w:rPr>
-                <w:noProof/>
-                <w:webHidden/>
-              </w:rPr>
-              <w:tab/>
-            </w:r>
-            <w:r>
-              <w:rPr>
-                <w:noProof/>
-                <w:webHidden/>
-              </w:rPr>
-              <w:fldChar w:fldCharType="begin"/>
-            </w:r>
-            <w:r>
-              <w:rPr>
-                <w:noProof/>
-                <w:webHidden/>
-              </w:rPr>
-              <w:instrText xml:space="preserve"> PAGEREF _Toc223912602 \h </w:instrText>
-            </w:r>
-            <w:r>
-              <w:rPr>
-                <w:noProof/>
-                <w:webHidden/>
-              </w:rPr>
-            </w:r>
-            <w:r>
-              <w:rPr>
-                <w:noProof/>
-                <w:webHidden/>
-              </w:rPr>
-              <w:fldChar w:fldCharType="separate"/>
-            </w:r>
-            <w:r>
-              <w:rPr>
-                <w:noProof/>
-                <w:webHidden/>
-              </w:rPr>
-              <w:t>7</w:t>
-            </w:r>
-            <w:r>
-              <w:rPr>
-                <w:noProof/>
-                <w:webHidden/>
-              </w:rPr>
-              <w:fldChar w:fldCharType="end"/>
-            </w:r>
-          </w:hyperlink>
-        </w:p>
-        <w:p>
-          <w:pPr>
-            <w:pStyle w:val="TOC1"/>
-            <w:tabs>
-              <w:tab w:val="left" w:pos="480"/>
-              <w:tab w:val="right" w:leader="dot" w:pos="9350"/>
-            </w:tabs>
-            <w:spacing w:before="0" w:line="276" w:lineRule="auto"/>
-            <w:rPr>
-              <w:rFonts w:eastAsiaTheme="minorEastAsia" w:cstheme="minorBidi"/>
-              <w:b w:val="0"/>
-              <w:bCs w:val="0"/>
-              <w:i w:val="0"/>
-              <w:iCs w:val="0"/>
-              <w:noProof/>
-              <w:kern w:val="2"/>
-              <w14:ligatures w14:val="standardContextual"/>
-            </w:rPr>
-          </w:pPr>
-          <w:hyperlink w:anchor="_Toc223912603" w:history="1">
-            <w:r>
-              <w:rPr>
-                <w:rStyle w:val="Hyperlink"/>
-                <w:rFonts w:ascii="Times New Roman" w:hAnsi="Times New Roman"/>
-                <w:noProof/>
-              </w:rPr>
-              <w:t>6.</w:t>
-            </w:r>
-            <w:r>
-              <w:rPr>
-                <w:rFonts w:eastAsiaTheme="minorEastAsia" w:cstheme="minorBidi"/>
-                <w:b w:val="0"/>
-                <w:bCs w:val="0"/>
-                <w:i w:val="0"/>
-                <w:iCs w:val="0"/>
-                <w:noProof/>
-                <w:kern w:val="2"/>
-                <w14:ligatures w14:val="standardContextual"/>
-              </w:rPr>
-              <w:tab/>
-            </w:r>
-            <w:r>
-              <w:rPr>
-                <w:rStyle w:val="Hyperlink"/>
-                <w:rFonts w:ascii="Times New Roman" w:hAnsi="Times New Roman"/>
-                <w:noProof/>
-              </w:rPr>
-              <w:t>Design Implications for the Proposed Platform</w:t>
-            </w:r>
-            <w:r>
-              <w:rPr>
-                <w:noProof/>
-                <w:webHidden/>
-              </w:rPr>
-              <w:tab/>
-            </w:r>
-            <w:r>
-              <w:rPr>
-                <w:noProof/>
-                <w:webHidden/>
-              </w:rPr>
-              <w:fldChar w:fldCharType="begin"/>
-            </w:r>
-            <w:r>
-              <w:rPr>
-                <w:noProof/>
-                <w:webHidden/>
-              </w:rPr>
-              <w:instrText xml:space="preserve"> PAGEREF _Toc223912603 \h </w:instrText>
-            </w:r>
-            <w:r>
-              <w:rPr>
-                <w:noProof/>
-                <w:webHidden/>
-              </w:rPr>
-            </w:r>
-            <w:r>
-              <w:rPr>
-                <w:noProof/>
-                <w:webHidden/>
-              </w:rPr>
-              <w:fldChar w:fldCharType="separate"/>
-            </w:r>
-            <w:r>
-              <w:rPr>
-                <w:noProof/>
-                <w:webHidden/>
-              </w:rPr>
-              <w:t>8</w:t>
-            </w:r>
-            <w:r>
-              <w:rPr>
-                <w:noProof/>
-                <w:webHidden/>
-              </w:rPr>
-              <w:fldChar w:fldCharType="end"/>
-            </w:r>
-          </w:hyperlink>
-        </w:p>
-        <w:p>
-          <w:pPr>
-            <w:pStyle w:val="TOC1"/>
-            <w:tabs>
-              <w:tab w:val="left" w:pos="480"/>
-              <w:tab w:val="right" w:leader="dot" w:pos="9350"/>
-            </w:tabs>
-            <w:spacing w:before="0" w:line="276" w:lineRule="auto"/>
-            <w:rPr>
-              <w:rFonts w:eastAsiaTheme="minorEastAsia" w:cstheme="minorBidi"/>
-              <w:b w:val="0"/>
-              <w:bCs w:val="0"/>
-              <w:i w:val="0"/>
-              <w:iCs w:val="0"/>
-              <w:noProof/>
-              <w:kern w:val="2"/>
-              <w14:ligatures w14:val="standardContextual"/>
-            </w:rPr>
-          </w:pPr>
-          <w:hyperlink w:anchor="_Toc223912604" w:history="1">
-            <w:r>
-              <w:rPr>
-                <w:rStyle w:val="Hyperlink"/>
-                <w:rFonts w:ascii="Times New Roman" w:hAnsi="Times New Roman"/>
-                <w:noProof/>
-              </w:rPr>
-              <w:t>7.</w:t>
             </w:r>
             <w:r>
               <w:rPr>
@@ -2243,7 +1198,7 @@
                 <w:noProof/>
                 <w:webHidden/>
               </w:rPr>
-              <w:instrText xml:space="preserve"> PAGEREF _Toc223912604 \h </w:instrText>
+              <w:instrText xml:space="preserve"> PAGEREF _Toc224085514 \h </w:instrText>
             </w:r>
             <w:r>
               <w:rPr>
@@ -2263,7 +1218,7 @@
                 <w:noProof/>
                 <w:webHidden/>
               </w:rPr>
-              <w:t>10</w:t>
+              <w:t>5</w:t>
             </w:r>
             <w:r>
               <w:rPr>
@@ -2281,7 +1236,6 @@
               <w:tab w:val="left" w:pos="480"/>
               <w:tab w:val="right" w:leader="dot" w:pos="9350"/>
             </w:tabs>
-            <w:spacing w:before="0" w:line="276" w:lineRule="auto"/>
             <w:rPr>
               <w:rFonts w:eastAsiaTheme="minorEastAsia" w:cstheme="minorBidi"/>
               <w:b w:val="0"/>
@@ -2293,14 +1247,14 @@
               <w14:ligatures w14:val="standardContextual"/>
             </w:rPr>
           </w:pPr>
-          <w:hyperlink w:anchor="_Toc223912605" w:history="1">
+          <w:hyperlink w:anchor="_Toc224085515" w:history="1">
             <w:r>
               <w:rPr>
                 <w:rStyle w:val="Hyperlink"/>
                 <w:rFonts w:ascii="Times New Roman" w:hAnsi="Times New Roman"/>
                 <w:noProof/>
               </w:rPr>
-              <w:t>8.</w:t>
+              <w:t>5.</w:t>
             </w:r>
             <w:r>
               <w:rPr>
@@ -2342,7 +1296,7 @@
                 <w:noProof/>
                 <w:webHidden/>
               </w:rPr>
-              <w:instrText xml:space="preserve"> PAGEREF _Toc223912605 \h </w:instrText>
+              <w:instrText xml:space="preserve"> PAGEREF _Toc224085515 \h </w:instrText>
             </w:r>
             <w:r>
               <w:rPr>
@@ -2362,7 +1316,7 @@
                 <w:noProof/>
                 <w:webHidden/>
               </w:rPr>
-              <w:t>10</w:t>
+              <w:t>5</w:t>
             </w:r>
             <w:r>
               <w:rPr>
@@ -2380,7 +1334,6 @@
               <w:tab w:val="left" w:pos="480"/>
               <w:tab w:val="right" w:leader="dot" w:pos="9350"/>
             </w:tabs>
-            <w:spacing w:before="0" w:line="276" w:lineRule="auto"/>
             <w:rPr>
               <w:rFonts w:eastAsiaTheme="minorEastAsia" w:cstheme="minorBidi"/>
               <w:b w:val="0"/>
@@ -2392,14 +1345,14 @@
               <w14:ligatures w14:val="standardContextual"/>
             </w:rPr>
           </w:pPr>
-          <w:hyperlink w:anchor="_Toc223912606" w:history="1">
+          <w:hyperlink w:anchor="_Toc224085516" w:history="1">
             <w:r>
               <w:rPr>
                 <w:rStyle w:val="Hyperlink"/>
                 <w:rFonts w:ascii="Times New Roman" w:hAnsi="Times New Roman"/>
                 <w:noProof/>
               </w:rPr>
-              <w:t>9.</w:t>
+              <w:t>6.</w:t>
             </w:r>
             <w:r>
               <w:rPr>
@@ -2441,7 +1394,7 @@
                 <w:noProof/>
                 <w:webHidden/>
               </w:rPr>
-              <w:instrText xml:space="preserve"> PAGEREF _Toc223912606 \h </w:instrText>
+              <w:instrText xml:space="preserve"> PAGEREF _Toc224085516 \h </w:instrText>
             </w:r>
             <w:r>
               <w:rPr>
@@ -2461,7 +1414,7 @@
                 <w:noProof/>
                 <w:webHidden/>
               </w:rPr>
-              <w:t>11</w:t>
+              <w:t>5</w:t>
             </w:r>
             <w:r>
               <w:rPr>
@@ -2476,10 +1429,9 @@
           <w:pPr>
             <w:pStyle w:val="TOC1"/>
             <w:tabs>
-              <w:tab w:val="left" w:pos="720"/>
+              <w:tab w:val="left" w:pos="480"/>
               <w:tab w:val="right" w:leader="dot" w:pos="9350"/>
             </w:tabs>
-            <w:spacing w:before="0" w:line="276" w:lineRule="auto"/>
             <w:rPr>
               <w:rFonts w:eastAsiaTheme="minorEastAsia" w:cstheme="minorBidi"/>
               <w:b w:val="0"/>
@@ -2491,14 +1443,14 @@
               <w14:ligatures w14:val="standardContextual"/>
             </w:rPr>
           </w:pPr>
-          <w:hyperlink w:anchor="_Toc223912607" w:history="1">
+          <w:hyperlink w:anchor="_Toc224085517" w:history="1">
             <w:r>
               <w:rPr>
                 <w:rStyle w:val="Hyperlink"/>
                 <w:rFonts w:ascii="Times New Roman" w:hAnsi="Times New Roman"/>
                 <w:noProof/>
               </w:rPr>
-              <w:t>10.</w:t>
+              <w:t>7.</w:t>
             </w:r>
             <w:r>
               <w:rPr>
@@ -2540,7 +1492,7 @@
                 <w:noProof/>
                 <w:webHidden/>
               </w:rPr>
-              <w:instrText xml:space="preserve"> PAGEREF _Toc223912607 \h </w:instrText>
+              <w:instrText xml:space="preserve"> PAGEREF _Toc224085517 \h </w:instrText>
             </w:r>
             <w:r>
               <w:rPr>
@@ -2560,7 +1512,7 @@
                 <w:noProof/>
                 <w:webHidden/>
               </w:rPr>
-              <w:t>11</w:t>
+              <w:t>6</w:t>
             </w:r>
             <w:r>
               <w:rPr>
@@ -2575,10 +1527,9 @@
           <w:pPr>
             <w:pStyle w:val="TOC1"/>
             <w:tabs>
-              <w:tab w:val="left" w:pos="720"/>
+              <w:tab w:val="left" w:pos="480"/>
               <w:tab w:val="right" w:leader="dot" w:pos="9350"/>
             </w:tabs>
-            <w:spacing w:before="0" w:line="276" w:lineRule="auto"/>
             <w:rPr>
               <w:rFonts w:eastAsiaTheme="minorEastAsia" w:cstheme="minorBidi"/>
               <w:b w:val="0"/>
@@ -2590,14 +1541,14 @@
               <w14:ligatures w14:val="standardContextual"/>
             </w:rPr>
           </w:pPr>
-          <w:hyperlink w:anchor="_Toc223912608" w:history="1">
+          <w:hyperlink w:anchor="_Toc224085518" w:history="1">
             <w:r>
               <w:rPr>
                 <w:rStyle w:val="Hyperlink"/>
                 <w:rFonts w:ascii="Times New Roman" w:hAnsi="Times New Roman"/>
                 <w:noProof/>
               </w:rPr>
-              <w:t>11.</w:t>
+              <w:t>8.</w:t>
             </w:r>
             <w:r>
               <w:rPr>
@@ -2639,7 +1590,7 @@
                 <w:noProof/>
                 <w:webHidden/>
               </w:rPr>
-              <w:instrText xml:space="preserve"> PAGEREF _Toc223912608 \h </w:instrText>
+              <w:instrText xml:space="preserve"> PAGEREF _Toc224085518 \h </w:instrText>
             </w:r>
             <w:r>
               <w:rPr>
@@ -2659,106 +1610,7 @@
                 <w:noProof/>
                 <w:webHidden/>
               </w:rPr>
-              <w:t>12</w:t>
-            </w:r>
-            <w:r>
-              <w:rPr>
-                <w:noProof/>
-                <w:webHidden/>
-              </w:rPr>
-              <w:fldChar w:fldCharType="end"/>
-            </w:r>
-          </w:hyperlink>
-        </w:p>
-        <w:p>
-          <w:pPr>
-            <w:pStyle w:val="TOC1"/>
-            <w:tabs>
-              <w:tab w:val="left" w:pos="720"/>
-              <w:tab w:val="right" w:leader="dot" w:pos="9350"/>
-            </w:tabs>
-            <w:spacing w:before="0" w:line="276" w:lineRule="auto"/>
-            <w:rPr>
-              <w:rFonts w:eastAsiaTheme="minorEastAsia" w:cstheme="minorBidi"/>
-              <w:b w:val="0"/>
-              <w:bCs w:val="0"/>
-              <w:i w:val="0"/>
-              <w:iCs w:val="0"/>
-              <w:noProof/>
-              <w:kern w:val="2"/>
-              <w14:ligatures w14:val="standardContextual"/>
-            </w:rPr>
-          </w:pPr>
-          <w:hyperlink w:anchor="_Toc223912609" w:history="1">
-            <w:r>
-              <w:rPr>
-                <w:rStyle w:val="Hyperlink"/>
-                <w:rFonts w:ascii="Times New Roman" w:hAnsi="Times New Roman"/>
-                <w:noProof/>
-              </w:rPr>
-              <w:t>12.</w:t>
-            </w:r>
-            <w:r>
-              <w:rPr>
-                <w:rFonts w:eastAsiaTheme="minorEastAsia" w:cstheme="minorBidi"/>
-                <w:b w:val="0"/>
-                <w:bCs w:val="0"/>
-                <w:i w:val="0"/>
-                <w:iCs w:val="0"/>
-                <w:noProof/>
-                <w:kern w:val="2"/>
-                <w14:ligatures w14:val="standardContextual"/>
-              </w:rPr>
-              <w:tab/>
-            </w:r>
-            <w:r>
-              <w:rPr>
-                <w:rStyle w:val="Hyperlink"/>
-                <w:rFonts w:ascii="Times New Roman" w:hAnsi="Times New Roman"/>
-                <w:noProof/>
-              </w:rPr>
-              <w:t>Appendix</w:t>
-            </w:r>
-            <w:r>
-              <w:rPr>
-                <w:noProof/>
-                <w:webHidden/>
-              </w:rPr>
-              <w:tab/>
-            </w:r>
-            <w:r>
-              <w:rPr>
-                <w:noProof/>
-                <w:webHidden/>
-              </w:rPr>
-              <w:fldChar w:fldCharType="begin"/>
-            </w:r>
-            <w:r>
-              <w:rPr>
-                <w:noProof/>
-                <w:webHidden/>
-              </w:rPr>
-              <w:instrText xml:space="preserve"> PAGEREF _Toc223912609 \h </w:instrText>
-            </w:r>
-            <w:r>
-              <w:rPr>
-                <w:noProof/>
-                <w:webHidden/>
-              </w:rPr>
-            </w:r>
-            <w:r>
-              <w:rPr>
-                <w:noProof/>
-                <w:webHidden/>
-              </w:rPr>
-              <w:fldChar w:fldCharType="separate"/>
-            </w:r>
-            <w:r>
-              <w:rPr>
-                <w:noProof/>
-                <w:webHidden/>
-              </w:rPr>
-              <w:t>14</w:t>
+              <w:t>6</w:t>
             </w:r>
             <w:r>
               <w:rPr>
@@ -2819,10 +1671,9 @@
           <w:color w:val="000000" w:themeColor="text1"/>
           <w:sz w:val="32"/>
           <w:szCs w:val="32"/>
-          <w:highlight w:val="green"/>
-        </w:rPr>
-      </w:pPr>
-      <w:bookmarkStart w:id="0" w:name="_Toc223912584"/>
+        </w:rPr>
+      </w:pPr>
+      <w:bookmarkStart w:id="0" w:name="_Toc224085507"/>
       <w:r>
         <w:rPr>
           <w:rFonts w:ascii="Times New Roman" w:hAnsi="Times New Roman" w:cs="Times New Roman"/>
@@ -2831,7 +1682,6 @@
           <w:color w:val="000000" w:themeColor="text1"/>
           <w:sz w:val="32"/>
           <w:szCs w:val="32"/>
-          <w:highlight w:val="green"/>
         </w:rPr>
         <w:lastRenderedPageBreak/>
         <w:t>Abstract</w:t>
@@ -2883,14 +1733,12 @@
       <w:r>
         <w:t xml:space="preserve"> </w:t>
       </w:r>
-      <w:proofErr w:type="gramStart"/>
       <w:r>
         <w:t>and</w:t>
       </w:r>
       <w:r>
-        <w:t xml:space="preserve"> ,most</w:t>
-      </w:r>
-      <w:proofErr w:type="gramEnd"/>
+        <w:t>, most</w:t>
+      </w:r>
       <w:r>
         <w:t xml:space="preserve"> importantly, </w:t>
       </w:r>
@@ -3023,10 +1871,9 @@
           <w:color w:val="000000" w:themeColor="text1"/>
           <w:sz w:val="32"/>
           <w:szCs w:val="32"/>
-          <w:highlight w:val="green"/>
-        </w:rPr>
-      </w:pPr>
-      <w:bookmarkStart w:id="1" w:name="_Toc223912585"/>
+        </w:rPr>
+      </w:pPr>
+      <w:bookmarkStart w:id="1" w:name="_Toc224085508"/>
       <w:r>
         <w:rPr>
           <w:rFonts w:ascii="Times New Roman" w:hAnsi="Times New Roman" w:cs="Times New Roman"/>
@@ -3035,7 +1882,6 @@
           <w:color w:val="000000" w:themeColor="text1"/>
           <w:sz w:val="32"/>
           <w:szCs w:val="32"/>
-          <w:highlight w:val="green"/>
         </w:rPr>
         <w:t>Introduction</w:t>
       </w:r>
@@ -3048,7 +1894,6 @@
           <w:color w:val="000000" w:themeColor="text1"/>
           <w:sz w:val="32"/>
           <w:szCs w:val="32"/>
-          <w:highlight w:val="green"/>
         </w:rPr>
         <w:t xml:space="preserve"> </w:t>
       </w:r>
@@ -3058,7 +1903,13 @@
         <w:jc w:val="both"/>
       </w:pPr>
       <w:r>
-        <w:t xml:space="preserve">Undergraduate students, especially first-year students, often struggle with learning complicated academic content. Although formal assistance is available to the student through lectures, tutorials and consultations provided by higher education institutions, the growing numbers of students may limit one-to-one sessions and delay feedback timelines. Research shows that student engagement and perceptions of academic support have a significant impact on retention and academic performance (Tinto, 2014; Krause and Coates, 2008). Peer-assisted learning allows students who come from similar background to collaborate and help each other. Another research suggests that peer tutoring improves the performance, confidence and communication skills of both tutor and tutee (Topping, 2002). Motivation, self-efficacy and help-seeking </w:t>
+        <w:t xml:space="preserve">Undergraduate students, especially first-year students, often struggle with learning complicated academic content. Although formal assistance is available to the student through lectures, tutorials and consultations provided by higher education institutions, the growing numbers of students may limit one-to-one sessions and delay feedback timelines. Research shows that student engagement and perceptions of academic support have a significant impact on retention and academic performance (Tinto, 2014; Krause and Coates, 2008). Peer-assisted learning allows students who come from similar background to collaborate and help each other. </w:t>
+      </w:r>
+      <w:r>
+        <w:t>R</w:t>
+      </w:r>
+      <w:r>
+        <w:t xml:space="preserve">esearch suggests that peer tutoring improves the performance, confidence and communication skills of both tutor and tutee (Topping, 2002). Motivation, self-efficacy and help-seeking </w:t>
       </w:r>
       <w:proofErr w:type="spellStart"/>
       <w:r>
@@ -3101,7 +1952,7 @@
           <w:szCs w:val="32"/>
         </w:rPr>
       </w:pPr>
-      <w:bookmarkStart w:id="2" w:name="_Toc223912586"/>
+      <w:bookmarkStart w:id="2" w:name="_Toc224085509"/>
       <w:r>
         <w:rPr>
           <w:rFonts w:ascii="Times New Roman" w:hAnsi="Times New Roman" w:cs="Times New Roman"/>
@@ -3131,7 +1982,7 @@
           <w:color w:val="000000" w:themeColor="text1"/>
         </w:rPr>
       </w:pPr>
-      <w:bookmarkStart w:id="3" w:name="_Toc223912587"/>
+      <w:bookmarkStart w:id="3" w:name="_Toc224085510"/>
       <w:r>
         <w:rPr>
           <w:rFonts w:ascii="Times New Roman" w:hAnsi="Times New Roman" w:cs="Times New Roman"/>
@@ -3238,7 +2089,7 @@
           <w:color w:val="000000" w:themeColor="text1"/>
         </w:rPr>
       </w:pPr>
-      <w:bookmarkStart w:id="4" w:name="_Toc223912591"/>
+      <w:bookmarkStart w:id="4" w:name="_Toc224085511"/>
       <w:r>
         <w:rPr>
           <w:rFonts w:ascii="Times New Roman" w:hAnsi="Times New Roman" w:cs="Times New Roman"/>
@@ -3278,7 +2129,7 @@
           <w:rFonts w:ascii="Times New Roman" w:hAnsi="Times New Roman" w:cs="Times New Roman"/>
           <w:color w:val="000000" w:themeColor="text1"/>
         </w:rPr>
-        <w:t xml:space="preserve">Fernández-Martín et al. (2022) reported statistically significant improvements in indicators of self-regulated learning (e.g., metacognitive self-regulation and time/environment management) for participants in a structured </w:t>
+        <w:t xml:space="preserve">Fernández-Martín et al. (2022) reported statistically significant improvements in indicators of self-regulated learning (e.g., metacognitive self-regulation and environment management) for participants in a structured peer </w:t>
       </w:r>
       <w:r>
         <w:rPr>
@@ -3286,7 +2137,7 @@
           <w:color w:val="000000" w:themeColor="text1"/>
         </w:rPr>
         <w:lastRenderedPageBreak/>
-        <w:t>peer tutoring program</w:t>
+        <w:t>tutoring program</w:t>
       </w:r>
       <w:r>
         <w:rPr>
@@ -3314,7 +2165,6 @@
       <w:pPr>
         <w:pStyle w:val="BodyText"/>
         <w:spacing w:before="0" w:after="0"/>
-        <w:jc w:val="both"/>
         <w:rPr>
           <w:rFonts w:ascii="Times New Roman" w:hAnsi="Times New Roman" w:cs="Times New Roman"/>
           <w:color w:val="000000" w:themeColor="text1"/>
@@ -3461,7 +2311,21 @@
           <w:rFonts w:ascii="Times New Roman" w:hAnsi="Times New Roman" w:cs="Times New Roman"/>
           <w:color w:val="000000" w:themeColor="text1"/>
         </w:rPr>
-        <w:t>rather than purely informal messaging. (</w:t>
+        <w:t>rather than purely informal messaging</w:t>
+      </w:r>
+      <w:r>
+        <w:rPr>
+          <w:rFonts w:ascii="Times New Roman" w:hAnsi="Times New Roman" w:cs="Times New Roman"/>
+          <w:color w:val="000000" w:themeColor="text1"/>
+        </w:rPr>
+        <w:t xml:space="preserve"> </w:t>
+      </w:r>
+      <w:r>
+        <w:rPr>
+          <w:rFonts w:ascii="Times New Roman" w:hAnsi="Times New Roman" w:cs="Times New Roman"/>
+          <w:color w:val="000000" w:themeColor="text1"/>
+        </w:rPr>
+        <w:t>(</w:t>
       </w:r>
       <w:proofErr w:type="spellStart"/>
       <w:r>
@@ -3539,7 +2403,13 @@
         <w:rPr>
           <w:rFonts w:ascii="Times New Roman" w:hAnsi="Times New Roman" w:cs="Times New Roman"/>
         </w:rPr>
-        <w:t xml:space="preserve"> aligned with known benefits (see Section 8). (Fernández-Martín et al., 2022)</w:t>
+        <w:t xml:space="preserve"> aligned with known benefits (Fernández-Martín et al., 2022)</w:t>
+      </w:r>
+      <w:r>
+        <w:rPr>
+          <w:rFonts w:ascii="Times New Roman" w:hAnsi="Times New Roman" w:cs="Times New Roman"/>
+        </w:rPr>
+        <w:t>.</w:t>
       </w:r>
     </w:p>
     <w:p>
@@ -3555,7 +2425,7 @@
           <w:ilvl w:val="0"/>
           <w:numId w:val="95"/>
         </w:numPr>
-        <w:spacing w:before="0" w:after="0"/>
+        <w:spacing w:before="0" w:after="0" w:line="276" w:lineRule="auto"/>
         <w:rPr>
           <w:rFonts w:ascii="Times New Roman" w:hAnsi="Times New Roman" w:cs="Times New Roman"/>
           <w:b/>
@@ -3563,7 +2433,7 @@
           <w:color w:val="000000" w:themeColor="text1"/>
         </w:rPr>
       </w:pPr>
-      <w:bookmarkStart w:id="5" w:name="_Toc223912594"/>
+      <w:bookmarkStart w:id="5" w:name="_Toc224085512"/>
       <w:r>
         <w:rPr>
           <w:rFonts w:ascii="Times New Roman" w:hAnsi="Times New Roman" w:cs="Times New Roman"/>
@@ -3594,174 +2464,169 @@
         <w:rPr>
           <w:rFonts w:ascii="Times New Roman" w:hAnsi="Times New Roman" w:cs="Times New Roman"/>
         </w:rPr>
-        <w:t>Govaerts et al. (2015) describe an online tutoring platform design including: tutor discovery, booking, profiles, ratings/comments, communication channels, and incentive mechanisms (badges/recognition). They also highlight sustainability considerations and community building.</w:t>
+        <w:t>Govaerts et al. (2015) describe an online tutoring platform design including: tutor discovery, booking, profiles, ratings</w:t>
       </w:r>
       <w:r>
         <w:rPr>
           <w:rFonts w:ascii="Times New Roman" w:hAnsi="Times New Roman" w:cs="Times New Roman"/>
         </w:rPr>
+        <w:t xml:space="preserve">, </w:t>
+      </w:r>
+      <w:r>
+        <w:rPr>
+          <w:rFonts w:ascii="Times New Roman" w:hAnsi="Times New Roman" w:cs="Times New Roman"/>
+        </w:rPr>
+        <w:t>comments, communication channels, recognition. Mac Raighne (2013) reported that peer-generated questions</w:t>
+      </w:r>
+      <w:r>
+        <w:rPr>
+          <w:rFonts w:ascii="Times New Roman" w:hAnsi="Times New Roman" w:cs="Times New Roman"/>
+        </w:rPr>
+        <w:t xml:space="preserve"> can</w:t>
+      </w:r>
+      <w:r>
+        <w:rPr>
+          <w:rFonts w:ascii="Times New Roman" w:hAnsi="Times New Roman" w:cs="Times New Roman"/>
+        </w:rPr>
+        <w:t xml:space="preserve"> increase engagement, and in at least one module showed strong correlation between engagement and exam improvement. Students perceived authoring and answering questions as beneficial.</w:t>
+      </w:r>
+      <w:r>
+        <w:rPr>
+          <w:rFonts w:ascii="Times New Roman" w:hAnsi="Times New Roman" w:cs="Times New Roman"/>
+        </w:rPr>
+        <w:t xml:space="preserve"> </w:t>
+      </w:r>
+      <w:r>
+        <w:rPr>
+          <w:rFonts w:ascii="Times New Roman" w:hAnsi="Times New Roman" w:cs="Times New Roman"/>
+        </w:rPr>
+        <w:t xml:space="preserve">Kuo et al. (2022) found that online peer tutoring for programming improved learning achievement and student attitudes. </w:t>
+      </w:r>
+      <w:r>
+        <w:rPr>
+          <w:rFonts w:ascii="Times New Roman" w:hAnsi="Times New Roman" w:cs="Times New Roman"/>
+        </w:rPr>
         <w:br/>
-        <w:t xml:space="preserve">Mac </w:t>
-      </w:r>
-      <w:proofErr w:type="spellStart"/>
+      </w:r>
       <w:r>
         <w:rPr>
           <w:rFonts w:ascii="Times New Roman" w:hAnsi="Times New Roman" w:cs="Times New Roman"/>
         </w:rPr>
-        <w:t>Raighne</w:t>
-      </w:r>
-      <w:proofErr w:type="spellEnd"/>
+        <w:t xml:space="preserve">There are several findings </w:t>
+      </w:r>
       <w:r>
         <w:rPr>
           <w:rFonts w:ascii="Times New Roman" w:hAnsi="Times New Roman" w:cs="Times New Roman"/>
         </w:rPr>
-        <w:t xml:space="preserve"> (2013) reported that </w:t>
-      </w:r>
-      <w:proofErr w:type="spellStart"/>
+        <w:t xml:space="preserve">that </w:t>
+      </w:r>
       <w:r>
         <w:rPr>
           <w:rFonts w:ascii="Times New Roman" w:hAnsi="Times New Roman" w:cs="Times New Roman"/>
         </w:rPr>
-        <w:t>PeerWise</w:t>
-      </w:r>
-      <w:proofErr w:type="spellEnd"/>
+        <w:t>in</w:t>
+      </w:r>
       <w:r>
         <w:rPr>
           <w:rFonts w:ascii="Times New Roman" w:hAnsi="Times New Roman" w:cs="Times New Roman"/>
         </w:rPr>
-        <w:t xml:space="preserve"> (peer-generated questions/answers/discussion) can increase engagement, and in at least one module showed strong correlation between engagement and exam improvement. Students perceived authoring and answering questions as </w:t>
-      </w:r>
-      <w:proofErr w:type="spellStart"/>
-      <w:proofErr w:type="gramStart"/>
+        <w:t>formed design implications</w:t>
+      </w:r>
       <w:r>
         <w:rPr>
           <w:rFonts w:ascii="Times New Roman" w:hAnsi="Times New Roman" w:cs="Times New Roman"/>
         </w:rPr>
-        <w:t>beneficial.Kuo</w:t>
-      </w:r>
-      <w:proofErr w:type="spellEnd"/>
-      <w:proofErr w:type="gramEnd"/>
+        <w:t xml:space="preserve"> </w:t>
+      </w:r>
       <w:r>
         <w:rPr>
           <w:rFonts w:ascii="Times New Roman" w:hAnsi="Times New Roman" w:cs="Times New Roman"/>
         </w:rPr>
-        <w:t xml:space="preserve"> et al. (2022) found that online peer tutoring for programming improved learning achievement and student attitudes. They also compared tutoring methods (demonstration vs flowchart), suggesting that tutoring structure and clarity matters in technical learning.</w:t>
+        <w:t xml:space="preserve">to this project. Firstly, </w:t>
       </w:r>
       <w:r>
         <w:rPr>
           <w:rFonts w:ascii="Times New Roman" w:hAnsi="Times New Roman" w:cs="Times New Roman"/>
         </w:rPr>
+        <w:t>includ</w:t>
+      </w:r>
+      <w:r>
+        <w:rPr>
+          <w:rFonts w:ascii="Times New Roman" w:hAnsi="Times New Roman" w:cs="Times New Roman"/>
+        </w:rPr>
+        <w:t>ing</w:t>
+      </w:r>
+      <w:r>
+        <w:rPr>
+          <w:rFonts w:ascii="Times New Roman" w:hAnsi="Times New Roman" w:cs="Times New Roman"/>
+        </w:rPr>
+        <w:t xml:space="preserve"> the core tutoring platform elements: discovery, profiles, messaging, optional schedulin</w:t>
+      </w:r>
+      <w:r>
+        <w:rPr>
+          <w:rFonts w:ascii="Times New Roman" w:hAnsi="Times New Roman" w:cs="Times New Roman"/>
+        </w:rPr>
+        <w:t>g and rating</w:t>
+      </w:r>
+      <w:r>
+        <w:rPr>
+          <w:rFonts w:ascii="Times New Roman" w:hAnsi="Times New Roman" w:cs="Times New Roman"/>
+        </w:rPr>
+        <w:t xml:space="preserve"> (Govaerts et al., 2015)</w:t>
+      </w:r>
+      <w:r>
+        <w:rPr>
+          <w:rFonts w:ascii="Times New Roman" w:hAnsi="Times New Roman" w:cs="Times New Roman"/>
+        </w:rPr>
+        <w:t xml:space="preserve">. Secondly, </w:t>
+      </w:r>
+      <w:r>
+        <w:rPr>
+          <w:rFonts w:ascii="Times New Roman" w:hAnsi="Times New Roman" w:cs="Times New Roman"/>
+        </w:rPr>
+        <w:t>support</w:t>
+      </w:r>
+      <w:r>
+        <w:rPr>
+          <w:rFonts w:ascii="Times New Roman" w:hAnsi="Times New Roman" w:cs="Times New Roman"/>
+        </w:rPr>
+        <w:t>ing</w:t>
+      </w:r>
+      <w:r>
+        <w:rPr>
+          <w:rFonts w:ascii="Times New Roman" w:hAnsi="Times New Roman" w:cs="Times New Roman"/>
+        </w:rPr>
+        <w:t xml:space="preserve"> content-based support interactions. (Mac Raighne, 2013)</w:t>
+      </w:r>
+      <w:r>
+        <w:rPr>
+          <w:rFonts w:ascii="Times New Roman" w:hAnsi="Times New Roman" w:cs="Times New Roman"/>
+        </w:rPr>
+        <w:t>. Finally, f</w:t>
+      </w:r>
+      <w:r>
+        <w:rPr>
+          <w:rFonts w:ascii="Times New Roman" w:hAnsi="Times New Roman" w:cs="Times New Roman"/>
+        </w:rPr>
+        <w:t>or computing topics, the platform will encourage sharing of worked examples and explanations attachments, links, structured replies, since tutoring method influences outcomes</w:t>
+      </w:r>
+      <w:r>
+        <w:rPr>
+          <w:rFonts w:ascii="Times New Roman" w:hAnsi="Times New Roman" w:cs="Times New Roman"/>
+        </w:rPr>
         <w:t xml:space="preserve"> </w:t>
       </w:r>
       <w:r>
         <w:rPr>
           <w:rFonts w:ascii="Times New Roman" w:hAnsi="Times New Roman" w:cs="Times New Roman"/>
         </w:rPr>
-        <w:br/>
+        <w:t>(Kuo et al., 2022)</w:t>
       </w:r>
       <w:r>
         <w:rPr>
           <w:rFonts w:ascii="Times New Roman" w:hAnsi="Times New Roman" w:cs="Times New Roman"/>
         </w:rPr>
-        <w:t xml:space="preserve">There are several findings </w:t>
-      </w:r>
-      <w:r>
-        <w:rPr>
-          <w:rFonts w:ascii="Times New Roman" w:hAnsi="Times New Roman" w:cs="Times New Roman"/>
-        </w:rPr>
-        <w:t xml:space="preserve">that </w:t>
-      </w:r>
-      <w:r>
-        <w:rPr>
-          <w:rFonts w:ascii="Times New Roman" w:hAnsi="Times New Roman" w:cs="Times New Roman"/>
-        </w:rPr>
-        <w:t>in</w:t>
-      </w:r>
-      <w:r>
-        <w:rPr>
-          <w:rFonts w:ascii="Times New Roman" w:hAnsi="Times New Roman" w:cs="Times New Roman"/>
-        </w:rPr>
-        <w:t>formed design implications</w:t>
-      </w:r>
-      <w:r>
-        <w:rPr>
-          <w:rFonts w:ascii="Times New Roman" w:hAnsi="Times New Roman" w:cs="Times New Roman"/>
-        </w:rPr>
-        <w:t xml:space="preserve"> </w:t>
-      </w:r>
-      <w:r>
-        <w:rPr>
-          <w:rFonts w:ascii="Times New Roman" w:hAnsi="Times New Roman" w:cs="Times New Roman"/>
-        </w:rPr>
-        <w:t xml:space="preserve">to this project. Firstly, </w:t>
-      </w:r>
-      <w:r>
-        <w:rPr>
-          <w:rFonts w:ascii="Times New Roman" w:hAnsi="Times New Roman" w:cs="Times New Roman"/>
-        </w:rPr>
-        <w:t>includ</w:t>
-      </w:r>
-      <w:r>
-        <w:rPr>
-          <w:rFonts w:ascii="Times New Roman" w:hAnsi="Times New Roman" w:cs="Times New Roman"/>
-        </w:rPr>
-        <w:t>ing</w:t>
-      </w:r>
-      <w:r>
-        <w:rPr>
-          <w:rFonts w:ascii="Times New Roman" w:hAnsi="Times New Roman" w:cs="Times New Roman"/>
-        </w:rPr>
-        <w:t xml:space="preserve"> the core tutoring platform elements: discovery, profiles, messaging, optional scheduling, and feedback/rating. (Govaerts et al., 2015)</w:t>
-      </w:r>
-      <w:r>
-        <w:rPr>
-          <w:rFonts w:ascii="Times New Roman" w:hAnsi="Times New Roman" w:cs="Times New Roman"/>
-        </w:rPr>
-        <w:t xml:space="preserve">. Secondly, </w:t>
-      </w:r>
-      <w:r>
-        <w:rPr>
-          <w:rFonts w:ascii="Times New Roman" w:hAnsi="Times New Roman" w:cs="Times New Roman"/>
-        </w:rPr>
-        <w:t>support</w:t>
-      </w:r>
-      <w:r>
-        <w:rPr>
-          <w:rFonts w:ascii="Times New Roman" w:hAnsi="Times New Roman" w:cs="Times New Roman"/>
-        </w:rPr>
-        <w:t>ing</w:t>
-      </w:r>
-      <w:r>
-        <w:rPr>
-          <w:rFonts w:ascii="Times New Roman" w:hAnsi="Times New Roman" w:cs="Times New Roman"/>
-        </w:rPr>
-        <w:t xml:space="preserve"> content-based support interactions. (Mac </w:t>
-      </w:r>
-      <w:proofErr w:type="spellStart"/>
-      <w:r>
-        <w:rPr>
-          <w:rFonts w:ascii="Times New Roman" w:hAnsi="Times New Roman" w:cs="Times New Roman"/>
-        </w:rPr>
-        <w:t>Raighne</w:t>
-      </w:r>
-      <w:proofErr w:type="spellEnd"/>
-      <w:r>
-        <w:rPr>
-          <w:rFonts w:ascii="Times New Roman" w:hAnsi="Times New Roman" w:cs="Times New Roman"/>
-        </w:rPr>
-        <w:t>, 2013)</w:t>
-      </w:r>
-      <w:r>
-        <w:rPr>
-          <w:rFonts w:ascii="Times New Roman" w:hAnsi="Times New Roman" w:cs="Times New Roman"/>
-        </w:rPr>
-        <w:t>. Finally, f</w:t>
-      </w:r>
-      <w:r>
-        <w:rPr>
-          <w:rFonts w:ascii="Times New Roman" w:hAnsi="Times New Roman" w:cs="Times New Roman"/>
-        </w:rPr>
-        <w:t>or computing topics, the platform will encourage sharing of worked examples and explanations attachments, links, structured replies, since tutoring method influences outcomes. (Kuo et al., 2022)</w:t>
+        <w:t>.</w:t>
       </w:r>
     </w:p>
     <w:p>
@@ -3785,7 +2650,7 @@
           <w:color w:val="000000" w:themeColor="text1"/>
         </w:rPr>
       </w:pPr>
-      <w:bookmarkStart w:id="6" w:name="_Toc223912598"/>
+      <w:bookmarkStart w:id="6" w:name="_Toc224085513"/>
       <w:r>
         <w:rPr>
           <w:rFonts w:ascii="Times New Roman" w:hAnsi="Times New Roman" w:cs="Times New Roman"/>
@@ -3812,7 +2677,7 @@
       </w:r>
       <w:proofErr w:type="spellEnd"/>
       <w:r>
-        <w:t xml:space="preserve">/year (university context), supported by reputation indicators such as ratings, written feedback, and visible contribution history. These mechanisms are important for helping users evaluate credibility and for supporting community trust in peer-support environments, as evidenced in online tutoring platform designs and peer tutoring contexts (Govaerts et al., 2015; </w:t>
+        <w:t xml:space="preserve"> supported by reputation indicators such as ratings, written feedback, and visible contribution history. These mechanisms are important for helping users evaluate credibility and for supporting community trust in peer-support environments, as evidenced in online tutoring platform designs and peer tutoring contexts (Govaerts et al., 2015; </w:t>
       </w:r>
       <w:proofErr w:type="spellStart"/>
       <w:r>
@@ -3876,7 +2741,6 @@
         <w:jc w:val="both"/>
       </w:pPr>
       <w:r>
-        <w:lastRenderedPageBreak/>
         <w:t xml:space="preserve">Finally, the system will include motivation and recognition mechanisms such as points or achievements for sustained contribution, with optional public recognition within the platform. This aims to encourage consistent participation, reinforce prosocial helping </w:t>
       </w:r>
       <w:proofErr w:type="spellStart"/>
@@ -3919,7 +2783,7 @@
           <w:szCs w:val="32"/>
         </w:rPr>
       </w:pPr>
-      <w:bookmarkStart w:id="7" w:name="_Toc223912604"/>
+      <w:bookmarkStart w:id="7" w:name="_Toc224085514"/>
       <w:r>
         <w:rPr>
           <w:rFonts w:ascii="Times New Roman" w:hAnsi="Times New Roman" w:cs="Times New Roman"/>
@@ -4024,104 +2888,6 @@
     </w:p>
     <w:p>
       <w:pPr>
-        <w:pStyle w:val="NormalWeb"/>
-        <w:keepNext/>
-        <w:spacing w:before="0" w:beforeAutospacing="0" w:after="0" w:afterAutospacing="0"/>
-        <w:jc w:val="center"/>
-      </w:pPr>
-      <w:r>
-        <w:rPr>
-          <w:noProof/>
-        </w:rPr>
-        <w:drawing>
-          <wp:inline distT="0" distB="0" distL="0" distR="0" wp14:anchorId="512E7EB6" wp14:editId="7FBFEEB8">
-            <wp:extent cx="3695700" cy="2463800"/>
-            <wp:effectExtent l="0" t="0" r="0" b="0"/>
-            <wp:docPr id="1219092343" name="Picture 1" descr="A diagram of a program&#10;&#10;AI-generated content may be incorrect."/>
-            <wp:cNvGraphicFramePr>
-              <a:graphicFrameLocks xmlns:a="http://schemas.openxmlformats.org/drawingml/2006/main" noChangeAspect="1"/>
-            </wp:cNvGraphicFramePr>
-            <a:graphic xmlns:a="http://schemas.openxmlformats.org/drawingml/2006/main">
-              <a:graphicData uri="http://schemas.openxmlformats.org/drawingml/2006/picture">
-                <pic:pic xmlns:pic="http://schemas.openxmlformats.org/drawingml/2006/picture">
-                  <pic:nvPicPr>
-                    <pic:cNvPr id="1219092343" name="Picture 1" descr="A diagram of a program&#10;&#10;AI-generated content may be incorrect."/>
-                    <pic:cNvPicPr/>
-                  </pic:nvPicPr>
-                  <pic:blipFill>
-                    <a:blip r:embed="rId11"/>
-                    <a:stretch>
-                      <a:fillRect/>
-                    </a:stretch>
-                  </pic:blipFill>
-                  <pic:spPr>
-                    <a:xfrm>
-                      <a:off x="0" y="0"/>
-                      <a:ext cx="3695700" cy="2463800"/>
-                    </a:xfrm>
-                    <a:prstGeom prst="rect">
-                      <a:avLst/>
-                    </a:prstGeom>
-                  </pic:spPr>
-                </pic:pic>
-              </a:graphicData>
-            </a:graphic>
-          </wp:inline>
-        </w:drawing>
-      </w:r>
-    </w:p>
-    <w:p>
-      <w:pPr>
-        <w:pStyle w:val="Caption"/>
-        <w:spacing w:after="0"/>
-        <w:jc w:val="center"/>
-      </w:pPr>
-      <w:bookmarkStart w:id="8" w:name="_Toc223739194"/>
-      <w:r>
-        <w:t xml:space="preserve">Figure </w:t>
-      </w:r>
-      <w:r>
-        <w:fldChar w:fldCharType="begin"/>
-      </w:r>
-      <w:r>
-        <w:instrText xml:space="preserve"> SEQ Figure \* ARABIC </w:instrText>
-      </w:r>
-      <w:r>
-        <w:fldChar w:fldCharType="separate"/>
-      </w:r>
-      <w:r>
-        <w:rPr>
-          <w:noProof/>
-        </w:rPr>
-        <w:t>1</w:t>
-      </w:r>
-      <w:r>
-        <w:rPr>
-          <w:noProof/>
-        </w:rPr>
-        <w:fldChar w:fldCharType="end"/>
-      </w:r>
-      <w:r>
-        <w:t xml:space="preserve"> MERN stack architecture. Adapted from </w:t>
-      </w:r>
-      <w:proofErr w:type="spellStart"/>
-      <w:r>
-        <w:t>GeeksForGeeks</w:t>
-      </w:r>
-      <w:proofErr w:type="spellEnd"/>
-      <w:r>
-        <w:t xml:space="preserve"> (2023).</w:t>
-      </w:r>
-      <w:bookmarkEnd w:id="8"/>
-    </w:p>
-    <w:p>
-      <w:pPr>
-        <w:pStyle w:val="NormalWeb"/>
-        <w:spacing w:before="0" w:beforeAutospacing="0" w:after="0" w:afterAutospacing="0"/>
-      </w:pPr>
-    </w:p>
-    <w:p>
-      <w:pPr>
         <w:pStyle w:val="Heading1"/>
         <w:numPr>
           <w:ilvl w:val="0"/>
@@ -4137,7 +2903,7 @@
           <w:szCs w:val="32"/>
         </w:rPr>
       </w:pPr>
-      <w:bookmarkStart w:id="9" w:name="_Toc223912605"/>
+      <w:bookmarkStart w:id="8" w:name="_Toc224085515"/>
       <w:r>
         <w:rPr>
           <w:rFonts w:ascii="Times New Roman" w:hAnsi="Times New Roman" w:cs="Times New Roman"/>
@@ -4149,7 +2915,7 @@
         </w:rPr>
         <w:t>Existing Work</w:t>
       </w:r>
-      <w:bookmarkEnd w:id="9"/>
+      <w:bookmarkEnd w:id="8"/>
     </w:p>
     <w:p>
       <w:pPr>
@@ -4173,7 +2939,13 @@
         <w:br/>
       </w:r>
       <w:r>
-        <w:t xml:space="preserve">Profi.ru focuses on connecting clients with paid experts, including education service providers. Brainly supports collaborative learning by allowing students to post questions and receive answers from other users, </w:t>
+        <w:t>Profi.ru focuses on connecting clients with paid experts, including education service providers</w:t>
+      </w:r>
+      <w:r>
+        <w:t xml:space="preserve"> (Profi.ru, n.d.)</w:t>
+      </w:r>
+      <w:r>
+        <w:t xml:space="preserve">. Brainly supports collaborative learning by allowing students to post questions and receive answers from other users, </w:t>
       </w:r>
       <w:r>
         <w:t>however, it is worth to mention that</w:t>
@@ -4185,7 +2957,13 @@
         <w:t>s</w:t>
       </w:r>
       <w:r>
-        <w:t xml:space="preserve"> school-level learners rather than structured peer tutoring relationships. </w:t>
+        <w:t xml:space="preserve"> school-level learners rather than structured peer tutoring relationships</w:t>
+      </w:r>
+      <w:r>
+        <w:t xml:space="preserve"> (Brainly, n.d.)</w:t>
+      </w:r>
+      <w:r>
+        <w:t xml:space="preserve">. </w:t>
       </w:r>
       <w:proofErr w:type="spellStart"/>
       <w:r>
@@ -4199,7 +2977,21 @@
         <w:t xml:space="preserve"> </w:t>
       </w:r>
       <w:r>
-        <w:t>and review private tutors, operating mainly as a paid tutoring marketplace.</w:t>
+        <w:t>and review private tutors, operating mainly as a paid tutoring marketplace</w:t>
+      </w:r>
+      <w:r>
+        <w:t xml:space="preserve"> (</w:t>
+      </w:r>
+      <w:proofErr w:type="spellStart"/>
+      <w:r>
+        <w:t>Tutorful</w:t>
+      </w:r>
+      <w:proofErr w:type="spellEnd"/>
+      <w:r>
+        <w:t>, n.d.)</w:t>
+      </w:r>
+      <w:r>
+        <w:t>.</w:t>
       </w:r>
       <w:r>
         <w:t xml:space="preserve"> </w:t>
@@ -4221,32 +3013,57 @@
       <w:r>
         <w:t xml:space="preserve">with a </w:t>
       </w:r>
+      <w:r>
+        <w:t>great</w:t>
+      </w:r>
+      <w:r>
+        <w:t xml:space="preserve"> emphasis on commercial tutoring and language learning</w:t>
+      </w:r>
+      <w:r>
+        <w:t xml:space="preserve"> (</w:t>
+      </w:r>
       <w:proofErr w:type="spellStart"/>
       <w:r>
-        <w:t>great</w:t>
+        <w:t>Preply</w:t>
+      </w:r>
+      <w:proofErr w:type="spellEnd"/>
+      <w:r>
+        <w:t>, n.d.)</w:t>
+      </w:r>
+      <w:r>
+        <w:t>. Piazza is also relevant in this context because it is widely used in higher education</w:t>
       </w:r>
       <w:r>
         <w:t xml:space="preserve"> </w:t>
       </w:r>
+      <w:r>
+        <w:t xml:space="preserve">as a platform for managing class </w:t>
+      </w:r>
+      <w:r>
+        <w:t>question and answer sessions</w:t>
+      </w:r>
+      <w:r>
+        <w:t xml:space="preserve"> where students can post questions, collaborate on answers</w:t>
+      </w:r>
+      <w:r>
+        <w:t xml:space="preserve"> </w:t>
+      </w:r>
+      <w:r>
+        <w:t>and receive input from instructors and teaching assistants</w:t>
+      </w:r>
+      <w:r>
+        <w:t xml:space="preserve"> (Piazza, </w:t>
+      </w:r>
+      <w:proofErr w:type="spellStart"/>
+      <w:r>
+        <w:t>n.d</w:t>
+      </w:r>
       <w:proofErr w:type="spellEnd"/>
       <w:r>
-        <w:t xml:space="preserve">emphasis on commercial tutoring and language learning. Piazza is also relevant in this context because it is </w:t>
-      </w:r>
-      <w:r>
-        <w:lastRenderedPageBreak/>
-        <w:t xml:space="preserve">widely used in higher education, including at MIT, as a platform for managing class </w:t>
-      </w:r>
-      <w:r>
-        <w:t>question and answer sessions</w:t>
-      </w:r>
-      <w:r>
-        <w:t xml:space="preserve"> where students can post questions, collaborate on answers</w:t>
-      </w:r>
-      <w:r>
-        <w:t xml:space="preserve"> </w:t>
-      </w:r>
-      <w:r>
-        <w:t xml:space="preserve">and receive input from instructors and teaching assistants. Piazza is </w:t>
+        <w:t>)</w:t>
+      </w:r>
+      <w:r>
+        <w:t xml:space="preserve">. Piazza is </w:t>
       </w:r>
       <w:r>
         <w:t xml:space="preserve">mainly </w:t>
@@ -4291,7 +3108,7 @@
           <w:szCs w:val="32"/>
         </w:rPr>
       </w:pPr>
-      <w:bookmarkStart w:id="10" w:name="_Toc223912606"/>
+      <w:bookmarkStart w:id="9" w:name="_Toc224085516"/>
       <w:r>
         <w:rPr>
           <w:rFonts w:ascii="Times New Roman" w:hAnsi="Times New Roman" w:cs="Times New Roman"/>
@@ -4303,7 +3120,7 @@
         </w:rPr>
         <w:t>Comparison with Existing Work</w:t>
       </w:r>
-      <w:bookmarkEnd w:id="10"/>
+      <w:bookmarkEnd w:id="9"/>
       <w:r>
         <w:rPr>
           <w:rFonts w:ascii="Times New Roman" w:hAnsi="Times New Roman" w:cs="Times New Roman"/>
@@ -4324,15 +3141,7 @@
         <w:t>The proposed Peer Tutoring Web App differs from platforms</w:t>
       </w:r>
       <w:r>
-        <w:t xml:space="preserve"> </w:t>
-      </w:r>
-      <w:proofErr w:type="spellStart"/>
-      <w:r>
-        <w:t>mentioned</w:t>
-      </w:r>
-      <w:proofErr w:type="spellEnd"/>
-      <w:r>
-        <w:t xml:space="preserve"> previously</w:t>
+        <w:t xml:space="preserve"> mentioned previously</w:t>
       </w:r>
       <w:r>
         <w:t xml:space="preserve"> by focusing on free, community-driven peer academic support within a university context, where students both request and </w:t>
@@ -4413,7 +3222,11 @@
         <w:t xml:space="preserve">answering class questions </w:t>
       </w:r>
       <w:r>
-        <w:t>under instructor guidance. It does not primarily support peer profile discovery, tutoring relationships</w:t>
+        <w:t xml:space="preserve">under instructor </w:t>
+      </w:r>
+      <w:r>
+        <w:lastRenderedPageBreak/>
+        <w:t>guidance. It does not primarily support peer profile discovery, tutoring relationships</w:t>
       </w:r>
       <w:r>
         <w:t xml:space="preserve"> and</w:t>
@@ -4442,10 +3255,9 @@
           <w:color w:val="000000" w:themeColor="text1"/>
           <w:sz w:val="32"/>
           <w:szCs w:val="32"/>
-          <w:highlight w:val="yellow"/>
-        </w:rPr>
-      </w:pPr>
-      <w:bookmarkStart w:id="11" w:name="_Toc223912607"/>
+        </w:rPr>
+      </w:pPr>
+      <w:bookmarkStart w:id="10" w:name="_Toc224085517"/>
       <w:r>
         <w:rPr>
           <w:rFonts w:ascii="Times New Roman" w:hAnsi="Times New Roman" w:cs="Times New Roman"/>
@@ -4454,219 +3266,147 @@
           <w:color w:val="000000" w:themeColor="text1"/>
           <w:sz w:val="32"/>
           <w:szCs w:val="32"/>
-          <w:highlight w:val="yellow"/>
         </w:rPr>
         <w:t>Glossary</w:t>
       </w:r>
-      <w:bookmarkEnd w:id="11"/>
+      <w:bookmarkEnd w:id="10"/>
     </w:p>
-    <w:tbl>
-      <w:tblPr>
-        <w:tblStyle w:val="TableGrid"/>
-        <w:tblW w:w="0" w:type="auto"/>
-        <w:tblLook w:val="04A0" w:firstRow="1" w:lastRow="0" w:firstColumn="1" w:lastColumn="0" w:noHBand="0" w:noVBand="1"/>
-      </w:tblPr>
-      <w:tblGrid>
-        <w:gridCol w:w="4675"/>
-        <w:gridCol w:w="4675"/>
-      </w:tblGrid>
-      <w:tr>
-        <w:tc>
-          <w:tcPr>
-            <w:tcW w:w="4675" w:type="dxa"/>
-          </w:tcPr>
-          <w:p>
-            <w:r>
-              <w:rPr>
-                <w:b/>
-                <w:bCs/>
-              </w:rPr>
-              <w:t>Gamification</w:t>
-            </w:r>
-          </w:p>
-        </w:tc>
-        <w:tc>
-          <w:tcPr>
-            <w:tcW w:w="4675" w:type="dxa"/>
-          </w:tcPr>
-          <w:p>
-            <w:pPr>
-              <w:rPr>
-                <w:lang w:val="en-US"/>
-              </w:rPr>
-            </w:pPr>
-            <w:r>
-              <w:rPr>
-                <w:lang w:val="en-US"/>
-              </w:rPr>
-              <w:t>The use of points, badges, achievements, or other game-like elements to encourage participation and motivation.</w:t>
-            </w:r>
-          </w:p>
-          <w:p/>
-        </w:tc>
-      </w:tr>
-      <w:tr>
-        <w:tc>
-          <w:tcPr>
-            <w:tcW w:w="4675" w:type="dxa"/>
-          </w:tcPr>
-          <w:p>
-            <w:r>
-              <w:rPr>
-                <w:b/>
-                <w:bCs/>
-              </w:rPr>
-              <w:t>MERN stack</w:t>
-            </w:r>
-          </w:p>
-        </w:tc>
-        <w:tc>
-          <w:tcPr>
-            <w:tcW w:w="4675" w:type="dxa"/>
-          </w:tcPr>
-          <w:p>
-            <w:pPr>
-              <w:rPr>
-                <w:lang w:val="en-US"/>
-              </w:rPr>
-            </w:pPr>
-            <w:r>
-              <w:rPr>
-                <w:lang w:val="en-US"/>
-              </w:rPr>
-              <w:t>A full-stack JavaScript development framework consisting of MongoDB, Express.js, React.js, and Node.js.</w:t>
-            </w:r>
-          </w:p>
-          <w:p>
-            <w:pPr>
-              <w:rPr>
-                <w:lang w:val="en-US"/>
-              </w:rPr>
-            </w:pPr>
-          </w:p>
-        </w:tc>
-      </w:tr>
-      <w:tr>
-        <w:tc>
-          <w:tcPr>
-            <w:tcW w:w="4675" w:type="dxa"/>
-          </w:tcPr>
-          <w:p>
-            <w:r>
-              <w:rPr>
-                <w:b/>
-                <w:bCs/>
-                <w:lang w:val="en-US"/>
-              </w:rPr>
-              <w:t>Peer tutoring</w:t>
-            </w:r>
-          </w:p>
-        </w:tc>
-        <w:tc>
-          <w:tcPr>
-            <w:tcW w:w="4675" w:type="dxa"/>
-          </w:tcPr>
-          <w:p>
-            <w:pPr>
-              <w:rPr>
-                <w:lang w:val="en-US"/>
-              </w:rPr>
-            </w:pPr>
-            <w:r>
-              <w:rPr>
-                <w:lang w:val="en-US"/>
-              </w:rPr>
-              <w:t>A structured learning approach in which students help other students to understand academic content or complete learning tasks.</w:t>
-            </w:r>
-          </w:p>
-          <w:p/>
-        </w:tc>
-      </w:tr>
-      <w:tr>
-        <w:tc>
-          <w:tcPr>
-            <w:tcW w:w="4675" w:type="dxa"/>
-          </w:tcPr>
-          <w:p>
-            <w:r>
-              <w:rPr>
-                <w:b/>
-                <w:bCs/>
-              </w:rPr>
-              <w:t>Support latency</w:t>
-            </w:r>
-          </w:p>
-        </w:tc>
-        <w:tc>
-          <w:tcPr>
-            <w:tcW w:w="4675" w:type="dxa"/>
-          </w:tcPr>
-          <w:p>
-            <w:r>
-              <w:t>T</w:t>
-            </w:r>
-            <w:r>
-              <w:t>he delay between a student requesting help and receiving a useful response.</w:t>
-            </w:r>
-          </w:p>
-        </w:tc>
-      </w:tr>
-      <w:tr>
-        <w:tc>
-          <w:tcPr>
-            <w:tcW w:w="4675" w:type="dxa"/>
-          </w:tcPr>
-          <w:p>
-            <w:r>
-              <w:rPr>
-                <w:b/>
-                <w:bCs/>
-              </w:rPr>
-              <w:t>Trust signals</w:t>
-            </w:r>
-          </w:p>
-        </w:tc>
-        <w:tc>
-          <w:tcPr>
-            <w:tcW w:w="4675" w:type="dxa"/>
-          </w:tcPr>
-          <w:p>
-            <w:r>
-              <w:t>Indicators such as ratings, feedback, profile information, and contribution history that help users evaluate the credibility of others on a platform.</w:t>
-            </w:r>
-          </w:p>
-        </w:tc>
-      </w:tr>
-      <w:tr>
-        <w:tc>
-          <w:tcPr>
-            <w:tcW w:w="4675" w:type="dxa"/>
-          </w:tcPr>
-          <w:p>
-            <w:proofErr w:type="spellStart"/>
-            <w:r>
-              <w:rPr>
-                <w:b/>
-                <w:bCs/>
-              </w:rPr>
-              <w:t>WebSockets</w:t>
-            </w:r>
-            <w:proofErr w:type="spellEnd"/>
-          </w:p>
-        </w:tc>
-        <w:tc>
-          <w:tcPr>
-            <w:tcW w:w="4675" w:type="dxa"/>
-          </w:tcPr>
-          <w:p>
-            <w:r>
-              <w:t>A technology that enables continuous two-way communication between a client and server for real-time features such as chat and notifications.</w:t>
-            </w:r>
-          </w:p>
-          <w:p/>
-        </w:tc>
-      </w:tr>
-    </w:tbl>
+    <w:p>
+      <w:pPr>
+        <w:pStyle w:val="ListParagraph"/>
+        <w:ind w:left="0"/>
+        <w:jc w:val="both"/>
+      </w:pPr>
+      <w:r>
+        <w:t xml:space="preserve">Gamification - </w:t>
+      </w:r>
+      <w:r>
+        <w:t>The use of points, badges, achievements or other game elements to encourage participation and motivation.</w:t>
+      </w:r>
+    </w:p>
+    <w:p>
+      <w:pPr>
+        <w:pStyle w:val="ListParagraph"/>
+        <w:ind w:left="0"/>
+        <w:jc w:val="both"/>
+      </w:pPr>
+      <w:r>
+        <w:t>MERN stack</w:t>
+      </w:r>
+      <w:r>
+        <w:t xml:space="preserve"> - </w:t>
+      </w:r>
+      <w:r>
+        <w:t>A full</w:t>
+      </w:r>
+      <w:r>
+        <w:t xml:space="preserve"> </w:t>
+      </w:r>
+      <w:r>
+        <w:t>stack JavaScript development framework consisting of MongoDB, Express.js, React.js, and Node.js.</w:t>
+      </w:r>
+    </w:p>
+    <w:p>
+      <w:pPr>
+        <w:pStyle w:val="ListParagraph"/>
+        <w:ind w:left="0"/>
+        <w:jc w:val="both"/>
+      </w:pPr>
+      <w:r>
+        <w:t>Peer tutoring</w:t>
+      </w:r>
+      <w:r>
+        <w:t xml:space="preserve"> - </w:t>
+      </w:r>
+      <w:r>
+        <w:t>A structured learning approach in which students help other students to understand academic content.</w:t>
+      </w:r>
+    </w:p>
+    <w:p>
+      <w:pPr>
+        <w:pStyle w:val="ListParagraph"/>
+        <w:ind w:left="0"/>
+        <w:jc w:val="both"/>
+      </w:pPr>
+      <w:r>
+        <w:t>Support latency</w:t>
+      </w:r>
+      <w:r>
+        <w:rPr>
+          <w:b/>
+          <w:bCs/>
+        </w:rPr>
+        <w:t xml:space="preserve"> - </w:t>
+      </w:r>
+      <w:r>
+        <w:t>T</w:t>
+      </w:r>
+      <w:r>
+        <w:t>he delay between a student requesting help and receiving a useful response.</w:t>
+      </w:r>
+    </w:p>
+    <w:p>
+      <w:pPr>
+        <w:pStyle w:val="ListParagraph"/>
+        <w:ind w:left="0"/>
+        <w:jc w:val="both"/>
+      </w:pPr>
+      <w:r>
+        <w:t>Trust signals</w:t>
+      </w:r>
+      <w:r>
+        <w:t xml:space="preserve"> - </w:t>
+      </w:r>
+      <w:r>
+        <w:t>Indicators such as ratings, feedback, profile information</w:t>
+      </w:r>
+      <w:r>
+        <w:t xml:space="preserve"> </w:t>
+      </w:r>
+      <w:r>
+        <w:t>and contribution history that help users evaluate the credibility of others on a platform.</w:t>
+      </w:r>
+    </w:p>
+    <w:p>
+      <w:pPr>
+        <w:pStyle w:val="ListParagraph"/>
+        <w:ind w:left="0"/>
+        <w:jc w:val="both"/>
+      </w:pPr>
+      <w:proofErr w:type="spellStart"/>
+      <w:r>
+        <w:t>WebSockets</w:t>
+      </w:r>
+      <w:proofErr w:type="spellEnd"/>
+      <w:r>
+        <w:t xml:space="preserve"> - </w:t>
+      </w:r>
+      <w:r>
+        <w:t xml:space="preserve">A technology that enables continuous communication between a client and server for </w:t>
+      </w:r>
+      <w:r>
+        <w:t>live</w:t>
+      </w:r>
+      <w:r>
+        <w:t xml:space="preserve"> </w:t>
+      </w:r>
+      <w:r>
+        <w:t xml:space="preserve">updates including chat and </w:t>
+      </w:r>
+      <w:proofErr w:type="spellStart"/>
+      <w:r>
+        <w:t>notfications</w:t>
+      </w:r>
+      <w:proofErr w:type="spellEnd"/>
+      <w:r>
+        <w:t>.</w:t>
+      </w:r>
+    </w:p>
+    <w:p>
+      <w:pPr>
+        <w:ind w:left="360"/>
+      </w:pPr>
+    </w:p>
     <w:p/>
     <w:p>
       <w:pPr>
@@ -4675,7 +3415,7 @@
           <w:ilvl w:val="0"/>
           <w:numId w:val="48"/>
         </w:numPr>
-        <w:spacing w:before="0" w:after="0"/>
+        <w:spacing w:before="0" w:after="0" w:line="276" w:lineRule="auto"/>
         <w:rPr>
           <w:rFonts w:ascii="Times New Roman" w:hAnsi="Times New Roman" w:cs="Times New Roman"/>
           <w:b/>
@@ -4685,7 +3425,7 @@
           <w:szCs w:val="32"/>
         </w:rPr>
       </w:pPr>
-      <w:bookmarkStart w:id="12" w:name="_Toc223912608"/>
+      <w:bookmarkStart w:id="11" w:name="_Toc224085518"/>
       <w:r>
         <w:rPr>
           <w:rFonts w:ascii="Times New Roman" w:hAnsi="Times New Roman" w:cs="Times New Roman"/>
@@ -4695,547 +3435,778 @@
           <w:sz w:val="32"/>
           <w:szCs w:val="32"/>
         </w:rPr>
-        <w:lastRenderedPageBreak/>
         <w:t>Reference List</w:t>
       </w:r>
-      <w:bookmarkEnd w:id="12"/>
+      <w:bookmarkEnd w:id="11"/>
     </w:p>
     <w:p>
       <w:pPr>
         <w:pStyle w:val="NormalWeb"/>
-        <w:spacing w:before="0" w:beforeAutospacing="0" w:after="0" w:afterAutospacing="0"/>
-      </w:pPr>
-      <w:proofErr w:type="spellStart"/>
-      <w:r>
-        <w:t>Bursuck</w:t>
-      </w:r>
-      <w:proofErr w:type="spellEnd"/>
-      <w:r>
-        <w:t xml:space="preserve">, W.D. and Jayanthi, M. (1993). Academic and behavioral problems of students with learning disabilities. </w:t>
-      </w:r>
-      <w:r>
-        <w:rPr>
-          <w:i/>
-          <w:iCs/>
-        </w:rPr>
-        <w:t>Journal of Learning Disabilities</w:t>
-      </w:r>
-      <w:r>
-        <w:t>, 26(3), pp. 163–171.</w:t>
+        <w:spacing w:before="0" w:beforeAutospacing="0" w:after="0" w:afterAutospacing="0" w:line="276" w:lineRule="auto"/>
+        <w:jc w:val="both"/>
+      </w:pPr>
+      <w:r>
+        <w:rPr>
+          <w:rStyle w:val="Strong"/>
+          <w:rFonts w:eastAsiaTheme="majorEastAsia"/>
+          <w:b w:val="0"/>
+          <w:bCs w:val="0"/>
+        </w:rPr>
+        <w:t>Brainly.</w:t>
+      </w:r>
+      <w:r>
+        <w:t xml:space="preserve"> (n.d.). </w:t>
+      </w:r>
+      <w:r>
+        <w:rPr>
+          <w:rStyle w:val="Emphasis"/>
+          <w:rFonts w:eastAsiaTheme="majorEastAsia"/>
+        </w:rPr>
+        <w:t>Brainly: Collaborative learning platform</w:t>
+      </w:r>
+      <w:r>
+        <w:t xml:space="preserve">. [online] Available at: </w:t>
+      </w:r>
+      <w:hyperlink r:id="rId11" w:tgtFrame="_new" w:history="1">
+        <w:r>
+          <w:rPr>
+            <w:rStyle w:val="Hyperlink"/>
+            <w:rFonts w:eastAsiaTheme="majorEastAsia"/>
+          </w:rPr>
+          <w:t>https://brainly.com</w:t>
+        </w:r>
+      </w:hyperlink>
+      <w:r>
+        <w:t xml:space="preserve"> [Accessed 13 February 2026].</w:t>
       </w:r>
     </w:p>
     <w:p>
       <w:pPr>
         <w:pStyle w:val="NormalWeb"/>
-        <w:spacing w:before="0" w:beforeAutospacing="0" w:after="0" w:afterAutospacing="0"/>
-      </w:pPr>
-      <w:r>
-        <w:t xml:space="preserve">Cardenas, J.A., Harris, M.B. and Graham, S. (1991). Peer tutoring: Effects on academic achievement, motivation, and attitudes toward school. </w:t>
-      </w:r>
-      <w:r>
-        <w:rPr>
-          <w:i/>
-          <w:iCs/>
-        </w:rPr>
-        <w:t>Journal of Educational Psychology</w:t>
-      </w:r>
-      <w:r>
-        <w:t>, 83(2), pp. 174–180.</w:t>
+        <w:spacing w:before="0" w:beforeAutospacing="0" w:after="0" w:afterAutospacing="0" w:line="276" w:lineRule="auto"/>
+        <w:jc w:val="both"/>
+      </w:pPr>
+      <w:r>
+        <w:rPr>
+          <w:rStyle w:val="Strong"/>
+          <w:rFonts w:eastAsiaTheme="majorEastAsia"/>
+          <w:b w:val="0"/>
+          <w:bCs w:val="0"/>
+        </w:rPr>
+        <w:t>Brousseau, J., Sano-</w:t>
+      </w:r>
+      <w:proofErr w:type="spellStart"/>
+      <w:r>
+        <w:rPr>
+          <w:rStyle w:val="Strong"/>
+          <w:rFonts w:eastAsiaTheme="majorEastAsia"/>
+          <w:b w:val="0"/>
+          <w:bCs w:val="0"/>
+        </w:rPr>
+        <w:t>Gélinas</w:t>
+      </w:r>
+      <w:proofErr w:type="spellEnd"/>
+      <w:r>
+        <w:rPr>
+          <w:rStyle w:val="Strong"/>
+          <w:rFonts w:eastAsiaTheme="majorEastAsia"/>
+          <w:b w:val="0"/>
+          <w:bCs w:val="0"/>
+        </w:rPr>
+        <w:t xml:space="preserve">, A. and </w:t>
+      </w:r>
+      <w:proofErr w:type="spellStart"/>
+      <w:r>
+        <w:rPr>
+          <w:rStyle w:val="Strong"/>
+          <w:rFonts w:eastAsiaTheme="majorEastAsia"/>
+          <w:b w:val="0"/>
+          <w:bCs w:val="0"/>
+        </w:rPr>
+        <w:t>Méthot</w:t>
+      </w:r>
+      <w:proofErr w:type="spellEnd"/>
+      <w:r>
+        <w:rPr>
+          <w:rStyle w:val="Strong"/>
+          <w:rFonts w:eastAsiaTheme="majorEastAsia"/>
+          <w:b w:val="0"/>
+          <w:bCs w:val="0"/>
+        </w:rPr>
+        <w:t>, J.-F.</w:t>
+      </w:r>
+      <w:r>
+        <w:t xml:space="preserve"> (2019). </w:t>
+      </w:r>
+      <w:r>
+        <w:rPr>
+          <w:rStyle w:val="Emphasis"/>
+          <w:rFonts w:eastAsiaTheme="majorEastAsia"/>
+        </w:rPr>
+        <w:t>Peer tutoring in a project-based course: Improvements and benefits</w:t>
+      </w:r>
+      <w:r>
+        <w:t>. Proceedings of the Canadian Engineering Education Association Conference.</w:t>
       </w:r>
     </w:p>
     <w:p>
       <w:pPr>
         <w:pStyle w:val="NormalWeb"/>
-        <w:spacing w:before="0" w:beforeAutospacing="0" w:after="0" w:afterAutospacing="0"/>
-      </w:pPr>
-      <w:r>
-        <w:t xml:space="preserve">Charlton, T. (1998). Peer tutoring: An introduction. </w:t>
-      </w:r>
-      <w:r>
-        <w:rPr>
-          <w:i/>
-          <w:iCs/>
-        </w:rPr>
-        <w:t>Educational Psychology in Practice</w:t>
-      </w:r>
-      <w:r>
-        <w:t>, 14(3), pp. 145–150.</w:t>
+        <w:spacing w:before="0" w:beforeAutospacing="0" w:after="0" w:afterAutospacing="0" w:line="276" w:lineRule="auto"/>
+        <w:jc w:val="both"/>
+      </w:pPr>
+      <w:r>
+        <w:rPr>
+          <w:rStyle w:val="Strong"/>
+          <w:rFonts w:eastAsiaTheme="majorEastAsia"/>
+          <w:b w:val="0"/>
+          <w:bCs w:val="0"/>
+        </w:rPr>
+        <w:t>Fernández-Martín, F., Arco-Tirado, J.L. and Hervás-Torres, M.</w:t>
+      </w:r>
+      <w:r>
+        <w:t xml:space="preserve"> (2022). The impact of a peer-tutoring program to improve self-regulated learning. </w:t>
+      </w:r>
+      <w:proofErr w:type="spellStart"/>
+      <w:r>
+        <w:rPr>
+          <w:rStyle w:val="Emphasis"/>
+          <w:rFonts w:eastAsiaTheme="majorEastAsia"/>
+        </w:rPr>
+        <w:t>Anales</w:t>
+      </w:r>
+      <w:proofErr w:type="spellEnd"/>
+      <w:r>
+        <w:rPr>
+          <w:rStyle w:val="Emphasis"/>
+          <w:rFonts w:eastAsiaTheme="majorEastAsia"/>
+        </w:rPr>
+        <w:t xml:space="preserve"> de </w:t>
+      </w:r>
+      <w:proofErr w:type="spellStart"/>
+      <w:r>
+        <w:rPr>
+          <w:rStyle w:val="Emphasis"/>
+          <w:rFonts w:eastAsiaTheme="majorEastAsia"/>
+        </w:rPr>
+        <w:t>Psicología</w:t>
+      </w:r>
+      <w:proofErr w:type="spellEnd"/>
+      <w:r>
+        <w:t>, 38(1), pp.110–118.</w:t>
       </w:r>
     </w:p>
     <w:p>
       <w:pPr>
         <w:pStyle w:val="NormalWeb"/>
-        <w:spacing w:before="0" w:beforeAutospacing="0" w:after="0" w:afterAutospacing="0"/>
-      </w:pPr>
-      <w:r>
-        <w:t xml:space="preserve">Damon, W. and Phelps, E. (1989). Critical distinctions among three approaches to peer education. </w:t>
-      </w:r>
-      <w:r>
-        <w:rPr>
-          <w:i/>
-          <w:iCs/>
-        </w:rPr>
-        <w:t>International Journal of Educational Research</w:t>
-      </w:r>
-      <w:r>
-        <w:t>, 13(1), pp. 9–19.</w:t>
-      </w:r>
-    </w:p>
-    <w:p>
-      <w:pPr>
-        <w:pStyle w:val="NormalWeb"/>
-        <w:spacing w:before="0" w:beforeAutospacing="0" w:after="0" w:afterAutospacing="0"/>
-      </w:pPr>
-      <w:r>
-        <w:t xml:space="preserve">DeShields, O.W., Kara, A. and Kaynak, E. (2005). Determinants of business student satisfaction and retention in higher education: Applying Herzberg’s two-factor theory. </w:t>
-      </w:r>
-      <w:r>
-        <w:rPr>
-          <w:i/>
-          <w:iCs/>
-        </w:rPr>
-        <w:t>International Journal of Educational Management</w:t>
-      </w:r>
-      <w:r>
-        <w:t>, 19(2), pp. 128–139.</w:t>
-      </w:r>
-    </w:p>
-    <w:p>
-      <w:pPr>
-        <w:pStyle w:val="NormalWeb"/>
-        <w:spacing w:before="0" w:beforeAutospacing="0" w:after="0" w:afterAutospacing="0"/>
+        <w:spacing w:before="0" w:beforeAutospacing="0" w:after="0" w:afterAutospacing="0" w:line="276" w:lineRule="auto"/>
+        <w:jc w:val="both"/>
       </w:pPr>
       <w:proofErr w:type="spellStart"/>
       <w:r>
-        <w:t>Goodlad</w:t>
+        <w:rPr>
+          <w:rStyle w:val="Strong"/>
+          <w:rFonts w:eastAsiaTheme="majorEastAsia"/>
+          <w:b w:val="0"/>
+          <w:bCs w:val="0"/>
+        </w:rPr>
+        <w:t>GeeksforGeeks</w:t>
       </w:r>
       <w:proofErr w:type="spellEnd"/>
       <w:r>
-        <w:t xml:space="preserve">, S. and Hirst, B. (1990). </w:t>
-      </w:r>
-      <w:r>
-        <w:rPr>
-          <w:i/>
-          <w:iCs/>
-        </w:rPr>
-        <w:t>Explorations in peer tutoring</w:t>
-      </w:r>
-      <w:r>
-        <w:t>. Oxford: Blackwell.</w:t>
-      </w:r>
-    </w:p>
-    <w:p>
-      <w:pPr>
-        <w:pStyle w:val="NormalWeb"/>
-        <w:spacing w:before="0" w:beforeAutospacing="0" w:after="0" w:afterAutospacing="0"/>
-      </w:pPr>
-      <w:r>
-        <w:t xml:space="preserve">Greenwald, A.G., Hedges, L.V. and Laine, R.D. (1996). The effect of school resources on student achievement. </w:t>
-      </w:r>
-      <w:r>
-        <w:rPr>
-          <w:i/>
-          <w:iCs/>
-        </w:rPr>
-        <w:t>Review of Educational Research</w:t>
-      </w:r>
-      <w:r>
-        <w:t>, 66(3), pp. 361–396.</w:t>
-      </w:r>
-    </w:p>
-    <w:p>
-      <w:pPr>
-        <w:pStyle w:val="NormalWeb"/>
-        <w:spacing w:before="0" w:beforeAutospacing="0" w:after="0" w:afterAutospacing="0"/>
-      </w:pPr>
-      <w:r>
-        <w:t xml:space="preserve">Greenwood, C.R., Carta, J.J. and Hall, R.V. (1988). The use of peer tutoring strategies in classroom management and academic instruction. </w:t>
-      </w:r>
-      <w:r>
-        <w:rPr>
-          <w:i/>
-          <w:iCs/>
-        </w:rPr>
-        <w:t>School Psychology Review</w:t>
-      </w:r>
-      <w:r>
-        <w:t>, 17(2), pp. 258–275.</w:t>
-      </w:r>
-    </w:p>
-    <w:p>
-      <w:pPr>
-        <w:pStyle w:val="NormalWeb"/>
-        <w:spacing w:before="0" w:beforeAutospacing="0" w:after="0" w:afterAutospacing="0"/>
-      </w:pPr>
-      <w:r>
-        <w:t xml:space="preserve">Hennessy, A. and Murphy, K. (2025). Barriers to student engagement: A focus group study on student engagement of first-year computing students. </w:t>
-      </w:r>
-      <w:r>
-        <w:rPr>
-          <w:i/>
-          <w:iCs/>
-        </w:rPr>
-        <w:t>Irish Educational Studies</w:t>
-      </w:r>
-      <w:r>
-        <w:t xml:space="preserve">, 44(1), pp. 183–200. </w:t>
+        <w:rPr>
+          <w:rStyle w:val="Strong"/>
+          <w:rFonts w:eastAsiaTheme="majorEastAsia"/>
+          <w:b w:val="0"/>
+          <w:bCs w:val="0"/>
+        </w:rPr>
+        <w:t>.</w:t>
+      </w:r>
+      <w:r>
+        <w:t xml:space="preserve"> (2023). </w:t>
+      </w:r>
+      <w:r>
+        <w:rPr>
+          <w:rStyle w:val="Emphasis"/>
+          <w:rFonts w:eastAsiaTheme="majorEastAsia"/>
+        </w:rPr>
+        <w:t>How MERN stack works</w:t>
+      </w:r>
+      <w:r>
+        <w:t xml:space="preserve">. [online image] Available at: </w:t>
       </w:r>
       <w:hyperlink r:id="rId12" w:tgtFrame="_new" w:history="1">
         <w:r>
           <w:rPr>
             <w:rStyle w:val="Hyperlink"/>
+            <w:rFonts w:eastAsiaTheme="majorEastAsia"/>
           </w:rPr>
-          <w:t>https://doi.org/10.1080/03323315.2023.2256552</w:t>
+          <w:t>https://media.geeksforgeeks.org/wp-content/uploads/20231109150525/How-MERN-Stack-Works-copy.webp</w:t>
         </w:r>
       </w:hyperlink>
+      <w:r>
+        <w:t xml:space="preserve"> [Accessed 13 February 2026].</w:t>
+      </w:r>
     </w:p>
     <w:p>
       <w:pPr>
         <w:pStyle w:val="NormalWeb"/>
-        <w:spacing w:before="0" w:beforeAutospacing="0" w:after="0" w:afterAutospacing="0"/>
-      </w:pPr>
+        <w:spacing w:before="0" w:beforeAutospacing="0" w:after="0" w:afterAutospacing="0" w:line="276" w:lineRule="auto"/>
+        <w:jc w:val="both"/>
+      </w:pPr>
+      <w:r>
+        <w:rPr>
+          <w:rStyle w:val="Strong"/>
+          <w:rFonts w:eastAsiaTheme="majorEastAsia"/>
+          <w:b w:val="0"/>
+          <w:bCs w:val="0"/>
+        </w:rPr>
+        <w:t xml:space="preserve">Govaerts, S., Cao, Y., Faltin, N., </w:t>
+      </w:r>
       <w:proofErr w:type="spellStart"/>
       <w:r>
-        <w:t>Karabenick</w:t>
+        <w:rPr>
+          <w:rStyle w:val="Strong"/>
+          <w:rFonts w:eastAsiaTheme="majorEastAsia"/>
+          <w:b w:val="0"/>
+          <w:bCs w:val="0"/>
+        </w:rPr>
+        <w:t>Cherradi</w:t>
       </w:r>
       <w:proofErr w:type="spellEnd"/>
       <w:r>
-        <w:t xml:space="preserve">, S.A. (2003). Seeking help in large college classes: A person-centered approach. </w:t>
-      </w:r>
-      <w:r>
-        <w:rPr>
-          <w:i/>
-          <w:iCs/>
-        </w:rPr>
-        <w:t>Contemporary Educational Psychology</w:t>
-      </w:r>
-      <w:r>
-        <w:t>, 28(1), pp. 37–58.</w:t>
+        <w:rPr>
+          <w:rStyle w:val="Strong"/>
+          <w:rFonts w:eastAsiaTheme="majorEastAsia"/>
+          <w:b w:val="0"/>
+          <w:bCs w:val="0"/>
+        </w:rPr>
+        <w:t>, F. and Gillet, D.</w:t>
+      </w:r>
+      <w:r>
+        <w:t xml:space="preserve"> (2015). Tutoring teachers – Building an online tutoring platform for the teacher community. </w:t>
+      </w:r>
+      <w:r>
+        <w:rPr>
+          <w:rStyle w:val="Emphasis"/>
+          <w:rFonts w:eastAsiaTheme="majorEastAsia"/>
+        </w:rPr>
+        <w:t>Communications in Computer and Information Science</w:t>
+      </w:r>
+      <w:r>
+        <w:t>, pp.39–51.</w:t>
       </w:r>
     </w:p>
     <w:p>
       <w:pPr>
         <w:pStyle w:val="NormalWeb"/>
-        <w:spacing w:before="0" w:beforeAutospacing="0" w:after="0" w:afterAutospacing="0"/>
-      </w:pPr>
-      <w:r>
-        <w:t xml:space="preserve">Krause, K. and Coates, H. (2008). Students’ engagement in first-year university. </w:t>
-      </w:r>
-      <w:r>
-        <w:rPr>
-          <w:i/>
-          <w:iCs/>
-        </w:rPr>
-        <w:t>Assessment &amp; Evaluation in Higher Education</w:t>
-      </w:r>
-      <w:r>
-        <w:t>, 33(5), pp. 493–505. https://doi.org/10.1080/02602930701698892</w:t>
+        <w:spacing w:before="0" w:beforeAutospacing="0" w:after="0" w:afterAutospacing="0" w:line="276" w:lineRule="auto"/>
+        <w:jc w:val="both"/>
+      </w:pPr>
+      <w:proofErr w:type="spellStart"/>
+      <w:r>
+        <w:rPr>
+          <w:rStyle w:val="Strong"/>
+          <w:rFonts w:eastAsiaTheme="majorEastAsia"/>
+          <w:b w:val="0"/>
+          <w:bCs w:val="0"/>
+        </w:rPr>
+        <w:t>Karabenick</w:t>
+      </w:r>
+      <w:proofErr w:type="spellEnd"/>
+      <w:r>
+        <w:rPr>
+          <w:rStyle w:val="Strong"/>
+          <w:rFonts w:eastAsiaTheme="majorEastAsia"/>
+          <w:b w:val="0"/>
+          <w:bCs w:val="0"/>
+        </w:rPr>
+        <w:t>, S.A.</w:t>
+      </w:r>
+      <w:r>
+        <w:t xml:space="preserve"> (2003). Seeking help in large college classes: A person-centered approach. </w:t>
+      </w:r>
+      <w:r>
+        <w:rPr>
+          <w:rStyle w:val="Emphasis"/>
+          <w:rFonts w:eastAsiaTheme="majorEastAsia"/>
+        </w:rPr>
+        <w:t>Contemporary Educational Psychology</w:t>
+      </w:r>
+      <w:r>
+        <w:t>, 28(1), pp.37–58.</w:t>
       </w:r>
     </w:p>
     <w:p>
       <w:pPr>
         <w:pStyle w:val="NormalWeb"/>
-        <w:spacing w:before="0" w:beforeAutospacing="0" w:after="0" w:afterAutospacing="0"/>
-      </w:pPr>
-      <w:r>
-        <w:t xml:space="preserve">Lazerson, D.B., Foster, M.A., Brown, R. and Horan, J.J. (1988). Peer tutoring and locus of control: Effects on academic performance. </w:t>
-      </w:r>
-      <w:r>
-        <w:rPr>
-          <w:i/>
-          <w:iCs/>
-        </w:rPr>
-        <w:t>Psychology in the Schools</w:t>
-      </w:r>
-      <w:r>
-        <w:t>, 25(1), pp. 20–26.</w:t>
+        <w:spacing w:before="0" w:beforeAutospacing="0" w:after="0" w:afterAutospacing="0" w:line="276" w:lineRule="auto"/>
+        <w:jc w:val="both"/>
+      </w:pPr>
+      <w:r>
+        <w:rPr>
+          <w:rStyle w:val="Strong"/>
+          <w:rFonts w:eastAsiaTheme="majorEastAsia"/>
+          <w:b w:val="0"/>
+          <w:bCs w:val="0"/>
+        </w:rPr>
+        <w:t>Krause, K. and Coates, H.</w:t>
+      </w:r>
+      <w:r>
+        <w:t xml:space="preserve"> (2008). Students’ engagement in first-year university. </w:t>
+      </w:r>
+      <w:r>
+        <w:rPr>
+          <w:rStyle w:val="Emphasis"/>
+          <w:rFonts w:eastAsiaTheme="majorEastAsia"/>
+        </w:rPr>
+        <w:t>Assessment &amp; Evaluation in Higher Education</w:t>
+      </w:r>
+      <w:r>
+        <w:t>, 33(5), pp.493–505.</w:t>
       </w:r>
     </w:p>
     <w:p>
       <w:pPr>
         <w:pStyle w:val="NormalWeb"/>
-        <w:spacing w:before="0" w:beforeAutospacing="0" w:after="0" w:afterAutospacing="0"/>
-      </w:pPr>
-      <w:r>
-        <w:t xml:space="preserve">Mahan, D.J., Wilson, K., Petrosko, J. and Luthy, M. (2014). Is retention enough? Learning and satisfaction of first-generation college seniors. </w:t>
-      </w:r>
-      <w:r>
-        <w:rPr>
-          <w:i/>
-          <w:iCs/>
-        </w:rPr>
-        <w:t>Kentucky Journal of Higher Education Policy and Practice</w:t>
-      </w:r>
-      <w:r>
-        <w:t>, 3(1), pp. 1–15.</w:t>
+        <w:spacing w:before="0" w:beforeAutospacing="0" w:after="0" w:afterAutospacing="0" w:line="276" w:lineRule="auto"/>
+        <w:jc w:val="both"/>
+      </w:pPr>
+      <w:r>
+        <w:rPr>
+          <w:rStyle w:val="Strong"/>
+          <w:rFonts w:eastAsiaTheme="majorEastAsia"/>
+          <w:b w:val="0"/>
+          <w:bCs w:val="0"/>
+        </w:rPr>
+        <w:t>Kuo, Y.-C., Yao, C.-B. and Wu, Z.-Y.</w:t>
+      </w:r>
+      <w:r>
+        <w:t xml:space="preserve"> (2022). Online peer-tutoring for programming languages based on programming ability and teaching skill. </w:t>
+      </w:r>
+      <w:r>
+        <w:rPr>
+          <w:rStyle w:val="Emphasis"/>
+          <w:rFonts w:eastAsiaTheme="majorEastAsia"/>
+        </w:rPr>
+        <w:t>Applied Sciences</w:t>
+      </w:r>
+      <w:r>
+        <w:t>, 12(17), 8513.</w:t>
       </w:r>
     </w:p>
     <w:p>
       <w:pPr>
         <w:pStyle w:val="NormalWeb"/>
-        <w:spacing w:before="0" w:beforeAutospacing="0" w:after="0" w:afterAutospacing="0"/>
-      </w:pPr>
-      <w:r>
-        <w:t xml:space="preserve">Mathur, S.R. and Rutherford, R.B. (1991). Peer-mediated interventions promoting social skills of students with emotional and </w:t>
-      </w:r>
-      <w:proofErr w:type="spellStart"/>
-      <w:r>
-        <w:t>behavioural</w:t>
-      </w:r>
-      <w:proofErr w:type="spellEnd"/>
-      <w:r>
-        <w:t xml:space="preserve"> disorders. </w:t>
-      </w:r>
-      <w:r>
-        <w:rPr>
-          <w:i/>
-          <w:iCs/>
-        </w:rPr>
-        <w:t>Behavioral Disorders</w:t>
-      </w:r>
-      <w:r>
-        <w:t>, 16(3), pp. 205–216.</w:t>
+        <w:spacing w:before="0" w:beforeAutospacing="0" w:after="0" w:afterAutospacing="0" w:line="276" w:lineRule="auto"/>
+        <w:jc w:val="both"/>
+      </w:pPr>
+      <w:r>
+        <w:rPr>
+          <w:rStyle w:val="Strong"/>
+          <w:rFonts w:eastAsiaTheme="majorEastAsia"/>
+          <w:b w:val="0"/>
+          <w:bCs w:val="0"/>
+        </w:rPr>
+        <w:t>Mac Raighne, A.</w:t>
+      </w:r>
+      <w:r>
+        <w:t xml:space="preserve"> (2013). </w:t>
+      </w:r>
+      <w:r>
+        <w:rPr>
+          <w:rStyle w:val="Emphasis"/>
+          <w:rFonts w:eastAsiaTheme="majorEastAsia"/>
+        </w:rPr>
+        <w:t>Web-based peer tutoring in science education</w:t>
+      </w:r>
+      <w:r>
+        <w:t>. Dublin Institute of Technology.</w:t>
       </w:r>
     </w:p>
     <w:p>
       <w:pPr>
         <w:pStyle w:val="NormalWeb"/>
-        <w:spacing w:before="0" w:beforeAutospacing="0" w:after="0" w:afterAutospacing="0"/>
-      </w:pPr>
-      <w:r>
-        <w:t xml:space="preserve">Piazza. (n.d.). Piazza: A </w:t>
+        <w:spacing w:before="0" w:beforeAutospacing="0" w:after="0" w:afterAutospacing="0" w:line="276" w:lineRule="auto"/>
+        <w:jc w:val="both"/>
+      </w:pPr>
+      <w:r>
+        <w:rPr>
+          <w:rStyle w:val="Strong"/>
+          <w:rFonts w:eastAsiaTheme="majorEastAsia"/>
+          <w:b w:val="0"/>
+          <w:bCs w:val="0"/>
+        </w:rPr>
+        <w:t>Piazza.</w:t>
+      </w:r>
+      <w:r>
+        <w:rPr>
+          <w:b/>
+          <w:bCs/>
+        </w:rPr>
+        <w:t xml:space="preserve"> </w:t>
+      </w:r>
+      <w:r>
+        <w:t xml:space="preserve">(n.d.). </w:t>
+      </w:r>
+      <w:r>
+        <w:rPr>
+          <w:rStyle w:val="Emphasis"/>
+          <w:rFonts w:eastAsiaTheme="majorEastAsia"/>
+        </w:rPr>
+        <w:t xml:space="preserve">Piazza: A </w:t>
       </w:r>
       <w:proofErr w:type="gramStart"/>
       <w:r>
+        <w:rPr>
+          <w:rStyle w:val="Emphasis"/>
+          <w:rFonts w:eastAsiaTheme="majorEastAsia"/>
+        </w:rPr>
         <w:t>question and answer</w:t>
       </w:r>
       <w:proofErr w:type="gramEnd"/>
       <w:r>
-        <w:t xml:space="preserve"> platform for education. [online] Available: https://piazza.com [accessed 13 February 2026].</w:t>
-      </w:r>
-    </w:p>
-    <w:p>
-      <w:pPr>
-        <w:pStyle w:val="NormalWeb"/>
-        <w:spacing w:before="0" w:beforeAutospacing="0" w:after="0" w:afterAutospacing="0"/>
-      </w:pPr>
-      <w:proofErr w:type="spellStart"/>
-      <w:r>
-        <w:t>Podplota</w:t>
-      </w:r>
-      <w:proofErr w:type="spellEnd"/>
-      <w:r>
-        <w:t xml:space="preserve">, P. (2022). Benefits of peer tutoring in higher education: A student perspective. </w:t>
-      </w:r>
-      <w:r>
-        <w:rPr>
-          <w:i/>
-          <w:iCs/>
-        </w:rPr>
-        <w:t>Journal of Learning Development in Higher Education</w:t>
-      </w:r>
-      <w:r>
-        <w:t>, (24), pp. 1–14.</w:t>
-      </w:r>
-    </w:p>
-    <w:p>
-      <w:pPr>
-        <w:pStyle w:val="NormalWeb"/>
-        <w:spacing w:before="0" w:beforeAutospacing="0" w:after="0" w:afterAutospacing="0"/>
-      </w:pPr>
-      <w:r>
-        <w:t xml:space="preserve">Profi.ru (n.d.). </w:t>
-      </w:r>
-      <w:r>
-        <w:rPr>
-          <w:i/>
-          <w:iCs/>
-        </w:rPr>
-        <w:t>Profi.ru: Online platform for finding tutors and specialists</w:t>
-      </w:r>
-      <w:r>
-        <w:t xml:space="preserve">. [online] Available: </w:t>
+        <w:rPr>
+          <w:rStyle w:val="Emphasis"/>
+          <w:rFonts w:eastAsiaTheme="majorEastAsia"/>
+        </w:rPr>
+        <w:t xml:space="preserve"> platform for education</w:t>
+      </w:r>
+      <w:r>
+        <w:t xml:space="preserve">. [online] Available at: </w:t>
       </w:r>
       <w:hyperlink r:id="rId13" w:tgtFrame="_new" w:history="1">
         <w:r>
           <w:rPr>
             <w:rStyle w:val="Hyperlink"/>
+            <w:rFonts w:eastAsiaTheme="majorEastAsia"/>
+          </w:rPr>
+          <w:t>https://piazza.com</w:t>
+        </w:r>
+      </w:hyperlink>
+      <w:r>
+        <w:t xml:space="preserve"> [Accessed 13 February 2026].</w:t>
+      </w:r>
+    </w:p>
+    <w:p>
+      <w:pPr>
+        <w:pStyle w:val="NormalWeb"/>
+        <w:spacing w:before="0" w:beforeAutospacing="0" w:after="0" w:afterAutospacing="0" w:line="276" w:lineRule="auto"/>
+        <w:jc w:val="both"/>
+      </w:pPr>
+      <w:proofErr w:type="spellStart"/>
+      <w:r>
+        <w:rPr>
+          <w:rStyle w:val="Strong"/>
+          <w:rFonts w:eastAsiaTheme="majorEastAsia"/>
+          <w:b w:val="0"/>
+          <w:bCs w:val="0"/>
+        </w:rPr>
+        <w:lastRenderedPageBreak/>
+        <w:t>Preply</w:t>
+      </w:r>
+      <w:proofErr w:type="spellEnd"/>
+      <w:r>
+        <w:rPr>
+          <w:rStyle w:val="Strong"/>
+          <w:rFonts w:eastAsiaTheme="majorEastAsia"/>
+          <w:b w:val="0"/>
+          <w:bCs w:val="0"/>
+        </w:rPr>
+        <w:t>.</w:t>
+      </w:r>
+      <w:r>
+        <w:t xml:space="preserve"> (n.d.). </w:t>
+      </w:r>
+      <w:proofErr w:type="spellStart"/>
+      <w:r>
+        <w:rPr>
+          <w:rStyle w:val="Emphasis"/>
+          <w:rFonts w:eastAsiaTheme="majorEastAsia"/>
+        </w:rPr>
+        <w:t>Preply</w:t>
+      </w:r>
+      <w:proofErr w:type="spellEnd"/>
+      <w:r>
+        <w:rPr>
+          <w:rStyle w:val="Emphasis"/>
+          <w:rFonts w:eastAsiaTheme="majorEastAsia"/>
+        </w:rPr>
+        <w:t>: Online tutoring platform</w:t>
+      </w:r>
+      <w:r>
+        <w:t xml:space="preserve">. [online] Available at: </w:t>
+      </w:r>
+      <w:hyperlink r:id="rId14" w:tgtFrame="_new" w:history="1">
+        <w:r>
+          <w:rPr>
+            <w:rStyle w:val="Hyperlink"/>
+            <w:rFonts w:eastAsiaTheme="majorEastAsia"/>
+          </w:rPr>
+          <w:t>https://preply.com</w:t>
+        </w:r>
+      </w:hyperlink>
+      <w:r>
+        <w:t xml:space="preserve"> [Accessed 13 February 2026].</w:t>
+      </w:r>
+    </w:p>
+    <w:p>
+      <w:pPr>
+        <w:pStyle w:val="NormalWeb"/>
+        <w:spacing w:before="0" w:beforeAutospacing="0" w:after="0" w:afterAutospacing="0" w:line="276" w:lineRule="auto"/>
+        <w:jc w:val="both"/>
+      </w:pPr>
+      <w:r>
+        <w:rPr>
+          <w:rStyle w:val="Strong"/>
+          <w:rFonts w:eastAsiaTheme="majorEastAsia"/>
+          <w:b w:val="0"/>
+          <w:bCs w:val="0"/>
+        </w:rPr>
+        <w:t>Profi.ru.</w:t>
+      </w:r>
+      <w:r>
+        <w:t xml:space="preserve"> (n.d.). </w:t>
+      </w:r>
+      <w:r>
+        <w:rPr>
+          <w:rStyle w:val="Emphasis"/>
+          <w:rFonts w:eastAsiaTheme="majorEastAsia"/>
+        </w:rPr>
+        <w:t>Profi.ru: Online tutoring platform</w:t>
+      </w:r>
+      <w:r>
+        <w:t xml:space="preserve">. [online] Available at: </w:t>
+      </w:r>
+      <w:hyperlink r:id="rId15" w:tgtFrame="_new" w:history="1">
+        <w:r>
+          <w:rPr>
+            <w:rStyle w:val="Hyperlink"/>
+            <w:rFonts w:eastAsiaTheme="majorEastAsia"/>
           </w:rPr>
           <w:t>https://profi.ru</w:t>
         </w:r>
       </w:hyperlink>
       <w:r>
-        <w:t xml:space="preserve"> [accessed 13 February 2026].</w:t>
+        <w:t xml:space="preserve"> [Accessed 13 February 2026].</w:t>
       </w:r>
     </w:p>
     <w:p>
       <w:pPr>
         <w:pStyle w:val="NormalWeb"/>
-        <w:spacing w:before="0" w:beforeAutospacing="0" w:after="0" w:afterAutospacing="0"/>
-      </w:pPr>
-      <w:r>
-        <w:t xml:space="preserve">Rizkallah, E.G. and Seitz, V. (2017). Are universities missing a link in dealing with student motivation? An empirical perspective. </w:t>
-      </w:r>
-      <w:r>
-        <w:rPr>
-          <w:i/>
-          <w:iCs/>
-        </w:rPr>
-        <w:t>Journal of Higher Education Theory and Practice</w:t>
-      </w:r>
-      <w:r>
-        <w:t>, 17(9), pp. 80–93.</w:t>
+        <w:spacing w:before="0" w:beforeAutospacing="0" w:after="0" w:afterAutospacing="0" w:line="276" w:lineRule="auto"/>
+        <w:jc w:val="both"/>
+      </w:pPr>
+      <w:proofErr w:type="spellStart"/>
+      <w:r>
+        <w:rPr>
+          <w:rStyle w:val="Strong"/>
+          <w:rFonts w:eastAsiaTheme="majorEastAsia"/>
+          <w:b w:val="0"/>
+          <w:bCs w:val="0"/>
+        </w:rPr>
+        <w:t>Tenhovirta</w:t>
+      </w:r>
+      <w:proofErr w:type="spellEnd"/>
+      <w:r>
+        <w:rPr>
+          <w:rStyle w:val="Strong"/>
+          <w:rFonts w:eastAsiaTheme="majorEastAsia"/>
+          <w:b w:val="0"/>
+          <w:bCs w:val="0"/>
+        </w:rPr>
+        <w:t xml:space="preserve">, S., Korhonen, T., </w:t>
+      </w:r>
+      <w:proofErr w:type="spellStart"/>
+      <w:r>
+        <w:rPr>
+          <w:rStyle w:val="Strong"/>
+          <w:rFonts w:eastAsiaTheme="majorEastAsia"/>
+          <w:b w:val="0"/>
+          <w:bCs w:val="0"/>
+        </w:rPr>
+        <w:t>Seitamaa</w:t>
+      </w:r>
+      <w:proofErr w:type="spellEnd"/>
+      <w:r>
+        <w:rPr>
+          <w:rStyle w:val="Strong"/>
+          <w:rFonts w:eastAsiaTheme="majorEastAsia"/>
+          <w:b w:val="0"/>
+          <w:bCs w:val="0"/>
+        </w:rPr>
+        <w:t>-Hakkarainen, P. and Hakkarainen, K.</w:t>
+      </w:r>
+      <w:r>
+        <w:rPr>
+          <w:b/>
+          <w:bCs/>
+        </w:rPr>
+        <w:t xml:space="preserve"> (2022). </w:t>
+      </w:r>
+      <w:r>
+        <w:t xml:space="preserve">Cross-age peer tutoring in a technology-enhanced STEAM project at a lower secondary school. </w:t>
+      </w:r>
+      <w:r>
+        <w:rPr>
+          <w:rStyle w:val="Emphasis"/>
+          <w:rFonts w:eastAsiaTheme="majorEastAsia"/>
+        </w:rPr>
+        <w:t>International Journal of Technology and Design Education</w:t>
+      </w:r>
+      <w:r>
+        <w:t>, 32(3), pp.1701–1723.</w:t>
       </w:r>
     </w:p>
     <w:p>
       <w:pPr>
         <w:pStyle w:val="NormalWeb"/>
-        <w:spacing w:before="0" w:beforeAutospacing="0" w:after="0" w:afterAutospacing="0"/>
-      </w:pPr>
-      <w:r>
-        <w:t xml:space="preserve">Tinto, V. (1987). </w:t>
-      </w:r>
-      <w:r>
-        <w:rPr>
-          <w:i/>
-          <w:iCs/>
-        </w:rPr>
-        <w:t>Leaving college: Rethinking the causes and cures of student attrition</w:t>
-      </w:r>
-      <w:r>
-        <w:t>. Chicago: University of Chicago Press.</w:t>
+        <w:spacing w:before="0" w:beforeAutospacing="0" w:after="0" w:afterAutospacing="0" w:line="276" w:lineRule="auto"/>
+        <w:jc w:val="both"/>
+      </w:pPr>
+      <w:r>
+        <w:rPr>
+          <w:rStyle w:val="Strong"/>
+          <w:rFonts w:eastAsiaTheme="majorEastAsia"/>
+          <w:b w:val="0"/>
+          <w:bCs w:val="0"/>
+        </w:rPr>
+        <w:t>Tinto, V.</w:t>
+      </w:r>
+      <w:r>
+        <w:t xml:space="preserve"> (2014). Reflective practice: Tinto’s South Africa lectures. </w:t>
+      </w:r>
+      <w:r>
+        <w:rPr>
+          <w:rStyle w:val="Emphasis"/>
+          <w:rFonts w:eastAsiaTheme="majorEastAsia"/>
+        </w:rPr>
+        <w:t>Journal of Student Affairs in Africa</w:t>
+      </w:r>
+      <w:r>
+        <w:t>, 2(2), pp.5–28.</w:t>
       </w:r>
     </w:p>
     <w:p>
       <w:pPr>
         <w:pStyle w:val="NormalWeb"/>
-        <w:spacing w:before="0" w:beforeAutospacing="0" w:after="0" w:afterAutospacing="0"/>
-      </w:pPr>
-      <w:r>
-        <w:lastRenderedPageBreak/>
-        <w:t xml:space="preserve">Tinto, V. (2014). Reflective practice: Tinto’s South Africa lectures. </w:t>
-      </w:r>
-      <w:r>
-        <w:rPr>
-          <w:i/>
-          <w:iCs/>
-        </w:rPr>
-        <w:t>Journal of Student Affairs in Africa</w:t>
-      </w:r>
-      <w:r>
-        <w:t>, 2(2), pp. 5–28. https://doi.org/10.14426/jsaa.v2i2.66</w:t>
+        <w:spacing w:before="0" w:beforeAutospacing="0" w:after="0" w:afterAutospacing="0" w:line="276" w:lineRule="auto"/>
+        <w:jc w:val="both"/>
+      </w:pPr>
+      <w:r>
+        <w:rPr>
+          <w:rStyle w:val="Strong"/>
+          <w:rFonts w:eastAsiaTheme="majorEastAsia"/>
+          <w:b w:val="0"/>
+          <w:bCs w:val="0"/>
+        </w:rPr>
+        <w:t>Topping, K.J.</w:t>
+      </w:r>
+      <w:r>
+        <w:t xml:space="preserve"> (2001). Peer assisted learning: A practical guide for teachers. </w:t>
+      </w:r>
+      <w:r>
+        <w:rPr>
+          <w:rStyle w:val="Emphasis"/>
+          <w:rFonts w:eastAsiaTheme="majorEastAsia"/>
+        </w:rPr>
+        <w:t>Educational Psychology in Practice</w:t>
+      </w:r>
+      <w:r>
+        <w:t>, 17(3), pp.231–240.</w:t>
       </w:r>
     </w:p>
     <w:p>
       <w:pPr>
         <w:pStyle w:val="NormalWeb"/>
-        <w:spacing w:before="0" w:beforeAutospacing="0" w:after="0" w:afterAutospacing="0"/>
-      </w:pPr>
-      <w:r>
-        <w:t xml:space="preserve">Topping, K.J. (2001). Peer assisted learning: A practical guide for teachers. </w:t>
-      </w:r>
-      <w:r>
-        <w:rPr>
-          <w:i/>
-          <w:iCs/>
-        </w:rPr>
-        <w:t>Educational Psychology in Practice</w:t>
-      </w:r>
-      <w:r>
-        <w:t>, 17(3), pp. 231–240.</w:t>
+        <w:spacing w:before="0" w:beforeAutospacing="0" w:after="0" w:afterAutospacing="0" w:line="276" w:lineRule="auto"/>
+        <w:jc w:val="both"/>
+      </w:pPr>
+      <w:r>
+        <w:rPr>
+          <w:rStyle w:val="Strong"/>
+          <w:rFonts w:eastAsiaTheme="majorEastAsia"/>
+          <w:b w:val="0"/>
+          <w:bCs w:val="0"/>
+        </w:rPr>
+        <w:t>Topping, K.J.</w:t>
+      </w:r>
+      <w:r>
+        <w:t xml:space="preserve"> (2002). Peer and parent-assisted learning in reading. </w:t>
+      </w:r>
+      <w:r>
+        <w:rPr>
+          <w:rStyle w:val="Emphasis"/>
+          <w:rFonts w:eastAsiaTheme="majorEastAsia"/>
+        </w:rPr>
+        <w:t>British Journal of Educational Psychology</w:t>
+      </w:r>
+      <w:r>
+        <w:t>, 72(3), pp.323–341.</w:t>
       </w:r>
     </w:p>
     <w:p>
       <w:pPr>
         <w:pStyle w:val="NormalWeb"/>
-        <w:spacing w:before="0" w:beforeAutospacing="0" w:after="0" w:afterAutospacing="0"/>
-      </w:pPr>
-      <w:r>
-        <w:t xml:space="preserve">Topping, K.J. (2002). Peer and parent-assisted learning in reading. </w:t>
-      </w:r>
-      <w:r>
-        <w:rPr>
-          <w:i/>
-          <w:iCs/>
-        </w:rPr>
-        <w:t>British Journal of Educational Psychology</w:t>
-      </w:r>
-      <w:r>
-        <w:t>, 72(3), pp. 323–341. https://doi.org/10.1348/000709902320634016</w:t>
-      </w:r>
-    </w:p>
-    <w:p>
-      <w:pPr>
-        <w:pStyle w:val="NormalWeb"/>
-        <w:spacing w:before="0" w:beforeAutospacing="0" w:after="0" w:afterAutospacing="0"/>
-      </w:pPr>
-      <w:r>
-        <w:t xml:space="preserve">Travis, J., Kaszycki, A., Geden, M. and Bunde, J. (2020). Some stress is good stress: The challenge-hindrance framework, academic self-efficacy, and academic outcomes. </w:t>
-      </w:r>
-      <w:r>
-        <w:rPr>
-          <w:i/>
-          <w:iCs/>
-        </w:rPr>
-        <w:t>Journal of Educational Psychology</w:t>
-      </w:r>
-      <w:r>
-        <w:t>, 112(8), pp. 1632–1647.</w:t>
-      </w:r>
-    </w:p>
-    <w:p>
-      <w:pPr>
-        <w:pStyle w:val="NormalWeb"/>
-        <w:spacing w:before="0" w:beforeAutospacing="0" w:after="0" w:afterAutospacing="0"/>
+        <w:spacing w:before="0" w:beforeAutospacing="0" w:after="0" w:afterAutospacing="0" w:line="276" w:lineRule="auto"/>
+        <w:jc w:val="both"/>
       </w:pPr>
       <w:proofErr w:type="spellStart"/>
       <w:r>
-        <w:t>Zepke</w:t>
+        <w:rPr>
+          <w:rStyle w:val="Strong"/>
+          <w:rFonts w:eastAsiaTheme="majorEastAsia"/>
+          <w:b w:val="0"/>
+          <w:bCs w:val="0"/>
+        </w:rPr>
+        <w:t>Tutorful</w:t>
       </w:r>
       <w:proofErr w:type="spellEnd"/>
       <w:r>
-        <w:t xml:space="preserve">, N. and Leach, L. (2010). Improving student engagement: Ten proposals for action. </w:t>
-      </w:r>
-      <w:r>
-        <w:rPr>
-          <w:i/>
-          <w:iCs/>
-        </w:rPr>
-        <w:t>Active Learning in Higher Education</w:t>
-      </w:r>
-      <w:r>
-        <w:t>, 11(3), pp. 167–177.</w:t>
-      </w:r>
-    </w:p>
-    <w:p>
-      <w:pPr>
-        <w:pStyle w:val="NormalWeb"/>
-        <w:spacing w:before="0" w:beforeAutospacing="0" w:after="0" w:afterAutospacing="0"/>
-      </w:pPr>
+        <w:rPr>
+          <w:rStyle w:val="Strong"/>
+          <w:rFonts w:eastAsiaTheme="majorEastAsia"/>
+          <w:b w:val="0"/>
+          <w:bCs w:val="0"/>
+        </w:rPr>
+        <w:t>.</w:t>
+      </w:r>
+      <w:r>
+        <w:rPr>
+          <w:b/>
+          <w:bCs/>
+        </w:rPr>
+        <w:t xml:space="preserve"> </w:t>
+      </w:r>
+      <w:r>
+        <w:t xml:space="preserve">(n.d.). </w:t>
+      </w:r>
       <w:proofErr w:type="spellStart"/>
       <w:r>
-        <w:t>GeeksforGeeks</w:t>
+        <w:rPr>
+          <w:rStyle w:val="Emphasis"/>
+          <w:rFonts w:eastAsiaTheme="majorEastAsia"/>
+        </w:rPr>
+        <w:t>Tutorful</w:t>
       </w:r>
       <w:proofErr w:type="spellEnd"/>
       <w:r>
-        <w:t xml:space="preserve">. (2023). </w:t>
-      </w:r>
-      <w:r>
-        <w:rPr>
-          <w:i/>
-          <w:iCs/>
-        </w:rPr>
-        <w:t>How MERN stack works</w:t>
-      </w:r>
-      <w:r>
-        <w:t xml:space="preserve">. [online image] Available at: </w:t>
-      </w:r>
-      <w:hyperlink r:id="rId14" w:tgtFrame="_new" w:history="1">
+        <w:rPr>
+          <w:rStyle w:val="Emphasis"/>
+          <w:rFonts w:eastAsiaTheme="majorEastAsia"/>
+        </w:rPr>
+        <w:t>: Online tutoring platform</w:t>
+      </w:r>
+      <w:r>
+        <w:t xml:space="preserve">. [online] Available at: </w:t>
+      </w:r>
+      <w:hyperlink r:id="rId16" w:tgtFrame="_new" w:history="1">
         <w:r>
           <w:rPr>
             <w:rStyle w:val="Hyperlink"/>
+            <w:rFonts w:eastAsiaTheme="majorEastAsia"/>
           </w:rPr>
-          <w:t>https://media.geeksforgeeks.org/wp-content/uploads/20231109150525/How-MERN-Stack-Works-copy.webp</w:t>
+          <w:t>https://tutorful.co.uk</w:t>
         </w:r>
       </w:hyperlink>
       <w:r>
@@ -5244,179 +4215,14 @@
     </w:p>
     <w:p>
       <w:pPr>
-        <w:pStyle w:val="Heading1"/>
-        <w:numPr>
-          <w:ilvl w:val="0"/>
-          <w:numId w:val="48"/>
-        </w:numPr>
-        <w:spacing w:before="0" w:after="0"/>
-        <w:rPr>
-          <w:rFonts w:ascii="Times New Roman" w:hAnsi="Times New Roman" w:cs="Times New Roman"/>
-          <w:b/>
-          <w:bCs/>
-          <w:color w:val="000000" w:themeColor="text1"/>
-          <w:sz w:val="32"/>
-          <w:szCs w:val="32"/>
-        </w:rPr>
-      </w:pPr>
-      <w:bookmarkStart w:id="13" w:name="_Toc223912609"/>
-      <w:r>
-        <w:rPr>
-          <w:rFonts w:ascii="Times New Roman" w:hAnsi="Times New Roman" w:cs="Times New Roman"/>
-          <w:b/>
-          <w:bCs/>
-          <w:color w:val="000000" w:themeColor="text1"/>
-          <w:sz w:val="32"/>
-          <w:szCs w:val="32"/>
-        </w:rPr>
-        <w:t>Appendix</w:t>
-      </w:r>
-      <w:bookmarkEnd w:id="13"/>
+        <w:pStyle w:val="NormalWeb"/>
+        <w:spacing w:before="0" w:beforeAutospacing="0" w:after="0" w:afterAutospacing="0"/>
+      </w:pPr>
     </w:p>
-    <w:sdt>
-      <w:sdtPr>
-        <w:rPr>
-          <w:rFonts w:ascii="Times New Roman" w:eastAsia="Times New Roman" w:hAnsi="Times New Roman" w:cs="Times New Roman"/>
-          <w:b w:val="0"/>
-          <w:bCs w:val="0"/>
-          <w:color w:val="auto"/>
-          <w:sz w:val="24"/>
-          <w:szCs w:val="24"/>
-        </w:rPr>
-        <w:id w:val="-1777315750"/>
-        <w:docPartObj>
-          <w:docPartGallery w:val="Table of Contents"/>
-          <w:docPartUnique/>
-        </w:docPartObj>
-      </w:sdtPr>
-      <w:sdtEndPr>
-        <w:rPr>
-          <w:noProof/>
-        </w:rPr>
-      </w:sdtEndPr>
-      <w:sdtContent>
-        <w:p>
-          <w:pPr>
-            <w:pStyle w:val="TOCHeading"/>
-            <w:spacing w:before="0" w:line="240" w:lineRule="auto"/>
-            <w:jc w:val="both"/>
-            <w:rPr>
-              <w:rFonts w:ascii="Times New Roman" w:hAnsi="Times New Roman" w:cs="Times New Roman"/>
-              <w:b w:val="0"/>
-              <w:bCs w:val="0"/>
-              <w:sz w:val="40"/>
-              <w:szCs w:val="40"/>
-            </w:rPr>
-          </w:pPr>
-          <w:r>
-            <w:rPr>
-              <w:rFonts w:ascii="Times New Roman" w:hAnsi="Times New Roman" w:cs="Times New Roman"/>
-              <w:b w:val="0"/>
-              <w:bCs w:val="0"/>
-              <w:sz w:val="40"/>
-              <w:szCs w:val="40"/>
-            </w:rPr>
-            <w:t>Table of Figures</w:t>
-          </w:r>
-        </w:p>
-        <w:p>
-          <w:pPr>
-            <w:pStyle w:val="TableofFigures"/>
-            <w:tabs>
-              <w:tab w:val="right" w:leader="dot" w:pos="9350"/>
-            </w:tabs>
-            <w:rPr>
-              <w:rFonts w:eastAsiaTheme="minorEastAsia"/>
-              <w:noProof/>
-              <w:kern w:val="2"/>
-              <w14:ligatures w14:val="standardContextual"/>
-            </w:rPr>
-          </w:pPr>
-          <w:r>
-            <w:fldChar w:fldCharType="begin"/>
-          </w:r>
-          <w:r>
-            <w:instrText xml:space="preserve"> TOC \h \z \c "Figure" </w:instrText>
-          </w:r>
-          <w:r>
-            <w:fldChar w:fldCharType="separate"/>
-          </w:r>
-          <w:hyperlink w:anchor="_Toc223739194" w:history="1">
-            <w:r>
-              <w:rPr>
-                <w:rStyle w:val="Hyperlink"/>
-                <w:rFonts w:eastAsiaTheme="majorEastAsia"/>
-                <w:noProof/>
-              </w:rPr>
-              <w:t>Figure 1 MERN stack architecture. Adapted from GeeksForGeeks (2023).</w:t>
-            </w:r>
-            <w:r>
-              <w:rPr>
-                <w:noProof/>
-                <w:webHidden/>
-              </w:rPr>
-              <w:tab/>
-            </w:r>
-            <w:r>
-              <w:rPr>
-                <w:noProof/>
-                <w:webHidden/>
-              </w:rPr>
-              <w:fldChar w:fldCharType="begin"/>
-            </w:r>
-            <w:r>
-              <w:rPr>
-                <w:noProof/>
-                <w:webHidden/>
-              </w:rPr>
-              <w:instrText xml:space="preserve"> PAGEREF _Toc223739194 \h </w:instrText>
-            </w:r>
-            <w:r>
-              <w:rPr>
-                <w:noProof/>
-                <w:webHidden/>
-              </w:rPr>
-            </w:r>
-            <w:r>
-              <w:rPr>
-                <w:noProof/>
-                <w:webHidden/>
-              </w:rPr>
-              <w:fldChar w:fldCharType="separate"/>
-            </w:r>
-            <w:r>
-              <w:rPr>
-                <w:noProof/>
-                <w:webHidden/>
-              </w:rPr>
-              <w:t>10</w:t>
-            </w:r>
-            <w:r>
-              <w:rPr>
-                <w:noProof/>
-                <w:webHidden/>
-              </w:rPr>
-              <w:fldChar w:fldCharType="end"/>
-            </w:r>
-          </w:hyperlink>
-        </w:p>
-        <w:p>
-          <w:pPr>
-            <w:jc w:val="both"/>
-            <w:rPr>
-              <w:noProof/>
-            </w:rPr>
-          </w:pPr>
-          <w:r>
-            <w:fldChar w:fldCharType="end"/>
-          </w:r>
-        </w:p>
-      </w:sdtContent>
-    </w:sdt>
     <w:p/>
     <w:sectPr>
-      <w:footerReference w:type="even" r:id="rId15"/>
-      <w:footerReference w:type="default" r:id="rId16"/>
+      <w:footerReference w:type="even" r:id="rId17"/>
+      <w:footerReference w:type="default" r:id="rId18"/>
       <w:pgSz w:w="12240" w:h="15840"/>
       <w:pgMar w:top="1440" w:right="1440" w:bottom="1440" w:left="1440" w:header="0" w:footer="720" w:gutter="0"/>
       <w:cols w:space="720"/>
@@ -11317,6 +10123,118 @@
     </w:lvl>
   </w:abstractNum>
   <w:abstractNum w:abstractNumId="52" w15:restartNumberingAfterBreak="0">
+    <w:nsid w:val="3D4423FE"/>
+    <w:multiLevelType w:val="hybridMultilevel"/>
+    <w:tmpl w:val="3CF636FA"/>
+    <w:lvl w:ilvl="0" w:tplc="3D4E6B1A">
+      <w:numFmt w:val="bullet"/>
+      <w:lvlText w:val="-"/>
+      <w:lvlJc w:val="left"/>
+      <w:pPr>
+        <w:ind w:left="720" w:hanging="360"/>
+      </w:pPr>
+      <w:rPr>
+        <w:rFonts w:ascii="Times New Roman" w:eastAsia="Times New Roman" w:hAnsi="Times New Roman" w:cs="Times New Roman" w:hint="default"/>
+      </w:rPr>
+    </w:lvl>
+    <w:lvl w:ilvl="1" w:tplc="04090003" w:tentative="1">
+      <w:start w:val="1"/>
+      <w:numFmt w:val="bullet"/>
+      <w:lvlText w:val="o"/>
+      <w:lvlJc w:val="left"/>
+      <w:pPr>
+        <w:ind w:left="1440" w:hanging="360"/>
+      </w:pPr>
+      <w:rPr>
+        <w:rFonts w:ascii="Courier New" w:hAnsi="Courier New" w:cs="Courier New" w:hint="default"/>
+      </w:rPr>
+    </w:lvl>
+    <w:lvl w:ilvl="2" w:tplc="04090005" w:tentative="1">
+      <w:start w:val="1"/>
+      <w:numFmt w:val="bullet"/>
+      <w:lvlText w:val=""/>
+      <w:lvlJc w:val="left"/>
+      <w:pPr>
+        <w:ind w:left="2160" w:hanging="360"/>
+      </w:pPr>
+      <w:rPr>
+        <w:rFonts w:ascii="Wingdings" w:hAnsi="Wingdings" w:hint="default"/>
+      </w:rPr>
+    </w:lvl>
+    <w:lvl w:ilvl="3" w:tplc="04090001" w:tentative="1">
+      <w:start w:val="1"/>
+      <w:numFmt w:val="bullet"/>
+      <w:lvlText w:val=""/>
+      <w:lvlJc w:val="left"/>
+      <w:pPr>
+        <w:ind w:left="2880" w:hanging="360"/>
+      </w:pPr>
+      <w:rPr>
+        <w:rFonts w:ascii="Symbol" w:hAnsi="Symbol" w:hint="default"/>
+      </w:rPr>
+    </w:lvl>
+    <w:lvl w:ilvl="4" w:tplc="04090003" w:tentative="1">
+      <w:start w:val="1"/>
+      <w:numFmt w:val="bullet"/>
+      <w:lvlText w:val="o"/>
+      <w:lvlJc w:val="left"/>
+      <w:pPr>
+        <w:ind w:left="3600" w:hanging="360"/>
+      </w:pPr>
+      <w:rPr>
+        <w:rFonts w:ascii="Courier New" w:hAnsi="Courier New" w:cs="Courier New" w:hint="default"/>
+      </w:rPr>
+    </w:lvl>
+    <w:lvl w:ilvl="5" w:tplc="04090005" w:tentative="1">
+      <w:start w:val="1"/>
+      <w:numFmt w:val="bullet"/>
+      <w:lvlText w:val=""/>
+      <w:lvlJc w:val="left"/>
+      <w:pPr>
+        <w:ind w:left="4320" w:hanging="360"/>
+      </w:pPr>
+      <w:rPr>
+        <w:rFonts w:ascii="Wingdings" w:hAnsi="Wingdings" w:hint="default"/>
+      </w:rPr>
+    </w:lvl>
+    <w:lvl w:ilvl="6" w:tplc="04090001" w:tentative="1">
+      <w:start w:val="1"/>
+      <w:numFmt w:val="bullet"/>
+      <w:lvlText w:val=""/>
+      <w:lvlJc w:val="left"/>
+      <w:pPr>
+        <w:ind w:left="5040" w:hanging="360"/>
+      </w:pPr>
+      <w:rPr>
+        <w:rFonts w:ascii="Symbol" w:hAnsi="Symbol" w:hint="default"/>
+      </w:rPr>
+    </w:lvl>
+    <w:lvl w:ilvl="7" w:tplc="04090003" w:tentative="1">
+      <w:start w:val="1"/>
+      <w:numFmt w:val="bullet"/>
+      <w:lvlText w:val="o"/>
+      <w:lvlJc w:val="left"/>
+      <w:pPr>
+        <w:ind w:left="5760" w:hanging="360"/>
+      </w:pPr>
+      <w:rPr>
+        <w:rFonts w:ascii="Courier New" w:hAnsi="Courier New" w:cs="Courier New" w:hint="default"/>
+      </w:rPr>
+    </w:lvl>
+    <w:lvl w:ilvl="8" w:tplc="04090005" w:tentative="1">
+      <w:start w:val="1"/>
+      <w:numFmt w:val="bullet"/>
+      <w:lvlText w:val=""/>
+      <w:lvlJc w:val="left"/>
+      <w:pPr>
+        <w:ind w:left="6480" w:hanging="360"/>
+      </w:pPr>
+      <w:rPr>
+        <w:rFonts w:ascii="Wingdings" w:hAnsi="Wingdings" w:hint="default"/>
+      </w:rPr>
+    </w:lvl>
+  </w:abstractNum>
+  <w:abstractNum w:abstractNumId="53" w15:restartNumberingAfterBreak="0">
     <w:nsid w:val="3DC1510F"/>
     <w:multiLevelType w:val="hybridMultilevel"/>
     <w:tmpl w:val="388A58E2"/>
@@ -11405,7 +10323,7 @@
       </w:pPr>
     </w:lvl>
   </w:abstractNum>
-  <w:abstractNum w:abstractNumId="53" w15:restartNumberingAfterBreak="0">
+  <w:abstractNum w:abstractNumId="54" w15:restartNumberingAfterBreak="0">
     <w:nsid w:val="3E21274B"/>
     <w:multiLevelType w:val="hybridMultilevel"/>
     <w:tmpl w:val="53368FD6"/>
@@ -11491,7 +10409,7 @@
       </w:pPr>
     </w:lvl>
   </w:abstractNum>
-  <w:abstractNum w:abstractNumId="54" w15:restartNumberingAfterBreak="0">
+  <w:abstractNum w:abstractNumId="55" w15:restartNumberingAfterBreak="0">
     <w:nsid w:val="3E7433B9"/>
     <w:multiLevelType w:val="hybridMultilevel"/>
     <w:tmpl w:val="150A5E9A"/>
@@ -11580,7 +10498,7 @@
       </w:pPr>
     </w:lvl>
   </w:abstractNum>
-  <w:abstractNum w:abstractNumId="55" w15:restartNumberingAfterBreak="0">
+  <w:abstractNum w:abstractNumId="56" w15:restartNumberingAfterBreak="0">
     <w:nsid w:val="40E14B7A"/>
     <w:multiLevelType w:val="hybridMultilevel"/>
     <w:tmpl w:val="127A21C4"/>
@@ -11669,7 +10587,7 @@
       </w:pPr>
     </w:lvl>
   </w:abstractNum>
-  <w:abstractNum w:abstractNumId="56" w15:restartNumberingAfterBreak="0">
+  <w:abstractNum w:abstractNumId="57" w15:restartNumberingAfterBreak="0">
     <w:nsid w:val="44A236C0"/>
     <w:multiLevelType w:val="multilevel"/>
     <w:tmpl w:val="1CE860BA"/>
@@ -11782,7 +10700,119 @@
       </w:rPr>
     </w:lvl>
   </w:abstractNum>
-  <w:abstractNum w:abstractNumId="57" w15:restartNumberingAfterBreak="0">
+  <w:abstractNum w:abstractNumId="58" w15:restartNumberingAfterBreak="0">
+    <w:nsid w:val="472F0EB7"/>
+    <w:multiLevelType w:val="hybridMultilevel"/>
+    <w:tmpl w:val="FC307E0C"/>
+    <w:lvl w:ilvl="0" w:tplc="4492EC1E">
+      <w:numFmt w:val="bullet"/>
+      <w:lvlText w:val="-"/>
+      <w:lvlJc w:val="left"/>
+      <w:pPr>
+        <w:ind w:left="360" w:hanging="360"/>
+      </w:pPr>
+      <w:rPr>
+        <w:rFonts w:ascii="Times New Roman" w:eastAsia="Times New Roman" w:hAnsi="Times New Roman" w:cs="Times New Roman" w:hint="default"/>
+      </w:rPr>
+    </w:lvl>
+    <w:lvl w:ilvl="1" w:tplc="04090003" w:tentative="1">
+      <w:start w:val="1"/>
+      <w:numFmt w:val="bullet"/>
+      <w:lvlText w:val="o"/>
+      <w:lvlJc w:val="left"/>
+      <w:pPr>
+        <w:ind w:left="1080" w:hanging="360"/>
+      </w:pPr>
+      <w:rPr>
+        <w:rFonts w:ascii="Courier New" w:hAnsi="Courier New" w:cs="Courier New" w:hint="default"/>
+      </w:rPr>
+    </w:lvl>
+    <w:lvl w:ilvl="2" w:tplc="04090005" w:tentative="1">
+      <w:start w:val="1"/>
+      <w:numFmt w:val="bullet"/>
+      <w:lvlText w:val=""/>
+      <w:lvlJc w:val="left"/>
+      <w:pPr>
+        <w:ind w:left="1800" w:hanging="360"/>
+      </w:pPr>
+      <w:rPr>
+        <w:rFonts w:ascii="Wingdings" w:hAnsi="Wingdings" w:hint="default"/>
+      </w:rPr>
+    </w:lvl>
+    <w:lvl w:ilvl="3" w:tplc="04090001" w:tentative="1">
+      <w:start w:val="1"/>
+      <w:numFmt w:val="bullet"/>
+      <w:lvlText w:val=""/>
+      <w:lvlJc w:val="left"/>
+      <w:pPr>
+        <w:ind w:left="2520" w:hanging="360"/>
+      </w:pPr>
+      <w:rPr>
+        <w:rFonts w:ascii="Symbol" w:hAnsi="Symbol" w:hint="default"/>
+      </w:rPr>
+    </w:lvl>
+    <w:lvl w:ilvl="4" w:tplc="04090003" w:tentative="1">
+      <w:start w:val="1"/>
+      <w:numFmt w:val="bullet"/>
+      <w:lvlText w:val="o"/>
+      <w:lvlJc w:val="left"/>
+      <w:pPr>
+        <w:ind w:left="3240" w:hanging="360"/>
+      </w:pPr>
+      <w:rPr>
+        <w:rFonts w:ascii="Courier New" w:hAnsi="Courier New" w:cs="Courier New" w:hint="default"/>
+      </w:rPr>
+    </w:lvl>
+    <w:lvl w:ilvl="5" w:tplc="04090005" w:tentative="1">
+      <w:start w:val="1"/>
+      <w:numFmt w:val="bullet"/>
+      <w:lvlText w:val=""/>
+      <w:lvlJc w:val="left"/>
+      <w:pPr>
+        <w:ind w:left="3960" w:hanging="360"/>
+      </w:pPr>
+      <w:rPr>
+        <w:rFonts w:ascii="Wingdings" w:hAnsi="Wingdings" w:hint="default"/>
+      </w:rPr>
+    </w:lvl>
+    <w:lvl w:ilvl="6" w:tplc="04090001" w:tentative="1">
+      <w:start w:val="1"/>
+      <w:numFmt w:val="bullet"/>
+      <w:lvlText w:val=""/>
+      <w:lvlJc w:val="left"/>
+      <w:pPr>
+        <w:ind w:left="4680" w:hanging="360"/>
+      </w:pPr>
+      <w:rPr>
+        <w:rFonts w:ascii="Symbol" w:hAnsi="Symbol" w:hint="default"/>
+      </w:rPr>
+    </w:lvl>
+    <w:lvl w:ilvl="7" w:tplc="04090003" w:tentative="1">
+      <w:start w:val="1"/>
+      <w:numFmt w:val="bullet"/>
+      <w:lvlText w:val="o"/>
+      <w:lvlJc w:val="left"/>
+      <w:pPr>
+        <w:ind w:left="5400" w:hanging="360"/>
+      </w:pPr>
+      <w:rPr>
+        <w:rFonts w:ascii="Courier New" w:hAnsi="Courier New" w:cs="Courier New" w:hint="default"/>
+      </w:rPr>
+    </w:lvl>
+    <w:lvl w:ilvl="8" w:tplc="04090005" w:tentative="1">
+      <w:start w:val="1"/>
+      <w:numFmt w:val="bullet"/>
+      <w:lvlText w:val=""/>
+      <w:lvlJc w:val="left"/>
+      <w:pPr>
+        <w:ind w:left="6120" w:hanging="360"/>
+      </w:pPr>
+      <w:rPr>
+        <w:rFonts w:ascii="Wingdings" w:hAnsi="Wingdings" w:hint="default"/>
+      </w:rPr>
+    </w:lvl>
+  </w:abstractNum>
+  <w:abstractNum w:abstractNumId="59" w15:restartNumberingAfterBreak="0">
     <w:nsid w:val="47653949"/>
     <w:multiLevelType w:val="hybridMultilevel"/>
     <w:tmpl w:val="F080F078"/>
@@ -11871,7 +10901,7 @@
       </w:pPr>
     </w:lvl>
   </w:abstractNum>
-  <w:abstractNum w:abstractNumId="58" w15:restartNumberingAfterBreak="0">
+  <w:abstractNum w:abstractNumId="60" w15:restartNumberingAfterBreak="0">
     <w:nsid w:val="477F143E"/>
     <w:multiLevelType w:val="multilevel"/>
     <w:tmpl w:val="68842356"/>
@@ -12017,7 +11047,7 @@
       </w:rPr>
     </w:lvl>
   </w:abstractNum>
-  <w:abstractNum w:abstractNumId="59" w15:restartNumberingAfterBreak="0">
+  <w:abstractNum w:abstractNumId="61" w15:restartNumberingAfterBreak="0">
     <w:nsid w:val="4A1604DC"/>
     <w:multiLevelType w:val="hybridMultilevel"/>
     <w:tmpl w:val="F634DD3E"/>
@@ -12130,7 +11160,7 @@
       </w:rPr>
     </w:lvl>
   </w:abstractNum>
-  <w:abstractNum w:abstractNumId="60" w15:restartNumberingAfterBreak="0">
+  <w:abstractNum w:abstractNumId="62" w15:restartNumberingAfterBreak="0">
     <w:nsid w:val="4A253C16"/>
     <w:multiLevelType w:val="multilevel"/>
     <w:tmpl w:val="FDFC4E2E"/>
@@ -12276,7 +11306,7 @@
       </w:rPr>
     </w:lvl>
   </w:abstractNum>
-  <w:abstractNum w:abstractNumId="61" w15:restartNumberingAfterBreak="0">
+  <w:abstractNum w:abstractNumId="63" w15:restartNumberingAfterBreak="0">
     <w:nsid w:val="4AAB458E"/>
     <w:multiLevelType w:val="multilevel"/>
     <w:tmpl w:val="68842356"/>
@@ -12422,7 +11452,7 @@
       </w:rPr>
     </w:lvl>
   </w:abstractNum>
-  <w:abstractNum w:abstractNumId="62" w15:restartNumberingAfterBreak="0">
+  <w:abstractNum w:abstractNumId="64" w15:restartNumberingAfterBreak="0">
     <w:nsid w:val="4E886D8A"/>
     <w:multiLevelType w:val="multilevel"/>
     <w:tmpl w:val="FDFC4E2E"/>
@@ -12568,7 +11598,7 @@
       </w:rPr>
     </w:lvl>
   </w:abstractNum>
-  <w:abstractNum w:abstractNumId="63" w15:restartNumberingAfterBreak="0">
+  <w:abstractNum w:abstractNumId="65" w15:restartNumberingAfterBreak="0">
     <w:nsid w:val="4FE36C13"/>
     <w:multiLevelType w:val="hybridMultilevel"/>
     <w:tmpl w:val="A8F0AADC"/>
@@ -12654,7 +11684,7 @@
       </w:pPr>
     </w:lvl>
   </w:abstractNum>
-  <w:abstractNum w:abstractNumId="64" w15:restartNumberingAfterBreak="0">
+  <w:abstractNum w:abstractNumId="66" w15:restartNumberingAfterBreak="0">
     <w:nsid w:val="521A65CD"/>
     <w:multiLevelType w:val="multilevel"/>
     <w:tmpl w:val="6E2CEAE0"/>
@@ -12803,7 +11833,7 @@
       </w:rPr>
     </w:lvl>
   </w:abstractNum>
-  <w:abstractNum w:abstractNumId="65" w15:restartNumberingAfterBreak="0">
+  <w:abstractNum w:abstractNumId="67" w15:restartNumberingAfterBreak="0">
     <w:nsid w:val="545915D6"/>
     <w:multiLevelType w:val="multilevel"/>
     <w:tmpl w:val="DF6A7F3C"/>
@@ -12949,7 +11979,7 @@
       </w:rPr>
     </w:lvl>
   </w:abstractNum>
-  <w:abstractNum w:abstractNumId="66" w15:restartNumberingAfterBreak="0">
+  <w:abstractNum w:abstractNumId="68" w15:restartNumberingAfterBreak="0">
     <w:nsid w:val="55BD0436"/>
     <w:multiLevelType w:val="hybridMultilevel"/>
     <w:tmpl w:val="7C3A328C"/>
@@ -13035,7 +12065,7 @@
       </w:pPr>
     </w:lvl>
   </w:abstractNum>
-  <w:abstractNum w:abstractNumId="67" w15:restartNumberingAfterBreak="0">
+  <w:abstractNum w:abstractNumId="69" w15:restartNumberingAfterBreak="0">
     <w:nsid w:val="56280CC0"/>
     <w:multiLevelType w:val="hybridMultilevel"/>
     <w:tmpl w:val="C2FEFEDC"/>
@@ -13121,7 +12151,7 @@
       </w:pPr>
     </w:lvl>
   </w:abstractNum>
-  <w:abstractNum w:abstractNumId="68" w15:restartNumberingAfterBreak="0">
+  <w:abstractNum w:abstractNumId="70" w15:restartNumberingAfterBreak="0">
     <w:nsid w:val="572A2A2D"/>
     <w:multiLevelType w:val="multilevel"/>
     <w:tmpl w:val="9BC685AA"/>
@@ -13234,7 +12264,7 @@
       </w:rPr>
     </w:lvl>
   </w:abstractNum>
-  <w:abstractNum w:abstractNumId="69" w15:restartNumberingAfterBreak="0">
+  <w:abstractNum w:abstractNumId="71" w15:restartNumberingAfterBreak="0">
     <w:nsid w:val="587B2033"/>
     <w:multiLevelType w:val="hybridMultilevel"/>
     <w:tmpl w:val="104206EC"/>
@@ -13320,7 +12350,7 @@
       </w:pPr>
     </w:lvl>
   </w:abstractNum>
-  <w:abstractNum w:abstractNumId="70" w15:restartNumberingAfterBreak="0">
+  <w:abstractNum w:abstractNumId="72" w15:restartNumberingAfterBreak="0">
     <w:nsid w:val="5A7B6B30"/>
     <w:multiLevelType w:val="multilevel"/>
     <w:tmpl w:val="DF7AD022"/>
@@ -13469,7 +12499,7 @@
       </w:rPr>
     </w:lvl>
   </w:abstractNum>
-  <w:abstractNum w:abstractNumId="71" w15:restartNumberingAfterBreak="0">
+  <w:abstractNum w:abstractNumId="73" w15:restartNumberingAfterBreak="0">
     <w:nsid w:val="5C015D54"/>
     <w:multiLevelType w:val="multilevel"/>
     <w:tmpl w:val="66D208DC"/>
@@ -13582,7 +12612,7 @@
       </w:pPr>
     </w:lvl>
   </w:abstractNum>
-  <w:abstractNum w:abstractNumId="72" w15:restartNumberingAfterBreak="0">
+  <w:abstractNum w:abstractNumId="74" w15:restartNumberingAfterBreak="0">
     <w:nsid w:val="5C5454BC"/>
     <w:multiLevelType w:val="multilevel"/>
     <w:tmpl w:val="68842356"/>
@@ -13728,7 +12758,7 @@
       </w:rPr>
     </w:lvl>
   </w:abstractNum>
-  <w:abstractNum w:abstractNumId="73" w15:restartNumberingAfterBreak="0">
+  <w:abstractNum w:abstractNumId="75" w15:restartNumberingAfterBreak="0">
     <w:nsid w:val="5F1D2305"/>
     <w:multiLevelType w:val="hybridMultilevel"/>
     <w:tmpl w:val="68FC2168"/>
@@ -13817,7 +12847,7 @@
       </w:pPr>
     </w:lvl>
   </w:abstractNum>
-  <w:abstractNum w:abstractNumId="74" w15:restartNumberingAfterBreak="0">
+  <w:abstractNum w:abstractNumId="76" w15:restartNumberingAfterBreak="0">
     <w:nsid w:val="606D7492"/>
     <w:multiLevelType w:val="multilevel"/>
     <w:tmpl w:val="FDFC4E2E"/>
@@ -13963,7 +12993,7 @@
       </w:rPr>
     </w:lvl>
   </w:abstractNum>
-  <w:abstractNum w:abstractNumId="75" w15:restartNumberingAfterBreak="0">
+  <w:abstractNum w:abstractNumId="77" w15:restartNumberingAfterBreak="0">
     <w:nsid w:val="611E1155"/>
     <w:multiLevelType w:val="hybridMultilevel"/>
     <w:tmpl w:val="459CDAFE"/>
@@ -14049,7 +13079,7 @@
       </w:pPr>
     </w:lvl>
   </w:abstractNum>
-  <w:abstractNum w:abstractNumId="76" w15:restartNumberingAfterBreak="0">
+  <w:abstractNum w:abstractNumId="78" w15:restartNumberingAfterBreak="0">
     <w:nsid w:val="62465259"/>
     <w:multiLevelType w:val="multilevel"/>
     <w:tmpl w:val="FDFC4E2E"/>
@@ -14195,7 +13225,7 @@
       </w:rPr>
     </w:lvl>
   </w:abstractNum>
-  <w:abstractNum w:abstractNumId="77" w15:restartNumberingAfterBreak="0">
+  <w:abstractNum w:abstractNumId="79" w15:restartNumberingAfterBreak="0">
     <w:nsid w:val="64A96324"/>
     <w:multiLevelType w:val="multilevel"/>
     <w:tmpl w:val="68842356"/>
@@ -14341,7 +13371,7 @@
       </w:rPr>
     </w:lvl>
   </w:abstractNum>
-  <w:abstractNum w:abstractNumId="78" w15:restartNumberingAfterBreak="0">
+  <w:abstractNum w:abstractNumId="80" w15:restartNumberingAfterBreak="0">
     <w:nsid w:val="65430551"/>
     <w:multiLevelType w:val="hybridMultilevel"/>
     <w:tmpl w:val="5CACBC68"/>
@@ -14427,7 +13457,7 @@
       </w:pPr>
     </w:lvl>
   </w:abstractNum>
-  <w:abstractNum w:abstractNumId="79" w15:restartNumberingAfterBreak="0">
+  <w:abstractNum w:abstractNumId="81" w15:restartNumberingAfterBreak="0">
     <w:nsid w:val="661E6A4C"/>
     <w:multiLevelType w:val="hybridMultilevel"/>
     <w:tmpl w:val="54D6135E"/>
@@ -14516,7 +13546,7 @@
       </w:pPr>
     </w:lvl>
   </w:abstractNum>
-  <w:abstractNum w:abstractNumId="80" w15:restartNumberingAfterBreak="0">
+  <w:abstractNum w:abstractNumId="82" w15:restartNumberingAfterBreak="0">
     <w:nsid w:val="66261AC8"/>
     <w:multiLevelType w:val="hybridMultilevel"/>
     <w:tmpl w:val="615A20FE"/>
@@ -14602,7 +13632,7 @@
       </w:pPr>
     </w:lvl>
   </w:abstractNum>
-  <w:abstractNum w:abstractNumId="81" w15:restartNumberingAfterBreak="0">
+  <w:abstractNum w:abstractNumId="83" w15:restartNumberingAfterBreak="0">
     <w:nsid w:val="66D94F60"/>
     <w:multiLevelType w:val="hybridMultilevel"/>
     <w:tmpl w:val="C12E872C"/>
@@ -14688,7 +13718,7 @@
       </w:pPr>
     </w:lvl>
   </w:abstractNum>
-  <w:abstractNum w:abstractNumId="82" w15:restartNumberingAfterBreak="0">
+  <w:abstractNum w:abstractNumId="84" w15:restartNumberingAfterBreak="0">
     <w:nsid w:val="68AB44F5"/>
     <w:multiLevelType w:val="hybridMultilevel"/>
     <w:tmpl w:val="453EABBE"/>
@@ -14774,7 +13804,7 @@
       </w:pPr>
     </w:lvl>
   </w:abstractNum>
-  <w:abstractNum w:abstractNumId="83" w15:restartNumberingAfterBreak="0">
+  <w:abstractNum w:abstractNumId="85" w15:restartNumberingAfterBreak="0">
     <w:nsid w:val="692D34E8"/>
     <w:multiLevelType w:val="hybridMultilevel"/>
     <w:tmpl w:val="C9625038"/>
@@ -14860,7 +13890,7 @@
       </w:pPr>
     </w:lvl>
   </w:abstractNum>
-  <w:abstractNum w:abstractNumId="84" w15:restartNumberingAfterBreak="0">
+  <w:abstractNum w:abstractNumId="86" w15:restartNumberingAfterBreak="0">
     <w:nsid w:val="699D7F53"/>
     <w:multiLevelType w:val="multilevel"/>
     <w:tmpl w:val="DF6A7F3C"/>
@@ -15006,7 +14036,7 @@
       </w:rPr>
     </w:lvl>
   </w:abstractNum>
-  <w:abstractNum w:abstractNumId="85" w15:restartNumberingAfterBreak="0">
+  <w:abstractNum w:abstractNumId="87" w15:restartNumberingAfterBreak="0">
     <w:nsid w:val="6B07430E"/>
     <w:multiLevelType w:val="hybridMultilevel"/>
     <w:tmpl w:val="6F9C41D6"/>
@@ -15119,7 +14149,7 @@
       </w:rPr>
     </w:lvl>
   </w:abstractNum>
-  <w:abstractNum w:abstractNumId="86" w15:restartNumberingAfterBreak="0">
+  <w:abstractNum w:abstractNumId="88" w15:restartNumberingAfterBreak="0">
     <w:nsid w:val="6D0364A0"/>
     <w:multiLevelType w:val="multilevel"/>
     <w:tmpl w:val="68842356"/>
@@ -15265,7 +14295,7 @@
       </w:rPr>
     </w:lvl>
   </w:abstractNum>
-  <w:abstractNum w:abstractNumId="87" w15:restartNumberingAfterBreak="0">
+  <w:abstractNum w:abstractNumId="89" w15:restartNumberingAfterBreak="0">
     <w:nsid w:val="6D7273D8"/>
     <w:multiLevelType w:val="multilevel"/>
     <w:tmpl w:val="DC706630"/>
@@ -15414,7 +14444,7 @@
       </w:rPr>
     </w:lvl>
   </w:abstractNum>
-  <w:abstractNum w:abstractNumId="88" w15:restartNumberingAfterBreak="0">
+  <w:abstractNum w:abstractNumId="90" w15:restartNumberingAfterBreak="0">
     <w:nsid w:val="70AD7985"/>
     <w:multiLevelType w:val="hybridMultilevel"/>
     <w:tmpl w:val="3418DFD0"/>
@@ -15503,7 +14533,7 @@
       </w:pPr>
     </w:lvl>
   </w:abstractNum>
-  <w:abstractNum w:abstractNumId="89" w15:restartNumberingAfterBreak="0">
+  <w:abstractNum w:abstractNumId="91" w15:restartNumberingAfterBreak="0">
     <w:nsid w:val="74EE0FA6"/>
     <w:multiLevelType w:val="hybridMultilevel"/>
     <w:tmpl w:val="4824FBAA"/>
@@ -15592,7 +14622,7 @@
       </w:pPr>
     </w:lvl>
   </w:abstractNum>
-  <w:abstractNum w:abstractNumId="90" w15:restartNumberingAfterBreak="0">
+  <w:abstractNum w:abstractNumId="92" w15:restartNumberingAfterBreak="0">
     <w:nsid w:val="772A4548"/>
     <w:multiLevelType w:val="hybridMultilevel"/>
     <w:tmpl w:val="557CF3BE"/>
@@ -15678,7 +14708,7 @@
       </w:pPr>
     </w:lvl>
   </w:abstractNum>
-  <w:abstractNum w:abstractNumId="91" w15:restartNumberingAfterBreak="0">
+  <w:abstractNum w:abstractNumId="93" w15:restartNumberingAfterBreak="0">
     <w:nsid w:val="783E2CBC"/>
     <w:multiLevelType w:val="multilevel"/>
     <w:tmpl w:val="E94A3B26"/>
@@ -15791,7 +14821,7 @@
       </w:pPr>
     </w:lvl>
   </w:abstractNum>
-  <w:abstractNum w:abstractNumId="92" w15:restartNumberingAfterBreak="0">
+  <w:abstractNum w:abstractNumId="94" w15:restartNumberingAfterBreak="0">
     <w:nsid w:val="786473B8"/>
     <w:multiLevelType w:val="hybridMultilevel"/>
     <w:tmpl w:val="4ADA226A"/>
@@ -15880,7 +14910,7 @@
       </w:pPr>
     </w:lvl>
   </w:abstractNum>
-  <w:abstractNum w:abstractNumId="93" w15:restartNumberingAfterBreak="0">
+  <w:abstractNum w:abstractNumId="95" w15:restartNumberingAfterBreak="0">
     <w:nsid w:val="789F4CE1"/>
     <w:multiLevelType w:val="multilevel"/>
     <w:tmpl w:val="1CE860BA"/>
@@ -15993,7 +15023,7 @@
       </w:rPr>
     </w:lvl>
   </w:abstractNum>
-  <w:abstractNum w:abstractNumId="94" w15:restartNumberingAfterBreak="0">
+  <w:abstractNum w:abstractNumId="96" w15:restartNumberingAfterBreak="0">
     <w:nsid w:val="79730313"/>
     <w:multiLevelType w:val="multilevel"/>
     <w:tmpl w:val="68842356"/>
@@ -16139,7 +15169,7 @@
       </w:rPr>
     </w:lvl>
   </w:abstractNum>
-  <w:abstractNum w:abstractNumId="95" w15:restartNumberingAfterBreak="0">
+  <w:abstractNum w:abstractNumId="97" w15:restartNumberingAfterBreak="0">
     <w:nsid w:val="7AEC76B6"/>
     <w:multiLevelType w:val="multilevel"/>
     <w:tmpl w:val="FDFC4E2E"/>
@@ -16285,7 +15315,7 @@
       </w:rPr>
     </w:lvl>
   </w:abstractNum>
-  <w:abstractNum w:abstractNumId="96" w15:restartNumberingAfterBreak="0">
+  <w:abstractNum w:abstractNumId="98" w15:restartNumberingAfterBreak="0">
     <w:nsid w:val="7C2A1A77"/>
     <w:multiLevelType w:val="hybridMultilevel"/>
     <w:tmpl w:val="1CFEC05E"/>
@@ -16371,7 +15401,7 @@
       </w:pPr>
     </w:lvl>
   </w:abstractNum>
-  <w:abstractNum w:abstractNumId="97" w15:restartNumberingAfterBreak="0">
+  <w:abstractNum w:abstractNumId="99" w15:restartNumberingAfterBreak="0">
     <w:nsid w:val="7EA84EA4"/>
     <w:multiLevelType w:val="hybridMultilevel"/>
     <w:tmpl w:val="685E4A3A"/>
@@ -16474,37 +15504,37 @@
     <w:abstractNumId w:val="24"/>
   </w:num>
   <w:num w:numId="5" w16cid:durableId="320277980">
+    <w:abstractNumId w:val="95"/>
+  </w:num>
+  <w:num w:numId="6" w16cid:durableId="480125140">
+    <w:abstractNumId w:val="66"/>
+  </w:num>
+  <w:num w:numId="7" w16cid:durableId="1312128570">
     <w:abstractNumId w:val="93"/>
   </w:num>
-  <w:num w:numId="6" w16cid:durableId="480125140">
-    <w:abstractNumId w:val="64"/>
-  </w:num>
-  <w:num w:numId="7" w16cid:durableId="1312128570">
-    <w:abstractNumId w:val="91"/>
-  </w:num>
   <w:num w:numId="8" w16cid:durableId="721293094">
-    <w:abstractNumId w:val="71"/>
+    <w:abstractNumId w:val="73"/>
   </w:num>
   <w:num w:numId="9" w16cid:durableId="623655124">
-    <w:abstractNumId w:val="72"/>
+    <w:abstractNumId w:val="74"/>
   </w:num>
   <w:num w:numId="10" w16cid:durableId="433673490">
-    <w:abstractNumId w:val="61"/>
+    <w:abstractNumId w:val="63"/>
   </w:num>
   <w:num w:numId="11" w16cid:durableId="666246274">
-    <w:abstractNumId w:val="86"/>
+    <w:abstractNumId w:val="88"/>
   </w:num>
   <w:num w:numId="12" w16cid:durableId="1583947328">
-    <w:abstractNumId w:val="77"/>
+    <w:abstractNumId w:val="79"/>
   </w:num>
   <w:num w:numId="13" w16cid:durableId="1561015977">
-    <w:abstractNumId w:val="58"/>
+    <w:abstractNumId w:val="60"/>
   </w:num>
   <w:num w:numId="14" w16cid:durableId="1813788044">
     <w:abstractNumId w:val="47"/>
   </w:num>
   <w:num w:numId="15" w16cid:durableId="1516311903">
-    <w:abstractNumId w:val="94"/>
+    <w:abstractNumId w:val="96"/>
   </w:num>
   <w:num w:numId="16" w16cid:durableId="700788812">
     <w:abstractNumId w:val="28"/>
@@ -16513,7 +15543,7 @@
     <w:abstractNumId w:val="19"/>
   </w:num>
   <w:num w:numId="18" w16cid:durableId="506284840">
-    <w:abstractNumId w:val="56"/>
+    <w:abstractNumId w:val="57"/>
   </w:num>
   <w:num w:numId="19" w16cid:durableId="281688829">
     <w:abstractNumId w:val="31"/>
@@ -16528,34 +15558,34 @@
     <w:abstractNumId w:val="10"/>
   </w:num>
   <w:num w:numId="23" w16cid:durableId="1576740101">
-    <w:abstractNumId w:val="87"/>
+    <w:abstractNumId w:val="89"/>
   </w:num>
   <w:num w:numId="24" w16cid:durableId="524516724">
-    <w:abstractNumId w:val="70"/>
+    <w:abstractNumId w:val="72"/>
   </w:num>
   <w:num w:numId="25" w16cid:durableId="1680624365">
     <w:abstractNumId w:val="14"/>
   </w:num>
   <w:num w:numId="26" w16cid:durableId="16082667">
-    <w:abstractNumId w:val="62"/>
+    <w:abstractNumId w:val="64"/>
   </w:num>
   <w:num w:numId="27" w16cid:durableId="691566847">
     <w:abstractNumId w:val="35"/>
   </w:num>
   <w:num w:numId="28" w16cid:durableId="2094620173">
-    <w:abstractNumId w:val="74"/>
+    <w:abstractNumId w:val="76"/>
   </w:num>
   <w:num w:numId="29" w16cid:durableId="906111721">
     <w:abstractNumId w:val="17"/>
   </w:num>
   <w:num w:numId="30" w16cid:durableId="508177387">
-    <w:abstractNumId w:val="60"/>
+    <w:abstractNumId w:val="62"/>
   </w:num>
   <w:num w:numId="31" w16cid:durableId="913011401">
-    <w:abstractNumId w:val="95"/>
+    <w:abstractNumId w:val="97"/>
   </w:num>
   <w:num w:numId="32" w16cid:durableId="1644390964">
-    <w:abstractNumId w:val="76"/>
+    <w:abstractNumId w:val="78"/>
   </w:num>
   <w:num w:numId="33" w16cid:durableId="778261706">
     <w:abstractNumId w:val="7"/>
@@ -16564,7 +15594,7 @@
     <w:abstractNumId w:val="12"/>
   </w:num>
   <w:num w:numId="35" w16cid:durableId="531498289">
-    <w:abstractNumId w:val="67"/>
+    <w:abstractNumId w:val="69"/>
   </w:num>
   <w:num w:numId="36" w16cid:durableId="1777824409">
     <w:abstractNumId w:val="39"/>
@@ -16579,7 +15609,7 @@
     <w:abstractNumId w:val="43"/>
   </w:num>
   <w:num w:numId="40" w16cid:durableId="160776597">
-    <w:abstractNumId w:val="84"/>
+    <w:abstractNumId w:val="86"/>
   </w:num>
   <w:num w:numId="41" w16cid:durableId="1975864769">
     <w:abstractNumId w:val="38"/>
@@ -16591,13 +15621,13 @@
     <w:abstractNumId w:val="33"/>
   </w:num>
   <w:num w:numId="44" w16cid:durableId="2133208309">
-    <w:abstractNumId w:val="65"/>
+    <w:abstractNumId w:val="67"/>
   </w:num>
   <w:num w:numId="45" w16cid:durableId="1696272327">
     <w:abstractNumId w:val="22"/>
   </w:num>
   <w:num w:numId="46" w16cid:durableId="952831626">
-    <w:abstractNumId w:val="68"/>
+    <w:abstractNumId w:val="70"/>
   </w:num>
   <w:num w:numId="47" w16cid:durableId="506284221">
     <w:abstractNumId w:val="27"/>
@@ -16609,7 +15639,7 @@
     <w:abstractNumId w:val="3"/>
   </w:num>
   <w:num w:numId="50" w16cid:durableId="1155948849">
-    <w:abstractNumId w:val="85"/>
+    <w:abstractNumId w:val="87"/>
   </w:num>
   <w:num w:numId="51" w16cid:durableId="1018897390">
     <w:abstractNumId w:val="25"/>
@@ -16618,7 +15648,7 @@
     <w:abstractNumId w:val="15"/>
   </w:num>
   <w:num w:numId="53" w16cid:durableId="209266241">
-    <w:abstractNumId w:val="66"/>
+    <w:abstractNumId w:val="68"/>
   </w:num>
   <w:num w:numId="54" w16cid:durableId="1107307833">
     <w:abstractNumId w:val="37"/>
@@ -16627,10 +15657,10 @@
     <w:abstractNumId w:val="50"/>
   </w:num>
   <w:num w:numId="56" w16cid:durableId="620645840">
-    <w:abstractNumId w:val="96"/>
+    <w:abstractNumId w:val="98"/>
   </w:num>
   <w:num w:numId="57" w16cid:durableId="1037123086">
-    <w:abstractNumId w:val="75"/>
+    <w:abstractNumId w:val="77"/>
   </w:num>
   <w:num w:numId="58" w16cid:durableId="1721440173">
     <w:abstractNumId w:val="40"/>
@@ -16645,10 +15675,10 @@
     <w:abstractNumId w:val="48"/>
   </w:num>
   <w:num w:numId="62" w16cid:durableId="1758939830">
-    <w:abstractNumId w:val="59"/>
+    <w:abstractNumId w:val="61"/>
   </w:num>
   <w:num w:numId="63" w16cid:durableId="65880167">
-    <w:abstractNumId w:val="54"/>
+    <w:abstractNumId w:val="55"/>
   </w:num>
   <w:num w:numId="64" w16cid:durableId="1146895070">
     <w:abstractNumId w:val="23"/>
@@ -16657,13 +15687,13 @@
     <w:abstractNumId w:val="29"/>
   </w:num>
   <w:num w:numId="66" w16cid:durableId="1810005006">
-    <w:abstractNumId w:val="81"/>
+    <w:abstractNumId w:val="83"/>
   </w:num>
   <w:num w:numId="67" w16cid:durableId="1238395611">
     <w:abstractNumId w:val="44"/>
   </w:num>
   <w:num w:numId="68" w16cid:durableId="530605091">
-    <w:abstractNumId w:val="82"/>
+    <w:abstractNumId w:val="84"/>
   </w:num>
   <w:num w:numId="69" w16cid:durableId="1001084823">
     <w:abstractNumId w:val="20"/>
@@ -16678,43 +15708,43 @@
     <w:abstractNumId w:val="34"/>
   </w:num>
   <w:num w:numId="73" w16cid:durableId="679549635">
-    <w:abstractNumId w:val="83"/>
+    <w:abstractNumId w:val="85"/>
   </w:num>
   <w:num w:numId="74" w16cid:durableId="1038046981">
-    <w:abstractNumId w:val="92"/>
+    <w:abstractNumId w:val="94"/>
   </w:num>
   <w:num w:numId="75" w16cid:durableId="1604414419">
-    <w:abstractNumId w:val="63"/>
+    <w:abstractNumId w:val="65"/>
   </w:num>
   <w:num w:numId="76" w16cid:durableId="2089647308">
-    <w:abstractNumId w:val="52"/>
+    <w:abstractNumId w:val="53"/>
   </w:num>
   <w:num w:numId="77" w16cid:durableId="426196364">
-    <w:abstractNumId w:val="78"/>
+    <w:abstractNumId w:val="80"/>
   </w:num>
   <w:num w:numId="78" w16cid:durableId="1561096486">
     <w:abstractNumId w:val="41"/>
   </w:num>
   <w:num w:numId="79" w16cid:durableId="1304895939">
-    <w:abstractNumId w:val="80"/>
+    <w:abstractNumId w:val="82"/>
   </w:num>
   <w:num w:numId="80" w16cid:durableId="753093738">
-    <w:abstractNumId w:val="88"/>
+    <w:abstractNumId w:val="90"/>
   </w:num>
   <w:num w:numId="81" w16cid:durableId="1827428244">
     <w:abstractNumId w:val="2"/>
   </w:num>
   <w:num w:numId="82" w16cid:durableId="685257151">
-    <w:abstractNumId w:val="73"/>
+    <w:abstractNumId w:val="75"/>
   </w:num>
   <w:num w:numId="83" w16cid:durableId="1578704905">
-    <w:abstractNumId w:val="53"/>
+    <w:abstractNumId w:val="54"/>
   </w:num>
   <w:num w:numId="84" w16cid:durableId="1926913757">
     <w:abstractNumId w:val="5"/>
   </w:num>
   <w:num w:numId="85" w16cid:durableId="20858292">
-    <w:abstractNumId w:val="69"/>
+    <w:abstractNumId w:val="71"/>
   </w:num>
   <w:num w:numId="86" w16cid:durableId="589847695">
     <w:abstractNumId w:val="21"/>
@@ -16726,10 +15756,10 @@
     <w:abstractNumId w:val="32"/>
   </w:num>
   <w:num w:numId="89" w16cid:durableId="214198416">
-    <w:abstractNumId w:val="89"/>
+    <w:abstractNumId w:val="91"/>
   </w:num>
   <w:num w:numId="90" w16cid:durableId="1744328531">
-    <w:abstractNumId w:val="57"/>
+    <w:abstractNumId w:val="59"/>
   </w:num>
   <w:num w:numId="91" w16cid:durableId="616256443">
     <w:abstractNumId w:val="49"/>
@@ -16738,22 +15768,28 @@
     <w:abstractNumId w:val="9"/>
   </w:num>
   <w:num w:numId="93" w16cid:durableId="821969649">
-    <w:abstractNumId w:val="79"/>
+    <w:abstractNumId w:val="81"/>
   </w:num>
   <w:num w:numId="94" w16cid:durableId="123934655">
     <w:abstractNumId w:val="0"/>
   </w:num>
   <w:num w:numId="95" w16cid:durableId="899513197">
-    <w:abstractNumId w:val="97"/>
+    <w:abstractNumId w:val="99"/>
   </w:num>
   <w:num w:numId="96" w16cid:durableId="1552688997">
-    <w:abstractNumId w:val="90"/>
+    <w:abstractNumId w:val="92"/>
   </w:num>
   <w:num w:numId="97" w16cid:durableId="1490710238">
-    <w:abstractNumId w:val="55"/>
+    <w:abstractNumId w:val="56"/>
   </w:num>
   <w:num w:numId="98" w16cid:durableId="861821919">
     <w:abstractNumId w:val="51"/>
+  </w:num>
+  <w:num w:numId="99" w16cid:durableId="1615020380">
+    <w:abstractNumId w:val="52"/>
+  </w:num>
+  <w:num w:numId="100" w16cid:durableId="694696797">
+    <w:abstractNumId w:val="58"/>
   </w:num>
 </w:numbering>
 </file>
@@ -17358,7 +16394,6 @@
   <w:style w:type="character" w:default="1" w:styleId="DefaultParagraphFont">
     <w:name w:val="Default Paragraph Font"/>
     <w:uiPriority w:val="1"/>
-    <w:semiHidden/>
     <w:unhideWhenUsed/>
   </w:style>
   <w:style w:type="table" w:default="1" w:styleId="TableNormal">

--- a/docs/Rustamov Temur C00280204 Research.docx
+++ b/docs/Rustamov Temur C00280204 Research.docx
@@ -4,33 +4,29 @@
   <w:body>
     <w:p>
       <w:pPr>
-        <w:pStyle w:val="FirstParagraph"/>
-        <w:spacing w:before="0" w:after="0"/>
+        <w:pStyle w:val="BodyText"/>
         <w:jc w:val="center"/>
+      </w:pPr>
+      <w:r>
         <w:rPr>
-          <w:rFonts w:ascii="Times New Roman" w:hAnsi="Times New Roman" w:cs="Times New Roman"/>
-        </w:rPr>
-      </w:pPr>
-      <w:r>
-        <w:rPr>
-          <w:rFonts w:ascii="Times New Roman" w:hAnsi="Times New Roman" w:cs="Times New Roman"/>
+          <w:rFonts w:ascii="Times New Roman" w:eastAsia="Arial" w:hAnsi="Times New Roman" w:cs="Times New Roman"/>
           <w:noProof/>
         </w:rPr>
         <w:drawing>
-          <wp:inline distT="0" distB="0" distL="0" distR="0" wp14:anchorId="04DB2CB7" wp14:editId="674F14E9">
-            <wp:extent cx="4037946" cy="2323476"/>
-            <wp:effectExtent l="0" t="0" r="0" b="0"/>
-            <wp:docPr id="1" name="Picture 1" descr="SETU logo (002) - Waterford City &amp; County Library Service"/>
+          <wp:inline distT="0" distB="0" distL="0" distR="0" wp14:anchorId="0D8081E7" wp14:editId="16042E52">
+            <wp:extent cx="4744059" cy="1811215"/>
+            <wp:effectExtent l="0" t="0" r="6350" b="5080"/>
+            <wp:docPr id="3" name="Picture 3" descr="C:\Users\aine.byrne\AppData\Local\Microsoft\Windows\INetCache\Content.MSO\94F3C0A6.tmp"/>
             <wp:cNvGraphicFramePr>
-              <a:graphicFrameLocks xmlns:a="http://schemas.openxmlformats.org/drawingml/2006/main"/>
+              <a:graphicFrameLocks xmlns:a="http://schemas.openxmlformats.org/drawingml/2006/main" noChangeAspect="1"/>
             </wp:cNvGraphicFramePr>
             <a:graphic xmlns:a="http://schemas.openxmlformats.org/drawingml/2006/main">
               <a:graphicData uri="http://schemas.openxmlformats.org/drawingml/2006/picture">
                 <pic:pic xmlns:pic="http://schemas.openxmlformats.org/drawingml/2006/picture">
                   <pic:nvPicPr>
-                    <pic:cNvPr id="0" name="Picture 1" descr="SETU logo (002) - Waterford City &amp; County Library Service"/>
+                    <pic:cNvPr id="0" name="Picture 4" descr="C:\Users\aine.byrne\AppData\Local\Microsoft\Windows\INetCache\Content.MSO\94F3C0A6.tmp"/>
                     <pic:cNvPicPr>
-                      <a:picLocks/>
+                      <a:picLocks noChangeAspect="1" noChangeArrowheads="1"/>
                     </pic:cNvPicPr>
                   </pic:nvPicPr>
                   <pic:blipFill>
@@ -49,7 +45,7 @@
                   <pic:spPr bwMode="auto">
                     <a:xfrm>
                       <a:off x="0" y="0"/>
-                      <a:ext cx="4210234" cy="2422612"/>
+                      <a:ext cx="4855982" cy="1853946"/>
                     </a:xfrm>
                     <a:prstGeom prst="rect">
                       <a:avLst/>
@@ -71,12 +67,11 @@
         <w:jc w:val="center"/>
       </w:pPr>
       <w:r>
-        <w:rPr>
-          <w:noProof/>
-          <w14:ligatures w14:val="standardContextual"/>
-        </w:rPr>
-        <w:pict w14:anchorId="02FA5579">
-          <v:rect id="_x0000_i1026" alt="" style="width:468pt;height:.05pt;mso-width-percent:0;mso-height-percent:0;mso-width-percent:0;mso-height-percent:0" o:hralign="center" o:hrstd="t" o:hr="t"/>
+        <w:pict w14:anchorId="22956E18">
+          <v:rect id="Rectangle 75" o:spid="_x0000_s2051" alt="" style="width:468pt;height:.05pt;visibility:visible;mso-wrap-style:square;mso-width-percent:0;mso-height-percent:0;mso-left-percent:-10001;mso-top-percent:-10001;mso-position-horizontal:absolute;mso-position-horizontal-relative:char;mso-position-vertical:absolute;mso-position-vertical-relative:line;mso-width-percent:0;mso-height-percent:0;mso-left-percent:-10001;mso-top-percent:-10001;v-text-anchor:top" filled="f">
+            <o:lock v:ext="edit" aspectratio="t"/>
+            <w10:anchorlock/>
+          </v:rect>
         </w:pict>
       </w:r>
     </w:p>
@@ -121,7 +116,27 @@
           <w:sz w:val="36"/>
           <w:szCs w:val="36"/>
         </w:rPr>
-        <w:t>Research Document</w:t>
+        <w:t>Design</w:t>
+      </w:r>
+      <w:r>
+        <w:rPr>
+          <w:b/>
+          <w:bCs/>
+          <w:color w:val="000000" w:themeColor="text1"/>
+          <w:sz w:val="36"/>
+          <w:szCs w:val="36"/>
+        </w:rPr>
+        <w:t xml:space="preserve"> </w:t>
+      </w:r>
+      <w:r>
+        <w:rPr>
+          <w:b/>
+          <w:bCs/>
+          <w:color w:val="000000" w:themeColor="text1"/>
+          <w:sz w:val="36"/>
+          <w:szCs w:val="36"/>
+        </w:rPr>
+        <w:t>Document</w:t>
       </w:r>
     </w:p>
     <w:p>
@@ -129,12 +144,11 @@
         <w:jc w:val="center"/>
       </w:pPr>
       <w:r>
-        <w:rPr>
-          <w:noProof/>
-          <w14:ligatures w14:val="standardContextual"/>
-        </w:rPr>
-        <w:pict w14:anchorId="2DF09391">
-          <v:rect id="_x0000_i1025" alt="" style="width:468pt;height:.05pt;mso-width-percent:0;mso-height-percent:0;mso-width-percent:0;mso-height-percent:0" o:hralign="center" o:hrstd="t" o:hr="t"/>
+        <w:pict w14:anchorId="62F04325">
+          <v:rect id="Rectangle 73" o:spid="_x0000_s2050" alt="" style="width:468pt;height:.05pt;visibility:visible;mso-wrap-style:square;mso-width-percent:0;mso-height-percent:0;mso-left-percent:-10001;mso-top-percent:-10001;mso-position-horizontal:absolute;mso-position-horizontal-relative:char;mso-position-vertical:absolute;mso-position-vertical-relative:line;mso-width-percent:0;mso-height-percent:0;mso-left-percent:-10001;mso-top-percent:-10001;v-text-anchor:top" filled="f">
+            <o:lock v:ext="edit" rotation="t" aspectratio="t" verticies="t" text="t" shapetype="t"/>
+            <w10:anchorlock/>
+          </v:rect>
         </w:pict>
       </w:r>
     </w:p>
@@ -153,9 +167,6 @@
       <w:pPr>
         <w:pStyle w:val="BodyText"/>
         <w:spacing w:before="0" w:after="0"/>
-        <w:rPr>
-          <w:rFonts w:ascii="Times New Roman" w:hAnsi="Times New Roman" w:cs="Times New Roman"/>
-        </w:rPr>
       </w:pPr>
     </w:p>
     <w:p>
@@ -186,31 +197,25 @@
         <w:rPr>
           <w:rFonts w:ascii="Times New Roman" w:hAnsi="Times New Roman" w:cs="Times New Roman"/>
         </w:rPr>
-        <w:t>01</w:t>
+        <w:t>24</w:t>
       </w:r>
       <w:r>
         <w:rPr>
           <w:rFonts w:ascii="Times New Roman" w:hAnsi="Times New Roman" w:cs="Times New Roman"/>
         </w:rPr>
-        <w:t>/</w:t>
+        <w:t>/0</w:t>
       </w:r>
       <w:r>
         <w:rPr>
           <w:rFonts w:ascii="Times New Roman" w:hAnsi="Times New Roman" w:cs="Times New Roman"/>
         </w:rPr>
-        <w:t>12</w:t>
+        <w:t>4</w:t>
       </w:r>
       <w:r>
         <w:rPr>
           <w:rFonts w:ascii="Times New Roman" w:hAnsi="Times New Roman" w:cs="Times New Roman"/>
         </w:rPr>
-        <w:t>/202</w:t>
-      </w:r>
-      <w:r>
-        <w:rPr>
-          <w:rFonts w:ascii="Times New Roman" w:hAnsi="Times New Roman" w:cs="Times New Roman"/>
-        </w:rPr>
-        <w:t>5</w:t>
+        <w:t>/2026</w:t>
       </w:r>
     </w:p>
     <w:p>
@@ -222,19 +227,11 @@
           <w:rFonts w:ascii="Times New Roman" w:hAnsi="Times New Roman" w:cs="Times New Roman"/>
         </w:rPr>
       </w:pPr>
-      <w:proofErr w:type="gramStart"/>
       <w:r>
         <w:rPr>
           <w:rFonts w:ascii="Times New Roman" w:hAnsi="Times New Roman" w:cs="Times New Roman"/>
         </w:rPr>
-        <w:t>South East</w:t>
-      </w:r>
-      <w:proofErr w:type="gramEnd"/>
-      <w:r>
-        <w:rPr>
-          <w:rFonts w:ascii="Times New Roman" w:hAnsi="Times New Roman" w:cs="Times New Roman"/>
-        </w:rPr>
-        <w:t xml:space="preserve"> Technological University Carlow</w:t>
+        <w:t>South East Technological University Carlow</w:t>
       </w:r>
     </w:p>
     <w:p>
@@ -472,26 +469,34 @@
           <w:r>
             <w:rPr>
               <w:rFonts w:ascii="Times New Roman" w:hAnsi="Times New Roman"/>
+              <w:i w:val="0"/>
+              <w:iCs w:val="0"/>
             </w:rPr>
             <w:fldChar w:fldCharType="begin"/>
           </w:r>
           <w:r>
             <w:rPr>
               <w:rFonts w:ascii="Times New Roman" w:hAnsi="Times New Roman"/>
+              <w:i w:val="0"/>
+              <w:iCs w:val="0"/>
             </w:rPr>
             <w:instrText xml:space="preserve"> TOC \o "1-3" \h \z \u </w:instrText>
           </w:r>
           <w:r>
             <w:rPr>
               <w:rFonts w:ascii="Times New Roman" w:hAnsi="Times New Roman"/>
+              <w:i w:val="0"/>
+              <w:iCs w:val="0"/>
             </w:rPr>
             <w:fldChar w:fldCharType="separate"/>
           </w:r>
-          <w:hyperlink w:anchor="_Toc224085507" w:history="1">
+          <w:hyperlink w:anchor="_Toc227443645" w:history="1">
             <w:r>
               <w:rPr>
                 <w:rStyle w:val="Hyperlink"/>
                 <w:rFonts w:ascii="Times New Roman" w:hAnsi="Times New Roman"/>
+                <w:i w:val="0"/>
+                <w:iCs w:val="0"/>
                 <w:noProof/>
               </w:rPr>
               <w:t>1.</w:t>
@@ -513,12 +518,16 @@
               <w:rPr>
                 <w:rStyle w:val="Hyperlink"/>
                 <w:rFonts w:ascii="Times New Roman" w:hAnsi="Times New Roman"/>
+                <w:i w:val="0"/>
+                <w:iCs w:val="0"/>
                 <w:noProof/>
               </w:rPr>
               <w:t>Abstract</w:t>
             </w:r>
             <w:r>
               <w:rPr>
+                <w:i w:val="0"/>
+                <w:iCs w:val="0"/>
                 <w:noProof/>
                 <w:webHidden/>
               </w:rPr>
@@ -526,6 +535,8 @@
             </w:r>
             <w:r>
               <w:rPr>
+                <w:i w:val="0"/>
+                <w:iCs w:val="0"/>
                 <w:noProof/>
                 <w:webHidden/>
               </w:rPr>
@@ -533,19 +544,25 @@
             </w:r>
             <w:r>
               <w:rPr>
+                <w:i w:val="0"/>
+                <w:iCs w:val="0"/>
                 <w:noProof/>
                 <w:webHidden/>
               </w:rPr>
-              <w:instrText xml:space="preserve"> PAGEREF _Toc224085507 \h </w:instrText>
+              <w:instrText xml:space="preserve"> PAGEREF _Toc227443645 \h </w:instrText>
             </w:r>
             <w:r>
               <w:rPr>
+                <w:i w:val="0"/>
+                <w:iCs w:val="0"/>
                 <w:noProof/>
                 <w:webHidden/>
               </w:rPr>
             </w:r>
             <w:r>
               <w:rPr>
+                <w:i w:val="0"/>
+                <w:iCs w:val="0"/>
                 <w:noProof/>
                 <w:webHidden/>
               </w:rPr>
@@ -553,6 +570,8 @@
             </w:r>
             <w:r>
               <w:rPr>
+                <w:i w:val="0"/>
+                <w:iCs w:val="0"/>
                 <w:noProof/>
                 <w:webHidden/>
               </w:rPr>
@@ -560,6 +579,8 @@
             </w:r>
             <w:r>
               <w:rPr>
+                <w:i w:val="0"/>
+                <w:iCs w:val="0"/>
                 <w:noProof/>
                 <w:webHidden/>
               </w:rPr>
@@ -585,11 +606,13 @@
               <w14:ligatures w14:val="standardContextual"/>
             </w:rPr>
           </w:pPr>
-          <w:hyperlink w:anchor="_Toc224085508" w:history="1">
+          <w:hyperlink w:anchor="_Toc227443646" w:history="1">
             <w:r>
               <w:rPr>
                 <w:rStyle w:val="Hyperlink"/>
                 <w:rFonts w:ascii="Times New Roman" w:hAnsi="Times New Roman"/>
+                <w:i w:val="0"/>
+                <w:iCs w:val="0"/>
                 <w:noProof/>
               </w:rPr>
               <w:t>2.</w:t>
@@ -611,12 +634,16 @@
               <w:rPr>
                 <w:rStyle w:val="Hyperlink"/>
                 <w:rFonts w:ascii="Times New Roman" w:hAnsi="Times New Roman"/>
+                <w:i w:val="0"/>
+                <w:iCs w:val="0"/>
                 <w:noProof/>
               </w:rPr>
               <w:t>Introduction</w:t>
             </w:r>
             <w:r>
               <w:rPr>
+                <w:i w:val="0"/>
+                <w:iCs w:val="0"/>
                 <w:noProof/>
                 <w:webHidden/>
               </w:rPr>
@@ -624,6 +651,8 @@
             </w:r>
             <w:r>
               <w:rPr>
+                <w:i w:val="0"/>
+                <w:iCs w:val="0"/>
                 <w:noProof/>
                 <w:webHidden/>
               </w:rPr>
@@ -631,19 +660,25 @@
             </w:r>
             <w:r>
               <w:rPr>
+                <w:i w:val="0"/>
+                <w:iCs w:val="0"/>
                 <w:noProof/>
                 <w:webHidden/>
               </w:rPr>
-              <w:instrText xml:space="preserve"> PAGEREF _Toc224085508 \h </w:instrText>
+              <w:instrText xml:space="preserve"> PAGEREF _Toc227443646 \h </w:instrText>
             </w:r>
             <w:r>
               <w:rPr>
+                <w:i w:val="0"/>
+                <w:iCs w:val="0"/>
                 <w:noProof/>
                 <w:webHidden/>
               </w:rPr>
             </w:r>
             <w:r>
               <w:rPr>
+                <w:i w:val="0"/>
+                <w:iCs w:val="0"/>
                 <w:noProof/>
                 <w:webHidden/>
               </w:rPr>
@@ -651,6 +686,8 @@
             </w:r>
             <w:r>
               <w:rPr>
+                <w:i w:val="0"/>
+                <w:iCs w:val="0"/>
                 <w:noProof/>
                 <w:webHidden/>
               </w:rPr>
@@ -658,6 +695,8 @@
             </w:r>
             <w:r>
               <w:rPr>
+                <w:i w:val="0"/>
+                <w:iCs w:val="0"/>
                 <w:noProof/>
                 <w:webHidden/>
               </w:rPr>
@@ -683,11 +722,13 @@
               <w14:ligatures w14:val="standardContextual"/>
             </w:rPr>
           </w:pPr>
-          <w:hyperlink w:anchor="_Toc224085509" w:history="1">
+          <w:hyperlink w:anchor="_Toc227443647" w:history="1">
             <w:r>
               <w:rPr>
                 <w:rStyle w:val="Hyperlink"/>
                 <w:rFonts w:ascii="Times New Roman" w:hAnsi="Times New Roman"/>
+                <w:i w:val="0"/>
+                <w:iCs w:val="0"/>
                 <w:noProof/>
               </w:rPr>
               <w:t>3.</w:t>
@@ -709,12 +750,16 @@
               <w:rPr>
                 <w:rStyle w:val="Hyperlink"/>
                 <w:rFonts w:ascii="Times New Roman" w:hAnsi="Times New Roman"/>
+                <w:i w:val="0"/>
+                <w:iCs w:val="0"/>
                 <w:noProof/>
               </w:rPr>
               <w:t>Research Areas</w:t>
             </w:r>
             <w:r>
               <w:rPr>
+                <w:i w:val="0"/>
+                <w:iCs w:val="0"/>
                 <w:noProof/>
                 <w:webHidden/>
               </w:rPr>
@@ -722,6 +767,8 @@
             </w:r>
             <w:r>
               <w:rPr>
+                <w:i w:val="0"/>
+                <w:iCs w:val="0"/>
                 <w:noProof/>
                 <w:webHidden/>
               </w:rPr>
@@ -729,19 +776,25 @@
             </w:r>
             <w:r>
               <w:rPr>
+                <w:i w:val="0"/>
+                <w:iCs w:val="0"/>
                 <w:noProof/>
                 <w:webHidden/>
               </w:rPr>
-              <w:instrText xml:space="preserve"> PAGEREF _Toc224085509 \h </w:instrText>
+              <w:instrText xml:space="preserve"> PAGEREF _Toc227443647 \h </w:instrText>
             </w:r>
             <w:r>
               <w:rPr>
+                <w:i w:val="0"/>
+                <w:iCs w:val="0"/>
                 <w:noProof/>
                 <w:webHidden/>
               </w:rPr>
             </w:r>
             <w:r>
               <w:rPr>
+                <w:i w:val="0"/>
+                <w:iCs w:val="0"/>
                 <w:noProof/>
                 <w:webHidden/>
               </w:rPr>
@@ -749,6 +802,8 @@
             </w:r>
             <w:r>
               <w:rPr>
+                <w:i w:val="0"/>
+                <w:iCs w:val="0"/>
                 <w:noProof/>
                 <w:webHidden/>
               </w:rPr>
@@ -756,6 +811,8 @@
             </w:r>
             <w:r>
               <w:rPr>
+                <w:i w:val="0"/>
+                <w:iCs w:val="0"/>
                 <w:noProof/>
                 <w:webHidden/>
               </w:rPr>
@@ -777,7 +834,7 @@
               <w14:ligatures w14:val="standardContextual"/>
             </w:rPr>
           </w:pPr>
-          <w:hyperlink w:anchor="_Toc224085510" w:history="1">
+          <w:hyperlink w:anchor="_Toc227443648" w:history="1">
             <w:r>
               <w:rPr>
                 <w:rStyle w:val="Hyperlink"/>
@@ -824,7 +881,7 @@
                 <w:noProof/>
                 <w:webHidden/>
               </w:rPr>
-              <w:instrText xml:space="preserve"> PAGEREF _Toc224085510 \h </w:instrText>
+              <w:instrText xml:space="preserve"> PAGEREF _Toc227443648 \h </w:instrText>
             </w:r>
             <w:r>
               <w:rPr>
@@ -869,7 +926,7 @@
               <w14:ligatures w14:val="standardContextual"/>
             </w:rPr>
           </w:pPr>
-          <w:hyperlink w:anchor="_Toc224085511" w:history="1">
+          <w:hyperlink w:anchor="_Toc227443649" w:history="1">
             <w:r>
               <w:rPr>
                 <w:rStyle w:val="Hyperlink"/>
@@ -916,7 +973,7 @@
                 <w:noProof/>
                 <w:webHidden/>
               </w:rPr>
-              <w:instrText xml:space="preserve"> PAGEREF _Toc224085511 \h </w:instrText>
+              <w:instrText xml:space="preserve"> PAGEREF _Toc227443649 \h </w:instrText>
             </w:r>
             <w:r>
               <w:rPr>
@@ -961,7 +1018,7 @@
               <w14:ligatures w14:val="standardContextual"/>
             </w:rPr>
           </w:pPr>
-          <w:hyperlink w:anchor="_Toc224085512" w:history="1">
+          <w:hyperlink w:anchor="_Toc227443650" w:history="1">
             <w:r>
               <w:rPr>
                 <w:rStyle w:val="Hyperlink"/>
@@ -1008,7 +1065,7 @@
                 <w:noProof/>
                 <w:webHidden/>
               </w:rPr>
-              <w:instrText xml:space="preserve"> PAGEREF _Toc224085512 \h </w:instrText>
+              <w:instrText xml:space="preserve"> PAGEREF _Toc227443650 \h </w:instrText>
             </w:r>
             <w:r>
               <w:rPr>
@@ -1053,7 +1110,7 @@
               <w14:ligatures w14:val="standardContextual"/>
             </w:rPr>
           </w:pPr>
-          <w:hyperlink w:anchor="_Toc224085513" w:history="1">
+          <w:hyperlink w:anchor="_Toc227443651" w:history="1">
             <w:r>
               <w:rPr>
                 <w:rStyle w:val="Hyperlink"/>
@@ -1100,7 +1157,7 @@
                 <w:noProof/>
                 <w:webHidden/>
               </w:rPr>
-              <w:instrText xml:space="preserve"> PAGEREF _Toc224085513 \h </w:instrText>
+              <w:instrText xml:space="preserve"> PAGEREF _Toc227443651 \h </w:instrText>
             </w:r>
             <w:r>
               <w:rPr>
@@ -1149,11 +1206,13 @@
               <w14:ligatures w14:val="standardContextual"/>
             </w:rPr>
           </w:pPr>
-          <w:hyperlink w:anchor="_Toc224085514" w:history="1">
+          <w:hyperlink w:anchor="_Toc227443652" w:history="1">
             <w:r>
               <w:rPr>
                 <w:rStyle w:val="Hyperlink"/>
                 <w:rFonts w:ascii="Times New Roman" w:hAnsi="Times New Roman"/>
+                <w:i w:val="0"/>
+                <w:iCs w:val="0"/>
                 <w:noProof/>
               </w:rPr>
               <w:t>4.</w:t>
@@ -1175,12 +1234,16 @@
               <w:rPr>
                 <w:rStyle w:val="Hyperlink"/>
                 <w:rFonts w:ascii="Times New Roman" w:hAnsi="Times New Roman"/>
+                <w:i w:val="0"/>
+                <w:iCs w:val="0"/>
                 <w:noProof/>
               </w:rPr>
               <w:t>Technology Stack Decision</w:t>
             </w:r>
             <w:r>
               <w:rPr>
+                <w:i w:val="0"/>
+                <w:iCs w:val="0"/>
                 <w:noProof/>
                 <w:webHidden/>
               </w:rPr>
@@ -1188,6 +1251,8 @@
             </w:r>
             <w:r>
               <w:rPr>
+                <w:i w:val="0"/>
+                <w:iCs w:val="0"/>
                 <w:noProof/>
                 <w:webHidden/>
               </w:rPr>
@@ -1195,19 +1260,25 @@
             </w:r>
             <w:r>
               <w:rPr>
+                <w:i w:val="0"/>
+                <w:iCs w:val="0"/>
                 <w:noProof/>
                 <w:webHidden/>
               </w:rPr>
-              <w:instrText xml:space="preserve"> PAGEREF _Toc224085514 \h </w:instrText>
+              <w:instrText xml:space="preserve"> PAGEREF _Toc227443652 \h </w:instrText>
             </w:r>
             <w:r>
               <w:rPr>
+                <w:i w:val="0"/>
+                <w:iCs w:val="0"/>
                 <w:noProof/>
                 <w:webHidden/>
               </w:rPr>
             </w:r>
             <w:r>
               <w:rPr>
+                <w:i w:val="0"/>
+                <w:iCs w:val="0"/>
                 <w:noProof/>
                 <w:webHidden/>
               </w:rPr>
@@ -1215,6 +1286,8 @@
             </w:r>
             <w:r>
               <w:rPr>
+                <w:i w:val="0"/>
+                <w:iCs w:val="0"/>
                 <w:noProof/>
                 <w:webHidden/>
               </w:rPr>
@@ -1222,6 +1295,8 @@
             </w:r>
             <w:r>
               <w:rPr>
+                <w:i w:val="0"/>
+                <w:iCs w:val="0"/>
                 <w:noProof/>
                 <w:webHidden/>
               </w:rPr>
@@ -1247,11 +1322,13 @@
               <w14:ligatures w14:val="standardContextual"/>
             </w:rPr>
           </w:pPr>
-          <w:hyperlink w:anchor="_Toc224085515" w:history="1">
+          <w:hyperlink w:anchor="_Toc227443653" w:history="1">
             <w:r>
               <w:rPr>
                 <w:rStyle w:val="Hyperlink"/>
                 <w:rFonts w:ascii="Times New Roman" w:hAnsi="Times New Roman"/>
+                <w:i w:val="0"/>
+                <w:iCs w:val="0"/>
                 <w:noProof/>
               </w:rPr>
               <w:t>5.</w:t>
@@ -1273,12 +1350,16 @@
               <w:rPr>
                 <w:rStyle w:val="Hyperlink"/>
                 <w:rFonts w:ascii="Times New Roman" w:hAnsi="Times New Roman"/>
+                <w:i w:val="0"/>
+                <w:iCs w:val="0"/>
                 <w:noProof/>
               </w:rPr>
               <w:t>Existing Work</w:t>
             </w:r>
             <w:r>
               <w:rPr>
+                <w:i w:val="0"/>
+                <w:iCs w:val="0"/>
                 <w:noProof/>
                 <w:webHidden/>
               </w:rPr>
@@ -1286,6 +1367,8 @@
             </w:r>
             <w:r>
               <w:rPr>
+                <w:i w:val="0"/>
+                <w:iCs w:val="0"/>
                 <w:noProof/>
                 <w:webHidden/>
               </w:rPr>
@@ -1293,19 +1376,25 @@
             </w:r>
             <w:r>
               <w:rPr>
+                <w:i w:val="0"/>
+                <w:iCs w:val="0"/>
                 <w:noProof/>
                 <w:webHidden/>
               </w:rPr>
-              <w:instrText xml:space="preserve"> PAGEREF _Toc224085515 \h </w:instrText>
+              <w:instrText xml:space="preserve"> PAGEREF _Toc227443653 \h </w:instrText>
             </w:r>
             <w:r>
               <w:rPr>
+                <w:i w:val="0"/>
+                <w:iCs w:val="0"/>
                 <w:noProof/>
                 <w:webHidden/>
               </w:rPr>
             </w:r>
             <w:r>
               <w:rPr>
+                <w:i w:val="0"/>
+                <w:iCs w:val="0"/>
                 <w:noProof/>
                 <w:webHidden/>
               </w:rPr>
@@ -1313,6 +1402,8 @@
             </w:r>
             <w:r>
               <w:rPr>
+                <w:i w:val="0"/>
+                <w:iCs w:val="0"/>
                 <w:noProof/>
                 <w:webHidden/>
               </w:rPr>
@@ -1320,6 +1411,8 @@
             </w:r>
             <w:r>
               <w:rPr>
+                <w:i w:val="0"/>
+                <w:iCs w:val="0"/>
                 <w:noProof/>
                 <w:webHidden/>
               </w:rPr>
@@ -1345,11 +1438,13 @@
               <w14:ligatures w14:val="standardContextual"/>
             </w:rPr>
           </w:pPr>
-          <w:hyperlink w:anchor="_Toc224085516" w:history="1">
+          <w:hyperlink w:anchor="_Toc227443654" w:history="1">
             <w:r>
               <w:rPr>
                 <w:rStyle w:val="Hyperlink"/>
                 <w:rFonts w:ascii="Times New Roman" w:hAnsi="Times New Roman"/>
+                <w:i w:val="0"/>
+                <w:iCs w:val="0"/>
                 <w:noProof/>
               </w:rPr>
               <w:t>6.</w:t>
@@ -1371,12 +1466,16 @@
               <w:rPr>
                 <w:rStyle w:val="Hyperlink"/>
                 <w:rFonts w:ascii="Times New Roman" w:hAnsi="Times New Roman"/>
+                <w:i w:val="0"/>
+                <w:iCs w:val="0"/>
                 <w:noProof/>
               </w:rPr>
               <w:t>Comparison with Existing Work</w:t>
             </w:r>
             <w:r>
               <w:rPr>
+                <w:i w:val="0"/>
+                <w:iCs w:val="0"/>
                 <w:noProof/>
                 <w:webHidden/>
               </w:rPr>
@@ -1384,6 +1483,8 @@
             </w:r>
             <w:r>
               <w:rPr>
+                <w:i w:val="0"/>
+                <w:iCs w:val="0"/>
                 <w:noProof/>
                 <w:webHidden/>
               </w:rPr>
@@ -1391,19 +1492,25 @@
             </w:r>
             <w:r>
               <w:rPr>
+                <w:i w:val="0"/>
+                <w:iCs w:val="0"/>
                 <w:noProof/>
                 <w:webHidden/>
               </w:rPr>
-              <w:instrText xml:space="preserve"> PAGEREF _Toc224085516 \h </w:instrText>
+              <w:instrText xml:space="preserve"> PAGEREF _Toc227443654 \h </w:instrText>
             </w:r>
             <w:r>
               <w:rPr>
+                <w:i w:val="0"/>
+                <w:iCs w:val="0"/>
                 <w:noProof/>
                 <w:webHidden/>
               </w:rPr>
             </w:r>
             <w:r>
               <w:rPr>
+                <w:i w:val="0"/>
+                <w:iCs w:val="0"/>
                 <w:noProof/>
                 <w:webHidden/>
               </w:rPr>
@@ -1411,6 +1518,8 @@
             </w:r>
             <w:r>
               <w:rPr>
+                <w:i w:val="0"/>
+                <w:iCs w:val="0"/>
                 <w:noProof/>
                 <w:webHidden/>
               </w:rPr>
@@ -1418,6 +1527,8 @@
             </w:r>
             <w:r>
               <w:rPr>
+                <w:i w:val="0"/>
+                <w:iCs w:val="0"/>
                 <w:noProof/>
                 <w:webHidden/>
               </w:rPr>
@@ -1443,11 +1554,13 @@
               <w14:ligatures w14:val="standardContextual"/>
             </w:rPr>
           </w:pPr>
-          <w:hyperlink w:anchor="_Toc224085517" w:history="1">
+          <w:hyperlink w:anchor="_Toc227443655" w:history="1">
             <w:r>
               <w:rPr>
                 <w:rStyle w:val="Hyperlink"/>
                 <w:rFonts w:ascii="Times New Roman" w:hAnsi="Times New Roman"/>
+                <w:i w:val="0"/>
+                <w:iCs w:val="0"/>
                 <w:noProof/>
               </w:rPr>
               <w:t>7.</w:t>
@@ -1469,12 +1582,16 @@
               <w:rPr>
                 <w:rStyle w:val="Hyperlink"/>
                 <w:rFonts w:ascii="Times New Roman" w:hAnsi="Times New Roman"/>
+                <w:i w:val="0"/>
+                <w:iCs w:val="0"/>
                 <w:noProof/>
               </w:rPr>
-              <w:t>Glossary</w:t>
+              <w:t>Conclusion</w:t>
             </w:r>
             <w:r>
               <w:rPr>
+                <w:i w:val="0"/>
+                <w:iCs w:val="0"/>
                 <w:noProof/>
                 <w:webHidden/>
               </w:rPr>
@@ -1482,6 +1599,8 @@
             </w:r>
             <w:r>
               <w:rPr>
+                <w:i w:val="0"/>
+                <w:iCs w:val="0"/>
                 <w:noProof/>
                 <w:webHidden/>
               </w:rPr>
@@ -1489,19 +1608,25 @@
             </w:r>
             <w:r>
               <w:rPr>
+                <w:i w:val="0"/>
+                <w:iCs w:val="0"/>
                 <w:noProof/>
                 <w:webHidden/>
               </w:rPr>
-              <w:instrText xml:space="preserve"> PAGEREF _Toc224085517 \h </w:instrText>
+              <w:instrText xml:space="preserve"> PAGEREF _Toc227443655 \h </w:instrText>
             </w:r>
             <w:r>
               <w:rPr>
+                <w:i w:val="0"/>
+                <w:iCs w:val="0"/>
                 <w:noProof/>
                 <w:webHidden/>
               </w:rPr>
             </w:r>
             <w:r>
               <w:rPr>
+                <w:i w:val="0"/>
+                <w:iCs w:val="0"/>
                 <w:noProof/>
                 <w:webHidden/>
               </w:rPr>
@@ -1509,6 +1634,8 @@
             </w:r>
             <w:r>
               <w:rPr>
+                <w:i w:val="0"/>
+                <w:iCs w:val="0"/>
                 <w:noProof/>
                 <w:webHidden/>
               </w:rPr>
@@ -1516,6 +1643,8 @@
             </w:r>
             <w:r>
               <w:rPr>
+                <w:i w:val="0"/>
+                <w:iCs w:val="0"/>
                 <w:noProof/>
                 <w:webHidden/>
               </w:rPr>
@@ -1541,11 +1670,13 @@
               <w14:ligatures w14:val="standardContextual"/>
             </w:rPr>
           </w:pPr>
-          <w:hyperlink w:anchor="_Toc224085518" w:history="1">
+          <w:hyperlink w:anchor="_Toc227443656" w:history="1">
             <w:r>
               <w:rPr>
                 <w:rStyle w:val="Hyperlink"/>
                 <w:rFonts w:ascii="Times New Roman" w:hAnsi="Times New Roman"/>
+                <w:i w:val="0"/>
+                <w:iCs w:val="0"/>
                 <w:noProof/>
               </w:rPr>
               <w:t>8.</w:t>
@@ -1567,12 +1698,132 @@
               <w:rPr>
                 <w:rStyle w:val="Hyperlink"/>
                 <w:rFonts w:ascii="Times New Roman" w:hAnsi="Times New Roman"/>
+                <w:i w:val="0"/>
+                <w:iCs w:val="0"/>
+                <w:noProof/>
+              </w:rPr>
+              <w:t>Glossary</w:t>
+            </w:r>
+            <w:r>
+              <w:rPr>
+                <w:i w:val="0"/>
+                <w:iCs w:val="0"/>
+                <w:noProof/>
+                <w:webHidden/>
+              </w:rPr>
+              <w:tab/>
+            </w:r>
+            <w:r>
+              <w:rPr>
+                <w:i w:val="0"/>
+                <w:iCs w:val="0"/>
+                <w:noProof/>
+                <w:webHidden/>
+              </w:rPr>
+              <w:fldChar w:fldCharType="begin"/>
+            </w:r>
+            <w:r>
+              <w:rPr>
+                <w:i w:val="0"/>
+                <w:iCs w:val="0"/>
+                <w:noProof/>
+                <w:webHidden/>
+              </w:rPr>
+              <w:instrText xml:space="preserve"> PAGEREF _Toc227443656 \h </w:instrText>
+            </w:r>
+            <w:r>
+              <w:rPr>
+                <w:i w:val="0"/>
+                <w:iCs w:val="0"/>
+                <w:noProof/>
+                <w:webHidden/>
+              </w:rPr>
+            </w:r>
+            <w:r>
+              <w:rPr>
+                <w:i w:val="0"/>
+                <w:iCs w:val="0"/>
+                <w:noProof/>
+                <w:webHidden/>
+              </w:rPr>
+              <w:fldChar w:fldCharType="separate"/>
+            </w:r>
+            <w:r>
+              <w:rPr>
+                <w:i w:val="0"/>
+                <w:iCs w:val="0"/>
+                <w:noProof/>
+                <w:webHidden/>
+              </w:rPr>
+              <w:t>6</w:t>
+            </w:r>
+            <w:r>
+              <w:rPr>
+                <w:i w:val="0"/>
+                <w:iCs w:val="0"/>
+                <w:noProof/>
+                <w:webHidden/>
+              </w:rPr>
+              <w:fldChar w:fldCharType="end"/>
+            </w:r>
+          </w:hyperlink>
+        </w:p>
+        <w:p>
+          <w:pPr>
+            <w:pStyle w:val="TOC1"/>
+            <w:tabs>
+              <w:tab w:val="left" w:pos="480"/>
+              <w:tab w:val="right" w:leader="dot" w:pos="9350"/>
+            </w:tabs>
+            <w:rPr>
+              <w:rFonts w:eastAsiaTheme="minorEastAsia" w:cstheme="minorBidi"/>
+              <w:b w:val="0"/>
+              <w:bCs w:val="0"/>
+              <w:i w:val="0"/>
+              <w:iCs w:val="0"/>
+              <w:noProof/>
+              <w:kern w:val="2"/>
+              <w14:ligatures w14:val="standardContextual"/>
+            </w:rPr>
+          </w:pPr>
+          <w:hyperlink w:anchor="_Toc227443657" w:history="1">
+            <w:r>
+              <w:rPr>
+                <w:rStyle w:val="Hyperlink"/>
+                <w:rFonts w:ascii="Times New Roman" w:hAnsi="Times New Roman"/>
+                <w:i w:val="0"/>
+                <w:iCs w:val="0"/>
+                <w:noProof/>
+              </w:rPr>
+              <w:t>9.</w:t>
+            </w:r>
+            <w:r>
+              <w:rPr>
+                <w:rFonts w:eastAsiaTheme="minorEastAsia" w:cstheme="minorBidi"/>
+                <w:b w:val="0"/>
+                <w:bCs w:val="0"/>
+                <w:i w:val="0"/>
+                <w:iCs w:val="0"/>
+                <w:noProof/>
+                <w:kern w:val="2"/>
+                <w14:ligatures w14:val="standardContextual"/>
+              </w:rPr>
+              <w:tab/>
+            </w:r>
+            <w:r>
+              <w:rPr>
+                <w:rStyle w:val="Hyperlink"/>
+                <w:rFonts w:ascii="Times New Roman" w:hAnsi="Times New Roman"/>
+                <w:i w:val="0"/>
+                <w:iCs w:val="0"/>
                 <w:noProof/>
               </w:rPr>
               <w:t>Reference List</w:t>
             </w:r>
             <w:r>
               <w:rPr>
+                <w:i w:val="0"/>
+                <w:iCs w:val="0"/>
                 <w:noProof/>
                 <w:webHidden/>
               </w:rPr>
@@ -1580,6 +1831,8 @@
             </w:r>
             <w:r>
               <w:rPr>
+                <w:i w:val="0"/>
+                <w:iCs w:val="0"/>
                 <w:noProof/>
                 <w:webHidden/>
               </w:rPr>
@@ -1587,19 +1840,25 @@
             </w:r>
             <w:r>
               <w:rPr>
+                <w:i w:val="0"/>
+                <w:iCs w:val="0"/>
                 <w:noProof/>
                 <w:webHidden/>
               </w:rPr>
-              <w:instrText xml:space="preserve"> PAGEREF _Toc224085518 \h </w:instrText>
+              <w:instrText xml:space="preserve"> PAGEREF _Toc227443657 \h </w:instrText>
             </w:r>
             <w:r>
               <w:rPr>
+                <w:i w:val="0"/>
+                <w:iCs w:val="0"/>
                 <w:noProof/>
                 <w:webHidden/>
               </w:rPr>
             </w:r>
             <w:r>
               <w:rPr>
+                <w:i w:val="0"/>
+                <w:iCs w:val="0"/>
                 <w:noProof/>
                 <w:webHidden/>
               </w:rPr>
@@ -1607,13 +1866,17 @@
             </w:r>
             <w:r>
               <w:rPr>
+                <w:i w:val="0"/>
+                <w:iCs w:val="0"/>
                 <w:noProof/>
                 <w:webHidden/>
               </w:rPr>
-              <w:t>6</w:t>
+              <w:t>7</w:t>
             </w:r>
             <w:r>
               <w:rPr>
+                <w:i w:val="0"/>
+                <w:iCs w:val="0"/>
                 <w:noProof/>
                 <w:webHidden/>
               </w:rPr>
@@ -1673,7 +1936,7 @@
           <w:szCs w:val="32"/>
         </w:rPr>
       </w:pPr>
-      <w:bookmarkStart w:id="0" w:name="_Toc224085507"/>
+      <w:bookmarkStart w:id="0" w:name="_Toc227443645"/>
       <w:r>
         <w:rPr>
           <w:rFonts w:ascii="Times New Roman" w:hAnsi="Times New Roman" w:cs="Times New Roman"/>
@@ -1695,7 +1958,6 @@
       <w:r>
         <w:t xml:space="preserve">Universities increasingly face challenges in providing timely academic support due to </w:t>
       </w:r>
-      <w:proofErr w:type="gramStart"/>
       <w:r>
         <w:t xml:space="preserve">a </w:t>
       </w:r>
@@ -1703,11 +1965,7 @@
         <w:t xml:space="preserve">large </w:t>
       </w:r>
       <w:r>
-        <w:t>number of</w:t>
-      </w:r>
-      <w:proofErr w:type="gramEnd"/>
-      <w:r>
-        <w:t xml:space="preserve"> student groups</w:t>
+        <w:t>number of student groups</w:t>
       </w:r>
       <w:r>
         <w:t xml:space="preserve">, limited staff availability, and barriers to student help-seeking. Research indicates that student engagement and perceived support are strongly linked to retention and academic success (Tinto, 2014; Krause and Coates, 2008). Peer tutoring is a </w:t>
@@ -1752,7 +2010,13 @@
         <w:t xml:space="preserve">benefiting both tutors and tutees (Fernández-Martín et al., 2022; Brousseau et al., 2019). </w:t>
       </w:r>
       <w:r>
-        <w:t xml:space="preserve">Peer Tutoring Web App designed for </w:t>
+        <w:t xml:space="preserve">Peer Tutoring </w:t>
+      </w:r>
+      <w:r>
+        <w:t>Platform</w:t>
+      </w:r>
+      <w:r>
+        <w:t xml:space="preserve"> designed for </w:t>
       </w:r>
       <w:r>
         <w:t>university</w:t>
@@ -1794,19 +2058,31 @@
         <w:t>scheduling sessions</w:t>
       </w:r>
       <w:r>
-        <w:t xml:space="preserve"> and </w:t>
-      </w:r>
-      <w:r>
-        <w:t>mechanism</w:t>
-      </w:r>
-      <w:r>
-        <w:t xml:space="preserve"> of </w:t>
-      </w:r>
-      <w:r>
-        <w:t>feedback and r</w:t>
-      </w:r>
-      <w:r>
-        <w:t xml:space="preserve">ecognition. The MERN </w:t>
+        <w:t>,</w:t>
+      </w:r>
+      <w:r>
+        <w:t xml:space="preserve"> </w:t>
+      </w:r>
+      <w:r>
+        <w:t xml:space="preserve">feedback </w:t>
+      </w:r>
+      <w:r>
+        <w:t>and r</w:t>
+      </w:r>
+      <w:r>
+        <w:t>ecognition</w:t>
+      </w:r>
+      <w:r>
+        <w:t xml:space="preserve"> mechanism*</w:t>
+      </w:r>
+      <w:r>
+        <w:t>. The MERN</w:t>
+      </w:r>
+      <w:r>
+        <w:t>*</w:t>
+      </w:r>
+      <w:r>
+        <w:t xml:space="preserve"> </w:t>
       </w:r>
       <w:r>
         <w:t>technology stack</w:t>
@@ -1873,7 +2149,7 @@
           <w:szCs w:val="32"/>
         </w:rPr>
       </w:pPr>
-      <w:bookmarkStart w:id="1" w:name="_Toc224085508"/>
+      <w:bookmarkStart w:id="1" w:name="_Toc227443646"/>
       <w:r>
         <w:rPr>
           <w:rFonts w:ascii="Times New Roman" w:hAnsi="Times New Roman" w:cs="Times New Roman"/>
@@ -1909,29 +2185,25 @@
         <w:t>R</w:t>
       </w:r>
       <w:r>
-        <w:t xml:space="preserve">esearch suggests that peer tutoring improves the performance, confidence and communication skills of both tutor and tutee (Topping, 2002). Motivation, self-efficacy and help-seeking </w:t>
-      </w:r>
-      <w:proofErr w:type="spellStart"/>
-      <w:r>
-        <w:t>behaviour</w:t>
-      </w:r>
-      <w:proofErr w:type="spellEnd"/>
-      <w:r>
-        <w:t xml:space="preserve"> are also closely related to student engagement (</w:t>
-      </w:r>
-      <w:proofErr w:type="spellStart"/>
-      <w:r>
-        <w:t>Karabenick</w:t>
-      </w:r>
-      <w:proofErr w:type="spellEnd"/>
-      <w:r>
-        <w:t>, 2003). Nonetheless, students may not seek help because they are simply unsure, anxious or unaware of the available channels.</w:t>
+        <w:t>esearch suggests that peer tutoring improves the performance, confidence and communication skills of both tutor and tutee (Topping, 200</w:t>
+      </w:r>
+      <w:r>
+        <w:t>1</w:t>
+      </w:r>
+      <w:r>
+        <w:t>). Motivation, self-efficacy and help-seeking behaviour are also closely related to student engagement (Karabenick, 2003). Nonetheless, students may not seek help because they are simply unsure, anxious or unaware of the available channels.</w:t>
       </w:r>
       <w:r>
         <w:t xml:space="preserve"> </w:t>
       </w:r>
       <w:r>
-        <w:t>This research document reviews peer tutoring evidence and online tutoring platform design patterns to justify the proposed Peer Tutoring Web App and to guide implementation decisions.</w:t>
+        <w:t xml:space="preserve">This research document reviews peer tutoring evidence and online tutoring platform design patterns to justify the proposed Peer Tutoring Web </w:t>
+      </w:r>
+      <w:r>
+        <w:t>Platform</w:t>
+      </w:r>
+      <w:r>
+        <w:t xml:space="preserve"> and to guide implementation decisions.</w:t>
       </w:r>
     </w:p>
     <w:p/>
@@ -1952,7 +2224,7 @@
           <w:szCs w:val="32"/>
         </w:rPr>
       </w:pPr>
-      <w:bookmarkStart w:id="2" w:name="_Toc224085509"/>
+      <w:bookmarkStart w:id="2" w:name="_Toc227443647"/>
       <w:r>
         <w:rPr>
           <w:rFonts w:ascii="Times New Roman" w:hAnsi="Times New Roman" w:cs="Times New Roman"/>
@@ -1982,7 +2254,7 @@
           <w:color w:val="000000" w:themeColor="text1"/>
         </w:rPr>
       </w:pPr>
-      <w:bookmarkStart w:id="3" w:name="_Toc224085510"/>
+      <w:bookmarkStart w:id="3" w:name="_Toc227443648"/>
       <w:r>
         <w:rPr>
           <w:rFonts w:ascii="Times New Roman" w:hAnsi="Times New Roman" w:cs="Times New Roman"/>
@@ -2089,7 +2361,7 @@
           <w:color w:val="000000" w:themeColor="text1"/>
         </w:rPr>
       </w:pPr>
-      <w:bookmarkStart w:id="4" w:name="_Toc224085511"/>
+      <w:bookmarkStart w:id="4" w:name="_Toc227443649"/>
       <w:r>
         <w:rPr>
           <w:rFonts w:ascii="Times New Roman" w:hAnsi="Times New Roman" w:cs="Times New Roman"/>
@@ -2129,7 +2401,21 @@
           <w:rFonts w:ascii="Times New Roman" w:hAnsi="Times New Roman" w:cs="Times New Roman"/>
           <w:color w:val="000000" w:themeColor="text1"/>
         </w:rPr>
-        <w:t xml:space="preserve">Fernández-Martín et al. (2022) reported statistically significant improvements in indicators of self-regulated learning (e.g., metacognitive self-regulation and environment management) for participants in a structured peer </w:t>
+        <w:t>Fernández-Martín et al. (2022) reported statistically significant improvements in indicators of self-regulated learning (e.g., metacognitive self-regulation and environment management) for participants in a structured peer tutoring program</w:t>
+      </w:r>
+      <w:r>
+        <w:rPr>
+          <w:rFonts w:ascii="Times New Roman" w:hAnsi="Times New Roman" w:cs="Times New Roman"/>
+          <w:color w:val="000000" w:themeColor="text1"/>
+        </w:rPr>
+        <w:t xml:space="preserve">, while </w:t>
+      </w:r>
+      <w:r>
+        <w:rPr>
+          <w:rFonts w:ascii="Times New Roman" w:hAnsi="Times New Roman" w:cs="Times New Roman"/>
+          <w:color w:val="000000" w:themeColor="text1"/>
+        </w:rPr>
+        <w:t xml:space="preserve">Brousseau et al. (2019) found peer tutoring can improve teamwork and </w:t>
       </w:r>
       <w:r>
         <w:rPr>
@@ -2137,21 +2423,7 @@
           <w:color w:val="000000" w:themeColor="text1"/>
         </w:rPr>
         <w:lastRenderedPageBreak/>
-        <w:t>tutoring program</w:t>
-      </w:r>
-      <w:r>
-        <w:rPr>
-          <w:rFonts w:ascii="Times New Roman" w:hAnsi="Times New Roman" w:cs="Times New Roman"/>
-          <w:color w:val="000000" w:themeColor="text1"/>
-        </w:rPr>
-        <w:t xml:space="preserve">, while </w:t>
-      </w:r>
-      <w:r>
-        <w:rPr>
-          <w:rFonts w:ascii="Times New Roman" w:hAnsi="Times New Roman" w:cs="Times New Roman"/>
-          <w:color w:val="000000" w:themeColor="text1"/>
-        </w:rPr>
-        <w:t>Brousseau et al. (2019) found peer tutoring can improve teamwork and group dynamics, increase supervision capacity, and provide positive learning experiences for stakeholders</w:t>
+        <w:t>group dynamics, increase supervision capacity, and provide positive learning experiences for stakeholders</w:t>
       </w:r>
       <w:r>
         <w:rPr>
@@ -2177,21 +2449,12 @@
         </w:rPr>
         <w:t xml:space="preserve">In addition, </w:t>
       </w:r>
-      <w:proofErr w:type="spellStart"/>
       <w:r>
         <w:rPr>
           <w:rFonts w:ascii="Times New Roman" w:hAnsi="Times New Roman" w:cs="Times New Roman"/>
           <w:color w:val="000000" w:themeColor="text1"/>
         </w:rPr>
-        <w:t>Tenhovirta</w:t>
-      </w:r>
-      <w:proofErr w:type="spellEnd"/>
-      <w:r>
-        <w:rPr>
-          <w:rFonts w:ascii="Times New Roman" w:hAnsi="Times New Roman" w:cs="Times New Roman"/>
-          <w:color w:val="000000" w:themeColor="text1"/>
-        </w:rPr>
-        <w:t xml:space="preserve"> et al. (2022) identified that effective tutors require not only technical skill but also social, pedagogical, self-regulatory, and reflective capabilities. This implies that the platform should support tutors with structure and guidance</w:t>
+        <w:t>Tenhovirta et al. (2022) identified that effective tutors require not only technical skill but also social, pedagogical, self-regulatory, and reflective capabilities. This implies that the platform should support tutors with structure and guidance</w:t>
       </w:r>
       <w:r>
         <w:rPr>
@@ -2325,23 +2588,7 @@
           <w:rFonts w:ascii="Times New Roman" w:hAnsi="Times New Roman" w:cs="Times New Roman"/>
           <w:color w:val="000000" w:themeColor="text1"/>
         </w:rPr>
-        <w:t>(</w:t>
-      </w:r>
-      <w:proofErr w:type="spellStart"/>
-      <w:r>
-        <w:rPr>
-          <w:rFonts w:ascii="Times New Roman" w:hAnsi="Times New Roman" w:cs="Times New Roman"/>
-          <w:color w:val="000000" w:themeColor="text1"/>
-        </w:rPr>
-        <w:t>Tenhovirta</w:t>
-      </w:r>
-      <w:proofErr w:type="spellEnd"/>
-      <w:r>
-        <w:rPr>
-          <w:rFonts w:ascii="Times New Roman" w:hAnsi="Times New Roman" w:cs="Times New Roman"/>
-          <w:color w:val="000000" w:themeColor="text1"/>
-        </w:rPr>
-        <w:t xml:space="preserve"> et al., 2022)</w:t>
+        <w:t>(Tenhovirta et al., 2022)</w:t>
       </w:r>
       <w:r>
         <w:rPr>
@@ -2433,7 +2680,7 @@
           <w:color w:val="000000" w:themeColor="text1"/>
         </w:rPr>
       </w:pPr>
-      <w:bookmarkStart w:id="5" w:name="_Toc224085512"/>
+      <w:bookmarkStart w:id="5" w:name="_Toc227443650"/>
       <w:r>
         <w:rPr>
           <w:rFonts w:ascii="Times New Roman" w:hAnsi="Times New Roman" w:cs="Times New Roman"/>
@@ -2650,7 +2897,7 @@
           <w:color w:val="000000" w:themeColor="text1"/>
         </w:rPr>
       </w:pPr>
-      <w:bookmarkStart w:id="6" w:name="_Toc224085513"/>
+      <w:bookmarkStart w:id="6" w:name="_Toc227443651"/>
       <w:r>
         <w:rPr>
           <w:rFonts w:ascii="Times New Roman" w:hAnsi="Times New Roman" w:cs="Times New Roman"/>
@@ -2671,21 +2918,11 @@
       <w:r>
         <w:t xml:space="preserve">Based on the literature, the system will implement identity and trust signals through user profiles that capture expertise areas and </w:t>
       </w:r>
-      <w:proofErr w:type="spellStart"/>
       <w:r>
         <w:t>programme</w:t>
       </w:r>
-      <w:proofErr w:type="spellEnd"/>
-      <w:r>
-        <w:t xml:space="preserve"> supported by reputation indicators such as ratings, written feedback, and visible contribution history. These mechanisms are important for helping users evaluate credibility and for supporting community trust in peer-support environments, as evidenced in online tutoring platform designs and peer tutoring contexts (Govaerts et al., 2015; </w:t>
-      </w:r>
-      <w:proofErr w:type="spellStart"/>
-      <w:r>
-        <w:t>Tenhovirta</w:t>
-      </w:r>
-      <w:proofErr w:type="spellEnd"/>
-      <w:r>
-        <w:t xml:space="preserve"> et al., 2022).</w:t>
+      <w:r>
+        <w:t xml:space="preserve"> supported by reputation indicators such as ratings, written feedback, and visible contribution history. These mechanisms are important for helping users evaluate credibility and for supporting community trust in peer-support environments, as evidenced in online tutoring platform designs and peer tutoring contexts (Govaerts et al., 2015; Tenhovirta et al., 2022).</w:t>
       </w:r>
     </w:p>
     <w:p>
@@ -2723,15 +2960,7 @@
         <w:t xml:space="preserve"> </w:t>
       </w:r>
       <w:r>
-        <w:t>and post-session feedback. Providing this structure improves accountability, helps tutors manage interactions, and supports reflective improvement rather than relying on ad-hoc conversations alone (</w:t>
-      </w:r>
-      <w:proofErr w:type="spellStart"/>
-      <w:r>
-        <w:t>Tenhovirta</w:t>
-      </w:r>
-      <w:proofErr w:type="spellEnd"/>
-      <w:r>
-        <w:t xml:space="preserve"> et al., 2022; Govaerts et al., 2015).</w:t>
+        <w:t>and post-session feedback. Providing this structure improves accountability, helps tutors manage interactions, and supports reflective improvement rather than relying on ad-hoc conversations alone (Tenhovirta et al., 2022; Govaerts et al., 2015).</w:t>
       </w:r>
     </w:p>
     <w:p>
@@ -2741,23 +2970,7 @@
         <w:jc w:val="both"/>
       </w:pPr>
       <w:r>
-        <w:t xml:space="preserve">Finally, the system will include motivation and recognition mechanisms such as points or achievements for sustained contribution, with optional public recognition within the platform. This aims to encourage consistent participation, reinforce prosocial helping </w:t>
-      </w:r>
-      <w:proofErr w:type="spellStart"/>
-      <w:r>
-        <w:t>behaviours</w:t>
-      </w:r>
-      <w:proofErr w:type="spellEnd"/>
-      <w:r>
-        <w:t>, and support tutor development and community sustainability, which are recurring factors in peer tutoring implementations and tutoring platform research (</w:t>
-      </w:r>
-      <w:proofErr w:type="spellStart"/>
-      <w:r>
-        <w:t>Tenhovirta</w:t>
-      </w:r>
-      <w:proofErr w:type="spellEnd"/>
-      <w:r>
-        <w:t xml:space="preserve"> et al., 2022; Govaerts et al., 2015).</w:t>
+        <w:t>Finally, the system will include motivation and recognition mechanisms such as points or achievements for sustained contribution, with optional public recognition within the platform. This aims to encourage consistent participation, reinforce prosocial helping behaviours, and support tutor development and community sustainability, which are recurring factors in peer tutoring implementations and tutoring platform research (Tenhovirta et al., 2022; Govaerts et al., 2015).</w:t>
       </w:r>
     </w:p>
     <w:p>
@@ -2783,7 +2996,7 @@
           <w:szCs w:val="32"/>
         </w:rPr>
       </w:pPr>
-      <w:bookmarkStart w:id="7" w:name="_Toc224085514"/>
+      <w:bookmarkStart w:id="7" w:name="_Toc227443652"/>
       <w:r>
         <w:rPr>
           <w:rFonts w:ascii="Times New Roman" w:hAnsi="Times New Roman" w:cs="Times New Roman"/>
@@ -2793,6 +3006,7 @@
           <w:sz w:val="32"/>
           <w:szCs w:val="32"/>
         </w:rPr>
+        <w:lastRenderedPageBreak/>
         <w:t>Technology Stack Decision</w:t>
       </w:r>
       <w:bookmarkEnd w:id="7"/>
@@ -2838,15 +3052,49 @@
         <w:jc w:val="both"/>
       </w:pPr>
       <w:r>
-        <w:t xml:space="preserve">The selected solution is the MERN stack (MongoDB, Express.js, React.js, Node.js) combined with </w:t>
-      </w:r>
-      <w:proofErr w:type="spellStart"/>
-      <w:r>
-        <w:t>WebSockets</w:t>
-      </w:r>
-      <w:proofErr w:type="spellEnd"/>
-      <w:r>
-        <w:t xml:space="preserve"> using Socket.io. This stack supports full-stack developmen</w:t>
+        <w:t xml:space="preserve">The selected solution is the MERN stack </w:t>
+      </w:r>
+      <w:r>
+        <w:t xml:space="preserve">which consists of </w:t>
+      </w:r>
+      <w:r>
+        <w:t>MongoDB</w:t>
+      </w:r>
+      <w:r>
+        <w:t>*</w:t>
+      </w:r>
+      <w:r>
+        <w:t>, Express.js</w:t>
+      </w:r>
+      <w:r>
+        <w:t>*</w:t>
+      </w:r>
+      <w:r>
+        <w:t>, React.js</w:t>
+      </w:r>
+      <w:r>
+        <w:t>*</w:t>
+      </w:r>
+      <w:r>
+        <w:t>, Node.js</w:t>
+      </w:r>
+      <w:r>
+        <w:t xml:space="preserve">* </w:t>
+      </w:r>
+      <w:r>
+        <w:t>combined with WebSockets</w:t>
+      </w:r>
+      <w:r>
+        <w:t>*</w:t>
+      </w:r>
+      <w:r>
+        <w:t xml:space="preserve"> using Socket.io</w:t>
+      </w:r>
+      <w:r>
+        <w:t>*</w:t>
+      </w:r>
+      <w:r>
+        <w:t>. This stack supports full-stack developmen</w:t>
       </w:r>
       <w:r>
         <w:t xml:space="preserve">t and </w:t>
@@ -2877,7 +3125,13 @@
         <w:t xml:space="preserve"> gradually within the time</w:t>
       </w:r>
       <w:r>
-        <w:t xml:space="preserve">. React supports modular, reusable user interface components and enables rapid UI iteration. Node.js provides an event-driven runtime that works well with Socket.io for real-time messaging and notifications. </w:t>
+        <w:t>. React supports modular, reusable user interface components and enables rapid UI</w:t>
+      </w:r>
+      <w:r>
+        <w:t>*</w:t>
+      </w:r>
+      <w:r>
+        <w:t xml:space="preserve"> iteration. Node.js provides an event-driven runtime that works well with Socket.io for real-time messaging and notifications. </w:t>
       </w:r>
     </w:p>
     <w:p>
@@ -2903,7 +3157,7 @@
           <w:szCs w:val="32"/>
         </w:rPr>
       </w:pPr>
-      <w:bookmarkStart w:id="8" w:name="_Toc224085515"/>
+      <w:bookmarkStart w:id="8" w:name="_Toc227443653"/>
       <w:r>
         <w:rPr>
           <w:rFonts w:ascii="Times New Roman" w:hAnsi="Times New Roman" w:cs="Times New Roman"/>
@@ -2933,7 +3187,10 @@
         <w:t>however,</w:t>
       </w:r>
       <w:r>
-        <w:t xml:space="preserve"> they are primarily designed either as commercial tutoring marketplaces or as class discussion rather than structured university peer-support platforms. </w:t>
+        <w:t xml:space="preserve"> they are primarily designed either as commercial tutoring marketplaces or as class discussion</w:t>
+      </w:r>
+      <w:r>
+        <w:t>.</w:t>
       </w:r>
       <w:r>
         <w:br/>
@@ -2963,15 +3220,7 @@
         <w:t xml:space="preserve"> (Brainly, n.d.)</w:t>
       </w:r>
       <w:r>
-        <w:t xml:space="preserve">. </w:t>
-      </w:r>
-      <w:proofErr w:type="spellStart"/>
-      <w:r>
-        <w:t>Tutorful</w:t>
-      </w:r>
-      <w:proofErr w:type="spellEnd"/>
-      <w:r>
-        <w:t xml:space="preserve"> enables users to search, compare</w:t>
+        <w:t>. Tutorful enables users to search, compare</w:t>
       </w:r>
       <w:r>
         <w:t xml:space="preserve"> </w:t>
@@ -2980,15 +3229,7 @@
         <w:t>and review private tutors, operating mainly as a paid tutoring marketplace</w:t>
       </w:r>
       <w:r>
-        <w:t xml:space="preserve"> (</w:t>
-      </w:r>
-      <w:proofErr w:type="spellStart"/>
-      <w:r>
-        <w:t>Tutorful</w:t>
-      </w:r>
-      <w:proofErr w:type="spellEnd"/>
-      <w:r>
-        <w:t>, n.d.)</w:t>
+        <w:t xml:space="preserve"> (Tutorful, n.d.)</w:t>
       </w:r>
       <w:r>
         <w:t>.</w:t>
@@ -2997,15 +3238,7 @@
         <w:t xml:space="preserve"> </w:t>
       </w:r>
       <w:r>
-        <w:t xml:space="preserve">Similarly, </w:t>
-      </w:r>
-      <w:proofErr w:type="spellStart"/>
-      <w:r>
-        <w:t>Preply</w:t>
-      </w:r>
-      <w:proofErr w:type="spellEnd"/>
-      <w:r>
-        <w:t xml:space="preserve"> connects learners with tutors for paid one-to-one tutoring sessions</w:t>
+        <w:t>Similarly, Preply connects learners with tutors for paid one-to-one tutoring sessions</w:t>
       </w:r>
       <w:r>
         <w:t xml:space="preserve"> </w:t>
@@ -3020,15 +3253,7 @@
         <w:t xml:space="preserve"> emphasis on commercial tutoring and language learning</w:t>
       </w:r>
       <w:r>
-        <w:t xml:space="preserve"> (</w:t>
-      </w:r>
-      <w:proofErr w:type="spellStart"/>
-      <w:r>
-        <w:t>Preply</w:t>
-      </w:r>
-      <w:proofErr w:type="spellEnd"/>
-      <w:r>
-        <w:t>, n.d.)</w:t>
+        <w:t xml:space="preserve"> (Preply, n.d.)</w:t>
       </w:r>
       <w:r>
         <w:t>. Piazza is also relevant in this context because it is widely used in higher education</w:t>
@@ -3052,15 +3277,7 @@
         <w:t>and receive input from instructors and teaching assistants</w:t>
       </w:r>
       <w:r>
-        <w:t xml:space="preserve"> (Piazza, </w:t>
-      </w:r>
-      <w:proofErr w:type="spellStart"/>
-      <w:r>
-        <w:t>n.d</w:t>
-      </w:r>
-      <w:proofErr w:type="spellEnd"/>
-      <w:r>
-        <w:t>)</w:t>
+        <w:t xml:space="preserve"> (Piazza, n.d)</w:t>
       </w:r>
       <w:r>
         <w:t xml:space="preserve">. Piazza is </w:t>
@@ -3108,7 +3325,7 @@
           <w:szCs w:val="32"/>
         </w:rPr>
       </w:pPr>
-      <w:bookmarkStart w:id="9" w:name="_Toc224085516"/>
+      <w:bookmarkStart w:id="9" w:name="_Toc227443654"/>
       <w:r>
         <w:rPr>
           <w:rFonts w:ascii="Times New Roman" w:hAnsi="Times New Roman" w:cs="Times New Roman"/>
@@ -3138,21 +3355,19 @@
         <w:jc w:val="both"/>
       </w:pPr>
       <w:r>
-        <w:t>The proposed Peer Tutoring Web App differs from platforms</w:t>
+        <w:t xml:space="preserve">The proposed Peer Tutoring Web </w:t>
+      </w:r>
+      <w:r>
+        <w:t>Platform</w:t>
+      </w:r>
+      <w:r>
+        <w:t xml:space="preserve"> differs from platforms</w:t>
       </w:r>
       <w:r>
         <w:t xml:space="preserve"> mentioned previously</w:t>
       </w:r>
       <w:r>
-        <w:t xml:space="preserve"> by focusing on free, community-driven peer academic support within a university context, where students both request and </w:t>
-      </w:r>
-      <w:proofErr w:type="gramStart"/>
-      <w:r>
-        <w:t>provide assistance</w:t>
-      </w:r>
-      <w:proofErr w:type="gramEnd"/>
-      <w:r>
-        <w:t xml:space="preserve">. </w:t>
+        <w:t xml:space="preserve"> by focusing on free, community-driven peer academic support within a university context, where students both request and provide assistance. </w:t>
       </w:r>
     </w:p>
     <w:p>
@@ -3166,15 +3381,7 @@
         <w:t xml:space="preserve">similar </w:t>
       </w:r>
       <w:r>
-        <w:t xml:space="preserve">support but does not offer the structured features required for university peer tutoring, such as </w:t>
-      </w:r>
-      <w:proofErr w:type="spellStart"/>
-      <w:r>
-        <w:t>organised</w:t>
-      </w:r>
-      <w:proofErr w:type="spellEnd"/>
-      <w:r>
-        <w:t xml:space="preserve"> peer connections, meeting scheduling</w:t>
+        <w:t>support but does not offer the structured features required for university peer tutoring, such as organised peer connections, meeting scheduling</w:t>
       </w:r>
       <w:r>
         <w:t xml:space="preserve"> </w:t>
@@ -3186,29 +3393,13 @@
         <w:t>gamified</w:t>
       </w:r>
       <w:r>
-        <w:t xml:space="preserve"> academic collaboration. </w:t>
-      </w:r>
-      <w:proofErr w:type="spellStart"/>
-      <w:r>
-        <w:t>Tutorful</w:t>
-      </w:r>
-      <w:proofErr w:type="spellEnd"/>
-      <w:r>
-        <w:t xml:space="preserve"> is oriented toward</w:t>
+        <w:t xml:space="preserve"> academic collaboration. Tutorful is oriented toward</w:t>
       </w:r>
       <w:r>
         <w:t>s</w:t>
       </w:r>
       <w:r>
-        <w:t xml:space="preserve"> purchasing private tutoring rather than enabling mutual peer support within a university community. </w:t>
-      </w:r>
-      <w:proofErr w:type="spellStart"/>
-      <w:r>
-        <w:t>Preply</w:t>
-      </w:r>
-      <w:proofErr w:type="spellEnd"/>
-      <w:r>
-        <w:t xml:space="preserve"> also operates as a paid tutoring service, which makes it unsuitable for a platform whose purpose is to encourage free student collaboration. </w:t>
+        <w:t xml:space="preserve"> purchasing private tutoring rather than enabling mutual peer support within a university community. Preply also operates as a paid tutoring service, which makes it unsuitable for a platform whose purpose is to encourage free student collaboration. </w:t>
       </w:r>
     </w:p>
     <w:p>
@@ -3237,9 +3428,56 @@
     </w:p>
     <w:p>
       <w:pPr>
-        <w:jc w:val="both"/>
-      </w:pPr>
+        <w:pStyle w:val="Heading1"/>
+        <w:numPr>
+          <w:ilvl w:val="0"/>
+          <w:numId w:val="48"/>
+        </w:numPr>
+        <w:rPr>
+          <w:rFonts w:ascii="Times New Roman" w:hAnsi="Times New Roman" w:cs="Times New Roman"/>
+          <w:b/>
+          <w:bCs/>
+          <w:color w:val="000000" w:themeColor="text1"/>
+          <w:sz w:val="32"/>
+          <w:szCs w:val="32"/>
+        </w:rPr>
+      </w:pPr>
+      <w:bookmarkStart w:id="10" w:name="_Toc227443655"/>
+      <w:r>
+        <w:rPr>
+          <w:rFonts w:ascii="Times New Roman" w:hAnsi="Times New Roman" w:cs="Times New Roman"/>
+          <w:b/>
+          <w:bCs/>
+          <w:color w:val="000000" w:themeColor="text1"/>
+          <w:sz w:val="32"/>
+          <w:szCs w:val="32"/>
+        </w:rPr>
+        <w:t>Conclusion</w:t>
+      </w:r>
+      <w:bookmarkEnd w:id="10"/>
     </w:p>
+    <w:p>
+      <w:r>
+        <w:t>This research shows that a peer tutoring platform specifically targeting university students is educationally justified. The literature reveals that student engagement and rapid educational support are strongly related to student performance especially in early undergraduate study. It also shows benefits for teamwork, motivation and confidence. Additionally, the findings support the development of a platform that enables learners to seek and provide help in a structured and regulated way.</w:t>
+      </w:r>
+    </w:p>
+    <w:p>
+      <w:r>
+        <w:t>The review of existing online tutoring and discussion platforms also highlighted the importance of user profiles, direct messaging, scheduling, feedback and recognition mechanisms</w:t>
+      </w:r>
+      <w:r>
+        <w:t>*</w:t>
+      </w:r>
+      <w:r>
+        <w:t xml:space="preserve">, which directly informed the proposed features for the Peer Tutoring Platform. In addition, the technology stack was identified as a suitable technical solution since it supports rapid and evolving full stack development and live interaction. </w:t>
+      </w:r>
+    </w:p>
+    <w:p>
+      <w:r>
+        <w:t>To conclude, this research document confirms that the proposed system addresses a genuine education need and provides a strong foundation for the functional specification and implementation stages.</w:t>
+      </w:r>
+    </w:p>
+    <w:p/>
     <w:p>
       <w:pPr>
         <w:pStyle w:val="Heading1"/>
@@ -3257,7 +3495,7 @@
           <w:szCs w:val="32"/>
         </w:rPr>
       </w:pPr>
-      <w:bookmarkStart w:id="10" w:name="_Toc224085517"/>
+      <w:bookmarkStart w:id="11" w:name="_Toc227443656"/>
       <w:r>
         <w:rPr>
           <w:rFonts w:ascii="Times New Roman" w:hAnsi="Times New Roman" w:cs="Times New Roman"/>
@@ -3269,138 +3507,686 @@
         </w:rPr>
         <w:t>Glossary</w:t>
       </w:r>
-      <w:bookmarkEnd w:id="10"/>
+      <w:bookmarkEnd w:id="11"/>
     </w:p>
+    <w:tbl>
+      <w:tblPr>
+        <w:tblStyle w:val="TableGrid"/>
+        <w:tblW w:w="0" w:type="auto"/>
+        <w:tblLook w:val="04A0" w:firstRow="1" w:lastRow="0" w:firstColumn="1" w:lastColumn="0" w:noHBand="0" w:noVBand="1"/>
+      </w:tblPr>
+      <w:tblGrid>
+        <w:gridCol w:w="4675"/>
+        <w:gridCol w:w="4675"/>
+      </w:tblGrid>
+      <w:tr>
+        <w:tc>
+          <w:tcPr>
+            <w:tcW w:w="4675" w:type="dxa"/>
+          </w:tcPr>
+          <w:p>
+            <w:pPr>
+              <w:rPr>
+                <w:b/>
+                <w:bCs/>
+              </w:rPr>
+            </w:pPr>
+            <w:r>
+              <w:rPr>
+                <w:b/>
+                <w:bCs/>
+                <w:sz w:val="24"/>
+                <w:szCs w:val="24"/>
+                <w:lang w:val="en-US"/>
+              </w:rPr>
+              <w:t>Term Name</w:t>
+            </w:r>
+          </w:p>
+        </w:tc>
+        <w:tc>
+          <w:tcPr>
+            <w:tcW w:w="4675" w:type="dxa"/>
+          </w:tcPr>
+          <w:p>
+            <w:pPr>
+              <w:rPr>
+                <w:b/>
+                <w:bCs/>
+                <w:sz w:val="24"/>
+                <w:szCs w:val="24"/>
+              </w:rPr>
+            </w:pPr>
+            <w:r>
+              <w:rPr>
+                <w:b/>
+                <w:bCs/>
+                <w:sz w:val="24"/>
+                <w:szCs w:val="24"/>
+              </w:rPr>
+              <w:t>Term Description</w:t>
+            </w:r>
+          </w:p>
+        </w:tc>
+      </w:tr>
+      <w:tr>
+        <w:tc>
+          <w:tcPr>
+            <w:tcW w:w="4675" w:type="dxa"/>
+          </w:tcPr>
+          <w:p>
+            <w:pPr>
+              <w:rPr>
+                <w:sz w:val="20"/>
+                <w:szCs w:val="20"/>
+              </w:rPr>
+            </w:pPr>
+            <w:r>
+              <w:rPr>
+                <w:sz w:val="20"/>
+                <w:szCs w:val="20"/>
+              </w:rPr>
+              <w:t>A</w:t>
+            </w:r>
+            <w:r>
+              <w:rPr>
+                <w:sz w:val="20"/>
+                <w:szCs w:val="20"/>
+              </w:rPr>
+              <w:t>pp</w:t>
+            </w:r>
+          </w:p>
+        </w:tc>
+        <w:tc>
+          <w:tcPr>
+            <w:tcW w:w="4675" w:type="dxa"/>
+          </w:tcPr>
+          <w:p>
+            <w:pPr>
+              <w:rPr>
+                <w:sz w:val="20"/>
+                <w:szCs w:val="20"/>
+              </w:rPr>
+            </w:pPr>
+            <w:r>
+              <w:rPr>
+                <w:sz w:val="20"/>
+                <w:szCs w:val="20"/>
+              </w:rPr>
+              <w:t>Ap</w:t>
+            </w:r>
+            <w:r>
+              <w:rPr>
+                <w:sz w:val="20"/>
+                <w:szCs w:val="20"/>
+              </w:rPr>
+              <w:t>plication</w:t>
+            </w:r>
+          </w:p>
+        </w:tc>
+      </w:tr>
+      <w:tr>
+        <w:tc>
+          <w:tcPr>
+            <w:tcW w:w="4675" w:type="dxa"/>
+          </w:tcPr>
+          <w:p>
+            <w:pPr>
+              <w:rPr>
+                <w:sz w:val="20"/>
+                <w:szCs w:val="20"/>
+                <w:lang w:val="en-US"/>
+              </w:rPr>
+            </w:pPr>
+            <w:r>
+              <w:rPr>
+                <w:sz w:val="20"/>
+                <w:szCs w:val="20"/>
+                <w:lang w:val="en-US"/>
+              </w:rPr>
+              <w:t>Express.js</w:t>
+            </w:r>
+          </w:p>
+        </w:tc>
+        <w:tc>
+          <w:tcPr>
+            <w:tcW w:w="4675" w:type="dxa"/>
+          </w:tcPr>
+          <w:p>
+            <w:pPr>
+              <w:rPr>
+                <w:sz w:val="20"/>
+                <w:szCs w:val="20"/>
+              </w:rPr>
+            </w:pPr>
+            <w:r>
+              <w:rPr>
+                <w:sz w:val="20"/>
+                <w:szCs w:val="20"/>
+              </w:rPr>
+              <w:t>A Node.js web framework used to define backend routes, middleware and API logic.</w:t>
+            </w:r>
+          </w:p>
+        </w:tc>
+      </w:tr>
+      <w:tr>
+        <w:tc>
+          <w:tcPr>
+            <w:tcW w:w="4675" w:type="dxa"/>
+          </w:tcPr>
+          <w:p>
+            <w:pPr>
+              <w:rPr>
+                <w:sz w:val="20"/>
+                <w:szCs w:val="20"/>
+              </w:rPr>
+            </w:pPr>
+            <w:r>
+              <w:rPr>
+                <w:sz w:val="20"/>
+                <w:szCs w:val="20"/>
+                <w:lang w:val="en-US"/>
+              </w:rPr>
+              <w:t>f</w:t>
+            </w:r>
+            <w:r>
+              <w:rPr>
+                <w:sz w:val="20"/>
+                <w:szCs w:val="20"/>
+                <w:lang w:val="en-US"/>
+              </w:rPr>
+              <w:t>eedback</w:t>
+            </w:r>
+            <w:r>
+              <w:rPr>
+                <w:sz w:val="20"/>
+                <w:szCs w:val="20"/>
+                <w:lang w:val="en-US"/>
+              </w:rPr>
+              <w:t xml:space="preserve"> and recognition</w:t>
+            </w:r>
+            <w:r>
+              <w:rPr>
+                <w:sz w:val="20"/>
+                <w:szCs w:val="20"/>
+                <w:lang w:val="en-US"/>
+              </w:rPr>
+              <w:t xml:space="preserve"> mechanism</w:t>
+            </w:r>
+          </w:p>
+        </w:tc>
+        <w:tc>
+          <w:tcPr>
+            <w:tcW w:w="4675" w:type="dxa"/>
+          </w:tcPr>
+          <w:p>
+            <w:pPr>
+              <w:rPr>
+                <w:sz w:val="20"/>
+                <w:szCs w:val="20"/>
+              </w:rPr>
+            </w:pPr>
+            <w:r>
+              <w:rPr>
+                <w:sz w:val="20"/>
+                <w:szCs w:val="20"/>
+                <w:lang w:val="en-US"/>
+              </w:rPr>
+              <w:t>A feature that allows users to leave ratings or comments after a tutoring interaction.</w:t>
+            </w:r>
+          </w:p>
+        </w:tc>
+      </w:tr>
+      <w:tr>
+        <w:tc>
+          <w:tcPr>
+            <w:tcW w:w="4675" w:type="dxa"/>
+          </w:tcPr>
+          <w:p>
+            <w:pPr>
+              <w:rPr>
+                <w:sz w:val="20"/>
+                <w:szCs w:val="20"/>
+                <w:lang w:val="en-US"/>
+              </w:rPr>
+            </w:pPr>
+            <w:r>
+              <w:rPr>
+                <w:sz w:val="20"/>
+                <w:szCs w:val="20"/>
+                <w:lang w:val="en-US"/>
+              </w:rPr>
+              <w:t>Gamification</w:t>
+            </w:r>
+          </w:p>
+        </w:tc>
+        <w:tc>
+          <w:tcPr>
+            <w:tcW w:w="4675" w:type="dxa"/>
+          </w:tcPr>
+          <w:p>
+            <w:pPr>
+              <w:rPr>
+                <w:sz w:val="20"/>
+                <w:szCs w:val="20"/>
+              </w:rPr>
+            </w:pPr>
+            <w:r>
+              <w:rPr>
+                <w:sz w:val="20"/>
+                <w:szCs w:val="20"/>
+                <w:lang w:val="en-US"/>
+              </w:rPr>
+              <w:t>T</w:t>
+            </w:r>
+            <w:r>
+              <w:rPr>
+                <w:sz w:val="20"/>
+                <w:szCs w:val="20"/>
+                <w:lang w:val="en-US"/>
+              </w:rPr>
+              <w:t>he use of points, badges, achievements or similar elements to encourage participation and motivation.</w:t>
+            </w:r>
+          </w:p>
+        </w:tc>
+      </w:tr>
+      <w:tr>
+        <w:tc>
+          <w:tcPr>
+            <w:tcW w:w="4675" w:type="dxa"/>
+          </w:tcPr>
+          <w:p>
+            <w:pPr>
+              <w:rPr>
+                <w:sz w:val="20"/>
+                <w:szCs w:val="20"/>
+              </w:rPr>
+            </w:pPr>
+            <w:r>
+              <w:rPr>
+                <w:sz w:val="20"/>
+                <w:szCs w:val="20"/>
+              </w:rPr>
+              <w:t>MERN</w:t>
+            </w:r>
+          </w:p>
+        </w:tc>
+        <w:tc>
+          <w:tcPr>
+            <w:tcW w:w="4675" w:type="dxa"/>
+          </w:tcPr>
+          <w:p>
+            <w:pPr>
+              <w:rPr>
+                <w:sz w:val="20"/>
+                <w:szCs w:val="20"/>
+              </w:rPr>
+            </w:pPr>
+            <w:r>
+              <w:rPr>
+                <w:sz w:val="20"/>
+                <w:szCs w:val="20"/>
+              </w:rPr>
+              <w:t>MongoDB, Express.js, React.js and Node.js. The technology stack used to build the project.</w:t>
+            </w:r>
+          </w:p>
+        </w:tc>
+      </w:tr>
+      <w:tr>
+        <w:tc>
+          <w:tcPr>
+            <w:tcW w:w="4675" w:type="dxa"/>
+          </w:tcPr>
+          <w:p>
+            <w:pPr>
+              <w:rPr>
+                <w:sz w:val="20"/>
+                <w:szCs w:val="20"/>
+                <w:lang w:val="en-US"/>
+              </w:rPr>
+            </w:pPr>
+            <w:r>
+              <w:rPr>
+                <w:sz w:val="20"/>
+                <w:szCs w:val="20"/>
+                <w:lang w:val="en-US"/>
+              </w:rPr>
+              <w:t>MongoDB</w:t>
+            </w:r>
+          </w:p>
+        </w:tc>
+        <w:tc>
+          <w:tcPr>
+            <w:tcW w:w="4675" w:type="dxa"/>
+          </w:tcPr>
+          <w:p>
+            <w:pPr>
+              <w:rPr>
+                <w:sz w:val="20"/>
+                <w:szCs w:val="20"/>
+              </w:rPr>
+            </w:pPr>
+            <w:r>
+              <w:rPr>
+                <w:sz w:val="20"/>
+                <w:szCs w:val="20"/>
+              </w:rPr>
+              <w:t>A document oriented NoSQL database used to store system data.</w:t>
+            </w:r>
+          </w:p>
+        </w:tc>
+      </w:tr>
+      <w:tr>
+        <w:tc>
+          <w:tcPr>
+            <w:tcW w:w="4675" w:type="dxa"/>
+          </w:tcPr>
+          <w:p>
+            <w:pPr>
+              <w:rPr>
+                <w:sz w:val="20"/>
+                <w:szCs w:val="20"/>
+                <w:lang w:val="en-US"/>
+              </w:rPr>
+            </w:pPr>
+            <w:r>
+              <w:rPr>
+                <w:sz w:val="20"/>
+                <w:szCs w:val="20"/>
+                <w:lang w:val="en-US"/>
+              </w:rPr>
+              <w:t>Node.js</w:t>
+            </w:r>
+          </w:p>
+        </w:tc>
+        <w:tc>
+          <w:tcPr>
+            <w:tcW w:w="4675" w:type="dxa"/>
+          </w:tcPr>
+          <w:p>
+            <w:pPr>
+              <w:rPr>
+                <w:sz w:val="20"/>
+                <w:szCs w:val="20"/>
+              </w:rPr>
+            </w:pPr>
+            <w:r>
+              <w:rPr>
+                <w:sz w:val="20"/>
+                <w:szCs w:val="20"/>
+              </w:rPr>
+              <w:t>A JavaScript runtime environment used to execute backend application code.</w:t>
+            </w:r>
+          </w:p>
+        </w:tc>
+      </w:tr>
+      <w:tr>
+        <w:tc>
+          <w:tcPr>
+            <w:tcW w:w="4675" w:type="dxa"/>
+          </w:tcPr>
+          <w:p>
+            <w:pPr>
+              <w:rPr>
+                <w:sz w:val="20"/>
+                <w:szCs w:val="20"/>
+              </w:rPr>
+            </w:pPr>
+            <w:r>
+              <w:rPr>
+                <w:sz w:val="20"/>
+                <w:szCs w:val="20"/>
+              </w:rPr>
+              <w:t>React.js</w:t>
+            </w:r>
+          </w:p>
+        </w:tc>
+        <w:tc>
+          <w:tcPr>
+            <w:tcW w:w="4675" w:type="dxa"/>
+          </w:tcPr>
+          <w:p>
+            <w:pPr>
+              <w:rPr>
+                <w:sz w:val="20"/>
+                <w:szCs w:val="20"/>
+              </w:rPr>
+            </w:pPr>
+            <w:r>
+              <w:rPr>
+                <w:sz w:val="20"/>
+                <w:szCs w:val="20"/>
+              </w:rPr>
+              <w:t>A JavaScript library used to build the frontend user interface.</w:t>
+            </w:r>
+          </w:p>
+        </w:tc>
+      </w:tr>
+      <w:tr>
+        <w:tc>
+          <w:tcPr>
+            <w:tcW w:w="4675" w:type="dxa"/>
+          </w:tcPr>
+          <w:p>
+            <w:pPr>
+              <w:rPr>
+                <w:sz w:val="20"/>
+                <w:szCs w:val="20"/>
+                <w:lang w:val="en-US"/>
+              </w:rPr>
+            </w:pPr>
+            <w:r>
+              <w:rPr>
+                <w:sz w:val="20"/>
+                <w:szCs w:val="20"/>
+                <w:lang w:val="en-US"/>
+              </w:rPr>
+              <w:t>Socket.io</w:t>
+            </w:r>
+          </w:p>
+        </w:tc>
+        <w:tc>
+          <w:tcPr>
+            <w:tcW w:w="4675" w:type="dxa"/>
+          </w:tcPr>
+          <w:p>
+            <w:pPr>
+              <w:rPr>
+                <w:sz w:val="20"/>
+                <w:szCs w:val="20"/>
+              </w:rPr>
+            </w:pPr>
+            <w:r>
+              <w:rPr>
+                <w:sz w:val="20"/>
+                <w:szCs w:val="20"/>
+              </w:rPr>
+              <w:t>A library used to support live communication between connected users.</w:t>
+            </w:r>
+          </w:p>
+        </w:tc>
+      </w:tr>
+      <w:tr>
+        <w:tc>
+          <w:tcPr>
+            <w:tcW w:w="4675" w:type="dxa"/>
+          </w:tcPr>
+          <w:p>
+            <w:pPr>
+              <w:rPr>
+                <w:sz w:val="20"/>
+                <w:szCs w:val="20"/>
+              </w:rPr>
+            </w:pPr>
+            <w:r>
+              <w:rPr>
+                <w:sz w:val="20"/>
+                <w:szCs w:val="20"/>
+                <w:lang w:val="en-US"/>
+              </w:rPr>
+              <w:t>Support latency</w:t>
+            </w:r>
+          </w:p>
+        </w:tc>
+        <w:tc>
+          <w:tcPr>
+            <w:tcW w:w="4675" w:type="dxa"/>
+          </w:tcPr>
+          <w:p>
+            <w:pPr>
+              <w:rPr>
+                <w:sz w:val="20"/>
+                <w:szCs w:val="20"/>
+              </w:rPr>
+            </w:pPr>
+            <w:r>
+              <w:rPr>
+                <w:sz w:val="20"/>
+                <w:szCs w:val="20"/>
+                <w:lang w:val="en-US"/>
+              </w:rPr>
+              <w:t>The delay between a student requesting help and receiving a useful response.</w:t>
+            </w:r>
+          </w:p>
+        </w:tc>
+      </w:tr>
+      <w:tr>
+        <w:tc>
+          <w:tcPr>
+            <w:tcW w:w="4675" w:type="dxa"/>
+          </w:tcPr>
+          <w:p>
+            <w:pPr>
+              <w:rPr>
+                <w:sz w:val="20"/>
+                <w:szCs w:val="20"/>
+                <w:lang w:val="en-US"/>
+              </w:rPr>
+            </w:pPr>
+            <w:r>
+              <w:rPr>
+                <w:sz w:val="20"/>
+                <w:szCs w:val="20"/>
+                <w:lang w:val="en-US"/>
+              </w:rPr>
+              <w:t>Trust signals</w:t>
+            </w:r>
+          </w:p>
+        </w:tc>
+        <w:tc>
+          <w:tcPr>
+            <w:tcW w:w="4675" w:type="dxa"/>
+          </w:tcPr>
+          <w:p>
+            <w:pPr>
+              <w:rPr>
+                <w:sz w:val="20"/>
+                <w:szCs w:val="20"/>
+              </w:rPr>
+            </w:pPr>
+            <w:r>
+              <w:rPr>
+                <w:sz w:val="20"/>
+                <w:szCs w:val="20"/>
+                <w:lang w:val="en-US"/>
+              </w:rPr>
+              <w:t>Indicators such as ratings, feedback, profile information and contribution history that help users judge credibility.</w:t>
+            </w:r>
+          </w:p>
+        </w:tc>
+      </w:tr>
+      <w:tr>
+        <w:tc>
+          <w:tcPr>
+            <w:tcW w:w="4675" w:type="dxa"/>
+          </w:tcPr>
+          <w:p>
+            <w:pPr>
+              <w:rPr>
+                <w:sz w:val="20"/>
+                <w:szCs w:val="20"/>
+              </w:rPr>
+            </w:pPr>
+            <w:r>
+              <w:rPr>
+                <w:sz w:val="20"/>
+                <w:szCs w:val="20"/>
+              </w:rPr>
+              <w:t>UI</w:t>
+            </w:r>
+          </w:p>
+        </w:tc>
+        <w:tc>
+          <w:tcPr>
+            <w:tcW w:w="4675" w:type="dxa"/>
+          </w:tcPr>
+          <w:p>
+            <w:pPr>
+              <w:rPr>
+                <w:sz w:val="20"/>
+                <w:szCs w:val="20"/>
+              </w:rPr>
+            </w:pPr>
+            <w:r>
+              <w:rPr>
+                <w:sz w:val="20"/>
+                <w:szCs w:val="20"/>
+              </w:rPr>
+              <w:t>User Interface.</w:t>
+            </w:r>
+          </w:p>
+        </w:tc>
+      </w:tr>
+      <w:tr>
+        <w:tc>
+          <w:tcPr>
+            <w:tcW w:w="4675" w:type="dxa"/>
+          </w:tcPr>
+          <w:p>
+            <w:pPr>
+              <w:rPr>
+                <w:sz w:val="20"/>
+                <w:szCs w:val="20"/>
+              </w:rPr>
+            </w:pPr>
+            <w:r>
+              <w:rPr>
+                <w:sz w:val="20"/>
+                <w:szCs w:val="20"/>
+                <w:lang w:val="en-US"/>
+              </w:rPr>
+              <w:t>WebSockets</w:t>
+            </w:r>
+          </w:p>
+        </w:tc>
+        <w:tc>
+          <w:tcPr>
+            <w:tcW w:w="4675" w:type="dxa"/>
+          </w:tcPr>
+          <w:p>
+            <w:pPr>
+              <w:rPr>
+                <w:sz w:val="20"/>
+                <w:szCs w:val="20"/>
+              </w:rPr>
+            </w:pPr>
+            <w:r>
+              <w:rPr>
+                <w:sz w:val="20"/>
+                <w:szCs w:val="20"/>
+                <w:lang w:val="en-US"/>
+              </w:rPr>
+              <w:t>A communication technology that allows persistent, real-time data exchange between client and server.</w:t>
+            </w:r>
+          </w:p>
+        </w:tc>
+      </w:tr>
+    </w:tbl>
     <w:p>
       <w:pPr>
         <w:pStyle w:val="ListParagraph"/>
         <w:ind w:left="0"/>
         <w:jc w:val="both"/>
       </w:pPr>
-      <w:r>
-        <w:t xml:space="preserve">Gamification - </w:t>
-      </w:r>
-      <w:r>
-        <w:t>The use of points, badges, achievements or other game elements to encourage participation and motivation.</w:t>
-      </w:r>
-    </w:p>
-    <w:p>
-      <w:pPr>
-        <w:pStyle w:val="ListParagraph"/>
-        <w:ind w:left="0"/>
-        <w:jc w:val="both"/>
-      </w:pPr>
-      <w:r>
-        <w:t>MERN stack</w:t>
-      </w:r>
-      <w:r>
-        <w:t xml:space="preserve"> - </w:t>
-      </w:r>
-      <w:r>
-        <w:t>A full</w:t>
-      </w:r>
-      <w:r>
-        <w:t xml:space="preserve"> </w:t>
-      </w:r>
-      <w:r>
-        <w:t>stack JavaScript development framework consisting of MongoDB, Express.js, React.js, and Node.js.</w:t>
-      </w:r>
-    </w:p>
-    <w:p>
-      <w:pPr>
-        <w:pStyle w:val="ListParagraph"/>
-        <w:ind w:left="0"/>
-        <w:jc w:val="both"/>
-      </w:pPr>
-      <w:r>
-        <w:t>Peer tutoring</w:t>
-      </w:r>
-      <w:r>
-        <w:t xml:space="preserve"> - </w:t>
-      </w:r>
-      <w:r>
-        <w:t>A structured learning approach in which students help other students to understand academic content.</w:t>
-      </w:r>
-    </w:p>
-    <w:p>
-      <w:pPr>
-        <w:pStyle w:val="ListParagraph"/>
-        <w:ind w:left="0"/>
-        <w:jc w:val="both"/>
-      </w:pPr>
-      <w:r>
-        <w:t>Support latency</w:t>
-      </w:r>
-      <w:r>
-        <w:rPr>
-          <w:b/>
-          <w:bCs/>
-        </w:rPr>
-        <w:t xml:space="preserve"> - </w:t>
-      </w:r>
-      <w:r>
-        <w:t>T</w:t>
-      </w:r>
-      <w:r>
-        <w:t>he delay between a student requesting help and receiving a useful response.</w:t>
-      </w:r>
-    </w:p>
-    <w:p>
-      <w:pPr>
-        <w:pStyle w:val="ListParagraph"/>
-        <w:ind w:left="0"/>
-        <w:jc w:val="both"/>
-      </w:pPr>
-      <w:r>
-        <w:t>Trust signals</w:t>
-      </w:r>
-      <w:r>
-        <w:t xml:space="preserve"> - </w:t>
-      </w:r>
-      <w:r>
-        <w:t>Indicators such as ratings, feedback, profile information</w:t>
-      </w:r>
-      <w:r>
-        <w:t xml:space="preserve"> </w:t>
-      </w:r>
-      <w:r>
-        <w:t>and contribution history that help users evaluate the credibility of others on a platform.</w:t>
-      </w:r>
-    </w:p>
-    <w:p>
-      <w:pPr>
-        <w:pStyle w:val="ListParagraph"/>
-        <w:ind w:left="0"/>
-        <w:jc w:val="both"/>
-      </w:pPr>
-      <w:proofErr w:type="spellStart"/>
-      <w:r>
-        <w:t>WebSockets</w:t>
-      </w:r>
-      <w:proofErr w:type="spellEnd"/>
-      <w:r>
-        <w:t xml:space="preserve"> - </w:t>
-      </w:r>
-      <w:r>
-        <w:t xml:space="preserve">A technology that enables continuous communication between a client and server for </w:t>
-      </w:r>
-      <w:r>
-        <w:t>live</w:t>
-      </w:r>
-      <w:r>
-        <w:t xml:space="preserve"> </w:t>
-      </w:r>
-      <w:r>
-        <w:t xml:space="preserve">updates including chat and </w:t>
-      </w:r>
-      <w:proofErr w:type="spellStart"/>
-      <w:r>
-        <w:t>notfications</w:t>
-      </w:r>
-      <w:proofErr w:type="spellEnd"/>
-      <w:r>
-        <w:t>.</w:t>
-      </w:r>
     </w:p>
     <w:p>
       <w:pPr>
@@ -3425,7 +4211,7 @@
           <w:szCs w:val="32"/>
         </w:rPr>
       </w:pPr>
-      <w:bookmarkStart w:id="11" w:name="_Toc224085518"/>
+      <w:bookmarkStart w:id="12" w:name="_Toc227443657"/>
       <w:r>
         <w:rPr>
           <w:rFonts w:ascii="Times New Roman" w:hAnsi="Times New Roman" w:cs="Times New Roman"/>
@@ -3435,9 +4221,10 @@
           <w:sz w:val="32"/>
           <w:szCs w:val="32"/>
         </w:rPr>
+        <w:lastRenderedPageBreak/>
         <w:t>Reference List</w:t>
       </w:r>
-      <w:bookmarkEnd w:id="11"/>
+      <w:bookmarkEnd w:id="12"/>
     </w:p>
     <w:p>
       <w:pPr>
@@ -3493,47 +4280,7 @@
           <w:b w:val="0"/>
           <w:bCs w:val="0"/>
         </w:rPr>
-        <w:t>Brousseau, J., Sano-</w:t>
-      </w:r>
-      <w:proofErr w:type="spellStart"/>
-      <w:r>
-        <w:rPr>
-          <w:rStyle w:val="Strong"/>
-          <w:rFonts w:eastAsiaTheme="majorEastAsia"/>
-          <w:b w:val="0"/>
-          <w:bCs w:val="0"/>
-        </w:rPr>
-        <w:t>Gélinas</w:t>
-      </w:r>
-      <w:proofErr w:type="spellEnd"/>
-      <w:r>
-        <w:rPr>
-          <w:rStyle w:val="Strong"/>
-          <w:rFonts w:eastAsiaTheme="majorEastAsia"/>
-          <w:b w:val="0"/>
-          <w:bCs w:val="0"/>
-        </w:rPr>
-        <w:t xml:space="preserve">, A. and </w:t>
-      </w:r>
-      <w:proofErr w:type="spellStart"/>
-      <w:r>
-        <w:rPr>
-          <w:rStyle w:val="Strong"/>
-          <w:rFonts w:eastAsiaTheme="majorEastAsia"/>
-          <w:b w:val="0"/>
-          <w:bCs w:val="0"/>
-        </w:rPr>
-        <w:t>Méthot</w:t>
-      </w:r>
-      <w:proofErr w:type="spellEnd"/>
-      <w:r>
-        <w:rPr>
-          <w:rStyle w:val="Strong"/>
-          <w:rFonts w:eastAsiaTheme="majorEastAsia"/>
-          <w:b w:val="0"/>
-          <w:bCs w:val="0"/>
-        </w:rPr>
-        <w:t>, J.-F.</w:t>
+        <w:t>Brousseau, J., Sano-Gélinas, A. and Méthot, J.-F.</w:t>
       </w:r>
       <w:r>
         <w:t xml:space="preserve"> (2019). </w:t>
@@ -3567,31 +4314,13 @@
       <w:r>
         <w:t xml:space="preserve"> (2022). The impact of a peer-tutoring program to improve self-regulated learning. </w:t>
       </w:r>
-      <w:proofErr w:type="spellStart"/>
       <w:r>
         <w:rPr>
           <w:rStyle w:val="Emphasis"/>
           <w:rFonts w:eastAsiaTheme="majorEastAsia"/>
         </w:rPr>
-        <w:t>Anales</w:t>
-      </w:r>
-      <w:proofErr w:type="spellEnd"/>
-      <w:r>
-        <w:rPr>
-          <w:rStyle w:val="Emphasis"/>
-          <w:rFonts w:eastAsiaTheme="majorEastAsia"/>
-        </w:rPr>
-        <w:t xml:space="preserve"> de </w:t>
-      </w:r>
-      <w:proofErr w:type="spellStart"/>
-      <w:r>
-        <w:rPr>
-          <w:rStyle w:val="Emphasis"/>
-          <w:rFonts w:eastAsiaTheme="majorEastAsia"/>
-        </w:rPr>
-        <w:t>Psicología</w:t>
-      </w:r>
-      <w:proofErr w:type="spellEnd"/>
+        <w:t>Anales de Psicología</w:t>
+      </w:r>
       <w:r>
         <w:t>, 38(1), pp.110–118.</w:t>
       </w:r>
@@ -3602,7 +4331,6 @@
         <w:spacing w:before="0" w:beforeAutospacing="0" w:after="0" w:afterAutospacing="0" w:line="276" w:lineRule="auto"/>
         <w:jc w:val="both"/>
       </w:pPr>
-      <w:proofErr w:type="spellStart"/>
       <w:r>
         <w:rPr>
           <w:rStyle w:val="Strong"/>
@@ -3610,9 +4338,28 @@
           <w:b w:val="0"/>
           <w:bCs w:val="0"/>
         </w:rPr>
-        <w:t>GeeksforGeeks</w:t>
-      </w:r>
-      <w:proofErr w:type="spellEnd"/>
+        <w:t>Govaerts, S., Cao, Y., Faltin, N., Cherradi, F. and Gillet, D.</w:t>
+      </w:r>
+      <w:r>
+        <w:t xml:space="preserve"> (2015). Tutoring teachers – Building an online tutoring platform for the teacher community. </w:t>
+      </w:r>
+      <w:r>
+        <w:rPr>
+          <w:rStyle w:val="Emphasis"/>
+          <w:rFonts w:eastAsiaTheme="majorEastAsia"/>
+        </w:rPr>
+        <w:t>Communications in Computer and Information Science</w:t>
+      </w:r>
+      <w:r>
+        <w:t>, pp.39–51.</w:t>
+      </w:r>
+    </w:p>
+    <w:p>
+      <w:pPr>
+        <w:pStyle w:val="NormalWeb"/>
+        <w:spacing w:before="0" w:beforeAutospacing="0" w:after="0" w:afterAutospacing="0" w:line="276" w:lineRule="auto"/>
+        <w:jc w:val="both"/>
+      </w:pPr>
       <w:r>
         <w:rPr>
           <w:rStyle w:val="Strong"/>
@@ -3620,108 +4367,7 @@
           <w:b w:val="0"/>
           <w:bCs w:val="0"/>
         </w:rPr>
-        <w:t>.</w:t>
-      </w:r>
-      <w:r>
-        <w:t xml:space="preserve"> (2023). </w:t>
-      </w:r>
-      <w:r>
-        <w:rPr>
-          <w:rStyle w:val="Emphasis"/>
-          <w:rFonts w:eastAsiaTheme="majorEastAsia"/>
-        </w:rPr>
-        <w:t>How MERN stack works</w:t>
-      </w:r>
-      <w:r>
-        <w:t xml:space="preserve">. [online image] Available at: </w:t>
-      </w:r>
-      <w:hyperlink r:id="rId12" w:tgtFrame="_new" w:history="1">
-        <w:r>
-          <w:rPr>
-            <w:rStyle w:val="Hyperlink"/>
-            <w:rFonts w:eastAsiaTheme="majorEastAsia"/>
-          </w:rPr>
-          <w:t>https://media.geeksforgeeks.org/wp-content/uploads/20231109150525/How-MERN-Stack-Works-copy.webp</w:t>
-        </w:r>
-      </w:hyperlink>
-      <w:r>
-        <w:t xml:space="preserve"> [Accessed 13 February 2026].</w:t>
-      </w:r>
-    </w:p>
-    <w:p>
-      <w:pPr>
-        <w:pStyle w:val="NormalWeb"/>
-        <w:spacing w:before="0" w:beforeAutospacing="0" w:after="0" w:afterAutospacing="0" w:line="276" w:lineRule="auto"/>
-        <w:jc w:val="both"/>
-      </w:pPr>
-      <w:r>
-        <w:rPr>
-          <w:rStyle w:val="Strong"/>
-          <w:rFonts w:eastAsiaTheme="majorEastAsia"/>
-          <w:b w:val="0"/>
-          <w:bCs w:val="0"/>
-        </w:rPr>
-        <w:t xml:space="preserve">Govaerts, S., Cao, Y., Faltin, N., </w:t>
-      </w:r>
-      <w:proofErr w:type="spellStart"/>
-      <w:r>
-        <w:rPr>
-          <w:rStyle w:val="Strong"/>
-          <w:rFonts w:eastAsiaTheme="majorEastAsia"/>
-          <w:b w:val="0"/>
-          <w:bCs w:val="0"/>
-        </w:rPr>
-        <w:t>Cherradi</w:t>
-      </w:r>
-      <w:proofErr w:type="spellEnd"/>
-      <w:r>
-        <w:rPr>
-          <w:rStyle w:val="Strong"/>
-          <w:rFonts w:eastAsiaTheme="majorEastAsia"/>
-          <w:b w:val="0"/>
-          <w:bCs w:val="0"/>
-        </w:rPr>
-        <w:t>, F. and Gillet, D.</w:t>
-      </w:r>
-      <w:r>
-        <w:t xml:space="preserve"> (2015). Tutoring teachers – Building an online tutoring platform for the teacher community. </w:t>
-      </w:r>
-      <w:r>
-        <w:rPr>
-          <w:rStyle w:val="Emphasis"/>
-          <w:rFonts w:eastAsiaTheme="majorEastAsia"/>
-        </w:rPr>
-        <w:t>Communications in Computer and Information Science</w:t>
-      </w:r>
-      <w:r>
-        <w:t>, pp.39–51.</w:t>
-      </w:r>
-    </w:p>
-    <w:p>
-      <w:pPr>
-        <w:pStyle w:val="NormalWeb"/>
-        <w:spacing w:before="0" w:beforeAutospacing="0" w:after="0" w:afterAutospacing="0" w:line="276" w:lineRule="auto"/>
-        <w:jc w:val="both"/>
-      </w:pPr>
-      <w:proofErr w:type="spellStart"/>
-      <w:r>
-        <w:rPr>
-          <w:rStyle w:val="Strong"/>
-          <w:rFonts w:eastAsiaTheme="majorEastAsia"/>
-          <w:b w:val="0"/>
-          <w:bCs w:val="0"/>
-        </w:rPr>
-        <w:t>Karabenick</w:t>
-      </w:r>
-      <w:proofErr w:type="spellEnd"/>
-      <w:r>
-        <w:rPr>
-          <w:rStyle w:val="Strong"/>
-          <w:rFonts w:eastAsiaTheme="majorEastAsia"/>
-          <w:b w:val="0"/>
-          <w:bCs w:val="0"/>
-        </w:rPr>
-        <w:t>, S.A.</w:t>
+        <w:t>Karabenick, S.A.</w:t>
       </w:r>
       <w:r>
         <w:t xml:space="preserve"> (2003). Seeking help in large college classes: A person-centered approach. </w:t>
@@ -3854,28 +4500,12 @@
           <w:rStyle w:val="Emphasis"/>
           <w:rFonts w:eastAsiaTheme="majorEastAsia"/>
         </w:rPr>
-        <w:t xml:space="preserve">Piazza: A </w:t>
-      </w:r>
-      <w:proofErr w:type="gramStart"/>
-      <w:r>
-        <w:rPr>
-          <w:rStyle w:val="Emphasis"/>
-          <w:rFonts w:eastAsiaTheme="majorEastAsia"/>
-        </w:rPr>
-        <w:t>question and answer</w:t>
-      </w:r>
-      <w:proofErr w:type="gramEnd"/>
-      <w:r>
-        <w:rPr>
-          <w:rStyle w:val="Emphasis"/>
-          <w:rFonts w:eastAsiaTheme="majorEastAsia"/>
-        </w:rPr>
-        <w:t xml:space="preserve"> platform for education</w:t>
+        <w:t>Piazza: A question and answer platform for education</w:t>
       </w:r>
       <w:r>
         <w:t xml:space="preserve">. [online] Available at: </w:t>
       </w:r>
-      <w:hyperlink r:id="rId13" w:tgtFrame="_new" w:history="1">
+      <w:hyperlink r:id="rId12" w:tgtFrame="_new" w:history="1">
         <w:r>
           <w:rPr>
             <w:rStyle w:val="Hyperlink"/>
@@ -3894,7 +4524,6 @@
         <w:spacing w:before="0" w:beforeAutospacing="0" w:after="0" w:afterAutospacing="0" w:line="276" w:lineRule="auto"/>
         <w:jc w:val="both"/>
       </w:pPr>
-      <w:proofErr w:type="spellStart"/>
       <w:r>
         <w:rPr>
           <w:rStyle w:val="Strong"/>
@@ -3902,42 +4531,22 @@
           <w:b w:val="0"/>
           <w:bCs w:val="0"/>
         </w:rPr>
-        <w:lastRenderedPageBreak/>
-        <w:t>Preply</w:t>
-      </w:r>
-      <w:proofErr w:type="spellEnd"/>
-      <w:r>
-        <w:rPr>
-          <w:rStyle w:val="Strong"/>
-          <w:rFonts w:eastAsiaTheme="majorEastAsia"/>
-          <w:b w:val="0"/>
-          <w:bCs w:val="0"/>
-        </w:rPr>
-        <w:t>.</w:t>
+        <w:t>Preply.</w:t>
       </w:r>
       <w:r>
         <w:t xml:space="preserve"> (n.d.). </w:t>
       </w:r>
-      <w:proofErr w:type="spellStart"/>
       <w:r>
         <w:rPr>
           <w:rStyle w:val="Emphasis"/>
           <w:rFonts w:eastAsiaTheme="majorEastAsia"/>
         </w:rPr>
-        <w:t>Preply</w:t>
-      </w:r>
-      <w:proofErr w:type="spellEnd"/>
-      <w:r>
-        <w:rPr>
-          <w:rStyle w:val="Emphasis"/>
-          <w:rFonts w:eastAsiaTheme="majorEastAsia"/>
-        </w:rPr>
-        <w:t>: Online tutoring platform</w:t>
+        <w:t>Preply: Online tutoring platform</w:t>
       </w:r>
       <w:r>
         <w:t xml:space="preserve">. [online] Available at: </w:t>
       </w:r>
-      <w:hyperlink r:id="rId14" w:tgtFrame="_new" w:history="1">
+      <w:hyperlink r:id="rId13" w:tgtFrame="_new" w:history="1">
         <w:r>
           <w:rPr>
             <w:rStyle w:val="Hyperlink"/>
@@ -3978,7 +4587,7 @@
       <w:r>
         <w:t xml:space="preserve">. [online] Available at: </w:t>
       </w:r>
-      <w:hyperlink r:id="rId15" w:tgtFrame="_new" w:history="1">
+      <w:hyperlink r:id="rId14" w:tgtFrame="_new" w:history="1">
         <w:r>
           <w:rPr>
             <w:rStyle w:val="Hyperlink"/>
@@ -3997,7 +4606,6 @@
         <w:spacing w:before="0" w:beforeAutospacing="0" w:after="0" w:afterAutospacing="0" w:line="276" w:lineRule="auto"/>
         <w:jc w:val="both"/>
       </w:pPr>
-      <w:proofErr w:type="spellStart"/>
       <w:r>
         <w:rPr>
           <w:rStyle w:val="Strong"/>
@@ -4005,44 +4613,24 @@
           <w:b w:val="0"/>
           <w:bCs w:val="0"/>
         </w:rPr>
-        <w:t>Tenhovirta</w:t>
-      </w:r>
-      <w:proofErr w:type="spellEnd"/>
-      <w:r>
-        <w:rPr>
-          <w:rStyle w:val="Strong"/>
-          <w:rFonts w:eastAsiaTheme="majorEastAsia"/>
-          <w:b w:val="0"/>
-          <w:bCs w:val="0"/>
-        </w:rPr>
-        <w:t xml:space="preserve">, S., Korhonen, T., </w:t>
-      </w:r>
-      <w:proofErr w:type="spellStart"/>
-      <w:r>
-        <w:rPr>
-          <w:rStyle w:val="Strong"/>
-          <w:rFonts w:eastAsiaTheme="majorEastAsia"/>
-          <w:b w:val="0"/>
-          <w:bCs w:val="0"/>
-        </w:rPr>
-        <w:t>Seitamaa</w:t>
-      </w:r>
-      <w:proofErr w:type="spellEnd"/>
-      <w:r>
-        <w:rPr>
-          <w:rStyle w:val="Strong"/>
-          <w:rFonts w:eastAsiaTheme="majorEastAsia"/>
-          <w:b w:val="0"/>
-          <w:bCs w:val="0"/>
-        </w:rPr>
-        <w:t>-Hakkarainen, P. and Hakkarainen, K.</w:t>
+        <w:t>Tenhovirta, S., Korhonen, T., Seitamaa-Hakkarainen, P. and Hakkarainen, K.</w:t>
       </w:r>
       <w:r>
         <w:rPr>
           <w:b/>
           <w:bCs/>
         </w:rPr>
-        <w:t xml:space="preserve"> (2022). </w:t>
+        <w:t xml:space="preserve"> </w:t>
+      </w:r>
+      <w:r>
+        <w:t>(2022).</w:t>
+      </w:r>
+      <w:r>
+        <w:rPr>
+          <w:b/>
+          <w:bCs/>
+        </w:rPr>
+        <w:t xml:space="preserve"> </w:t>
       </w:r>
       <w:r>
         <w:t xml:space="preserve">Cross-age peer tutoring in a technology-enhanced STEAM project at a lower secondary school. </w:t>
@@ -4129,47 +4717,7 @@
           <w:b w:val="0"/>
           <w:bCs w:val="0"/>
         </w:rPr>
-        <w:t>Topping, K.J.</w:t>
-      </w:r>
-      <w:r>
-        <w:t xml:space="preserve"> (2002). Peer and parent-assisted learning in reading. </w:t>
-      </w:r>
-      <w:r>
-        <w:rPr>
-          <w:rStyle w:val="Emphasis"/>
-          <w:rFonts w:eastAsiaTheme="majorEastAsia"/>
-        </w:rPr>
-        <w:t>British Journal of Educational Psychology</w:t>
-      </w:r>
-      <w:r>
-        <w:t>, 72(3), pp.323–341.</w:t>
-      </w:r>
-    </w:p>
-    <w:p>
-      <w:pPr>
-        <w:pStyle w:val="NormalWeb"/>
-        <w:spacing w:before="0" w:beforeAutospacing="0" w:after="0" w:afterAutospacing="0" w:line="276" w:lineRule="auto"/>
-        <w:jc w:val="both"/>
-      </w:pPr>
-      <w:proofErr w:type="spellStart"/>
-      <w:r>
-        <w:rPr>
-          <w:rStyle w:val="Strong"/>
-          <w:rFonts w:eastAsiaTheme="majorEastAsia"/>
-          <w:b w:val="0"/>
-          <w:bCs w:val="0"/>
-        </w:rPr>
-        <w:t>Tutorful</w:t>
-      </w:r>
-      <w:proofErr w:type="spellEnd"/>
-      <w:r>
-        <w:rPr>
-          <w:rStyle w:val="Strong"/>
-          <w:rFonts w:eastAsiaTheme="majorEastAsia"/>
-          <w:b w:val="0"/>
-          <w:bCs w:val="0"/>
-        </w:rPr>
-        <w:t>.</w:t>
+        <w:t>Tutorful.</w:t>
       </w:r>
       <w:r>
         <w:rPr>
@@ -4181,26 +4729,17 @@
       <w:r>
         <w:t xml:space="preserve">(n.d.). </w:t>
       </w:r>
-      <w:proofErr w:type="spellStart"/>
       <w:r>
         <w:rPr>
           <w:rStyle w:val="Emphasis"/>
           <w:rFonts w:eastAsiaTheme="majorEastAsia"/>
         </w:rPr>
-        <w:t>Tutorful</w:t>
-      </w:r>
-      <w:proofErr w:type="spellEnd"/>
-      <w:r>
-        <w:rPr>
-          <w:rStyle w:val="Emphasis"/>
-          <w:rFonts w:eastAsiaTheme="majorEastAsia"/>
-        </w:rPr>
-        <w:t>: Online tutoring platform</w:t>
+        <w:t>Tutorful: Online tutoring platform</w:t>
       </w:r>
       <w:r>
         <w:t xml:space="preserve">. [online] Available at: </w:t>
       </w:r>
-      <w:hyperlink r:id="rId16" w:tgtFrame="_new" w:history="1">
+      <w:hyperlink r:id="rId15" w:tgtFrame="_new" w:history="1">
         <w:r>
           <w:rPr>
             <w:rStyle w:val="Hyperlink"/>
@@ -4221,8 +4760,8 @@
     </w:p>
     <w:p/>
     <w:sectPr>
-      <w:footerReference w:type="even" r:id="rId17"/>
-      <w:footerReference w:type="default" r:id="rId18"/>
+      <w:footerReference w:type="even" r:id="rId16"/>
+      <w:footerReference w:type="default" r:id="rId17"/>
       <w:pgSz w:w="12240" w:h="15840"/>
       <w:pgMar w:top="1440" w:right="1440" w:bottom="1440" w:left="1440" w:header="0" w:footer="720" w:gutter="0"/>
       <w:cols w:space="720"/>
@@ -10499,6 +11038,92 @@
     </w:lvl>
   </w:abstractNum>
   <w:abstractNum w:abstractNumId="56" w15:restartNumberingAfterBreak="0">
+    <w:nsid w:val="3FD345C8"/>
+    <w:multiLevelType w:val="hybridMultilevel"/>
+    <w:tmpl w:val="8D86F7EA"/>
+    <w:lvl w:ilvl="0" w:tplc="0409000F">
+      <w:start w:val="1"/>
+      <w:numFmt w:val="decimal"/>
+      <w:lvlText w:val="%1."/>
+      <w:lvlJc w:val="left"/>
+      <w:pPr>
+        <w:ind w:left="720" w:hanging="360"/>
+      </w:pPr>
+    </w:lvl>
+    <w:lvl w:ilvl="1" w:tplc="04090019" w:tentative="1">
+      <w:start w:val="1"/>
+      <w:numFmt w:val="lowerLetter"/>
+      <w:lvlText w:val="%2."/>
+      <w:lvlJc w:val="left"/>
+      <w:pPr>
+        <w:ind w:left="1440" w:hanging="360"/>
+      </w:pPr>
+    </w:lvl>
+    <w:lvl w:ilvl="2" w:tplc="0409001B" w:tentative="1">
+      <w:start w:val="1"/>
+      <w:numFmt w:val="lowerRoman"/>
+      <w:lvlText w:val="%3."/>
+      <w:lvlJc w:val="right"/>
+      <w:pPr>
+        <w:ind w:left="2160" w:hanging="180"/>
+      </w:pPr>
+    </w:lvl>
+    <w:lvl w:ilvl="3" w:tplc="0409000F" w:tentative="1">
+      <w:start w:val="1"/>
+      <w:numFmt w:val="decimal"/>
+      <w:lvlText w:val="%4."/>
+      <w:lvlJc w:val="left"/>
+      <w:pPr>
+        <w:ind w:left="2880" w:hanging="360"/>
+      </w:pPr>
+    </w:lvl>
+    <w:lvl w:ilvl="4" w:tplc="04090019" w:tentative="1">
+      <w:start w:val="1"/>
+      <w:numFmt w:val="lowerLetter"/>
+      <w:lvlText w:val="%5."/>
+      <w:lvlJc w:val="left"/>
+      <w:pPr>
+        <w:ind w:left="3600" w:hanging="360"/>
+      </w:pPr>
+    </w:lvl>
+    <w:lvl w:ilvl="5" w:tplc="0409001B" w:tentative="1">
+      <w:start w:val="1"/>
+      <w:numFmt w:val="lowerRoman"/>
+      <w:lvlText w:val="%6."/>
+      <w:lvlJc w:val="right"/>
+      <w:pPr>
+        <w:ind w:left="4320" w:hanging="180"/>
+      </w:pPr>
+    </w:lvl>
+    <w:lvl w:ilvl="6" w:tplc="0409000F" w:tentative="1">
+      <w:start w:val="1"/>
+      <w:numFmt w:val="decimal"/>
+      <w:lvlText w:val="%7."/>
+      <w:lvlJc w:val="left"/>
+      <w:pPr>
+        <w:ind w:left="5040" w:hanging="360"/>
+      </w:pPr>
+    </w:lvl>
+    <w:lvl w:ilvl="7" w:tplc="04090019" w:tentative="1">
+      <w:start w:val="1"/>
+      <w:numFmt w:val="lowerLetter"/>
+      <w:lvlText w:val="%8."/>
+      <w:lvlJc w:val="left"/>
+      <w:pPr>
+        <w:ind w:left="5760" w:hanging="360"/>
+      </w:pPr>
+    </w:lvl>
+    <w:lvl w:ilvl="8" w:tplc="0409001B" w:tentative="1">
+      <w:start w:val="1"/>
+      <w:numFmt w:val="lowerRoman"/>
+      <w:lvlText w:val="%9."/>
+      <w:lvlJc w:val="right"/>
+      <w:pPr>
+        <w:ind w:left="6480" w:hanging="180"/>
+      </w:pPr>
+    </w:lvl>
+  </w:abstractNum>
+  <w:abstractNum w:abstractNumId="57" w15:restartNumberingAfterBreak="0">
     <w:nsid w:val="40E14B7A"/>
     <w:multiLevelType w:val="hybridMultilevel"/>
     <w:tmpl w:val="127A21C4"/>
@@ -10587,7 +11212,7 @@
       </w:pPr>
     </w:lvl>
   </w:abstractNum>
-  <w:abstractNum w:abstractNumId="57" w15:restartNumberingAfterBreak="0">
+  <w:abstractNum w:abstractNumId="58" w15:restartNumberingAfterBreak="0">
     <w:nsid w:val="44A236C0"/>
     <w:multiLevelType w:val="multilevel"/>
     <w:tmpl w:val="1CE860BA"/>
@@ -10700,7 +11325,7 @@
       </w:rPr>
     </w:lvl>
   </w:abstractNum>
-  <w:abstractNum w:abstractNumId="58" w15:restartNumberingAfterBreak="0">
+  <w:abstractNum w:abstractNumId="59" w15:restartNumberingAfterBreak="0">
     <w:nsid w:val="472F0EB7"/>
     <w:multiLevelType w:val="hybridMultilevel"/>
     <w:tmpl w:val="FC307E0C"/>
@@ -10812,7 +11437,7 @@
       </w:rPr>
     </w:lvl>
   </w:abstractNum>
-  <w:abstractNum w:abstractNumId="59" w15:restartNumberingAfterBreak="0">
+  <w:abstractNum w:abstractNumId="60" w15:restartNumberingAfterBreak="0">
     <w:nsid w:val="47653949"/>
     <w:multiLevelType w:val="hybridMultilevel"/>
     <w:tmpl w:val="F080F078"/>
@@ -10901,7 +11526,7 @@
       </w:pPr>
     </w:lvl>
   </w:abstractNum>
-  <w:abstractNum w:abstractNumId="60" w15:restartNumberingAfterBreak="0">
+  <w:abstractNum w:abstractNumId="61" w15:restartNumberingAfterBreak="0">
     <w:nsid w:val="477F143E"/>
     <w:multiLevelType w:val="multilevel"/>
     <w:tmpl w:val="68842356"/>
@@ -11047,7 +11672,7 @@
       </w:rPr>
     </w:lvl>
   </w:abstractNum>
-  <w:abstractNum w:abstractNumId="61" w15:restartNumberingAfterBreak="0">
+  <w:abstractNum w:abstractNumId="62" w15:restartNumberingAfterBreak="0">
     <w:nsid w:val="4A1604DC"/>
     <w:multiLevelType w:val="hybridMultilevel"/>
     <w:tmpl w:val="F634DD3E"/>
@@ -11160,7 +11785,7 @@
       </w:rPr>
     </w:lvl>
   </w:abstractNum>
-  <w:abstractNum w:abstractNumId="62" w15:restartNumberingAfterBreak="0">
+  <w:abstractNum w:abstractNumId="63" w15:restartNumberingAfterBreak="0">
     <w:nsid w:val="4A253C16"/>
     <w:multiLevelType w:val="multilevel"/>
     <w:tmpl w:val="FDFC4E2E"/>
@@ -11306,7 +11931,7 @@
       </w:rPr>
     </w:lvl>
   </w:abstractNum>
-  <w:abstractNum w:abstractNumId="63" w15:restartNumberingAfterBreak="0">
+  <w:abstractNum w:abstractNumId="64" w15:restartNumberingAfterBreak="0">
     <w:nsid w:val="4AAB458E"/>
     <w:multiLevelType w:val="multilevel"/>
     <w:tmpl w:val="68842356"/>
@@ -11452,7 +12077,7 @@
       </w:rPr>
     </w:lvl>
   </w:abstractNum>
-  <w:abstractNum w:abstractNumId="64" w15:restartNumberingAfterBreak="0">
+  <w:abstractNum w:abstractNumId="65" w15:restartNumberingAfterBreak="0">
     <w:nsid w:val="4E886D8A"/>
     <w:multiLevelType w:val="multilevel"/>
     <w:tmpl w:val="FDFC4E2E"/>
@@ -11598,7 +12223,7 @@
       </w:rPr>
     </w:lvl>
   </w:abstractNum>
-  <w:abstractNum w:abstractNumId="65" w15:restartNumberingAfterBreak="0">
+  <w:abstractNum w:abstractNumId="66" w15:restartNumberingAfterBreak="0">
     <w:nsid w:val="4FE36C13"/>
     <w:multiLevelType w:val="hybridMultilevel"/>
     <w:tmpl w:val="A8F0AADC"/>
@@ -11684,7 +12309,7 @@
       </w:pPr>
     </w:lvl>
   </w:abstractNum>
-  <w:abstractNum w:abstractNumId="66" w15:restartNumberingAfterBreak="0">
+  <w:abstractNum w:abstractNumId="67" w15:restartNumberingAfterBreak="0">
     <w:nsid w:val="521A65CD"/>
     <w:multiLevelType w:val="multilevel"/>
     <w:tmpl w:val="6E2CEAE0"/>
@@ -11833,7 +12458,7 @@
       </w:rPr>
     </w:lvl>
   </w:abstractNum>
-  <w:abstractNum w:abstractNumId="67" w15:restartNumberingAfterBreak="0">
+  <w:abstractNum w:abstractNumId="68" w15:restartNumberingAfterBreak="0">
     <w:nsid w:val="545915D6"/>
     <w:multiLevelType w:val="multilevel"/>
     <w:tmpl w:val="DF6A7F3C"/>
@@ -11979,7 +12604,7 @@
       </w:rPr>
     </w:lvl>
   </w:abstractNum>
-  <w:abstractNum w:abstractNumId="68" w15:restartNumberingAfterBreak="0">
+  <w:abstractNum w:abstractNumId="69" w15:restartNumberingAfterBreak="0">
     <w:nsid w:val="55BD0436"/>
     <w:multiLevelType w:val="hybridMultilevel"/>
     <w:tmpl w:val="7C3A328C"/>
@@ -12065,7 +12690,7 @@
       </w:pPr>
     </w:lvl>
   </w:abstractNum>
-  <w:abstractNum w:abstractNumId="69" w15:restartNumberingAfterBreak="0">
+  <w:abstractNum w:abstractNumId="70" w15:restartNumberingAfterBreak="0">
     <w:nsid w:val="56280CC0"/>
     <w:multiLevelType w:val="hybridMultilevel"/>
     <w:tmpl w:val="C2FEFEDC"/>
@@ -12151,7 +12776,7 @@
       </w:pPr>
     </w:lvl>
   </w:abstractNum>
-  <w:abstractNum w:abstractNumId="70" w15:restartNumberingAfterBreak="0">
+  <w:abstractNum w:abstractNumId="71" w15:restartNumberingAfterBreak="0">
     <w:nsid w:val="572A2A2D"/>
     <w:multiLevelType w:val="multilevel"/>
     <w:tmpl w:val="9BC685AA"/>
@@ -12264,7 +12889,7 @@
       </w:rPr>
     </w:lvl>
   </w:abstractNum>
-  <w:abstractNum w:abstractNumId="71" w15:restartNumberingAfterBreak="0">
+  <w:abstractNum w:abstractNumId="72" w15:restartNumberingAfterBreak="0">
     <w:nsid w:val="587B2033"/>
     <w:multiLevelType w:val="hybridMultilevel"/>
     <w:tmpl w:val="104206EC"/>
@@ -12350,7 +12975,7 @@
       </w:pPr>
     </w:lvl>
   </w:abstractNum>
-  <w:abstractNum w:abstractNumId="72" w15:restartNumberingAfterBreak="0">
+  <w:abstractNum w:abstractNumId="73" w15:restartNumberingAfterBreak="0">
     <w:nsid w:val="5A7B6B30"/>
     <w:multiLevelType w:val="multilevel"/>
     <w:tmpl w:val="DF7AD022"/>
@@ -12499,7 +13124,7 @@
       </w:rPr>
     </w:lvl>
   </w:abstractNum>
-  <w:abstractNum w:abstractNumId="73" w15:restartNumberingAfterBreak="0">
+  <w:abstractNum w:abstractNumId="74" w15:restartNumberingAfterBreak="0">
     <w:nsid w:val="5C015D54"/>
     <w:multiLevelType w:val="multilevel"/>
     <w:tmpl w:val="66D208DC"/>
@@ -12612,7 +13237,7 @@
       </w:pPr>
     </w:lvl>
   </w:abstractNum>
-  <w:abstractNum w:abstractNumId="74" w15:restartNumberingAfterBreak="0">
+  <w:abstractNum w:abstractNumId="75" w15:restartNumberingAfterBreak="0">
     <w:nsid w:val="5C5454BC"/>
     <w:multiLevelType w:val="multilevel"/>
     <w:tmpl w:val="68842356"/>
@@ -12758,7 +13383,7 @@
       </w:rPr>
     </w:lvl>
   </w:abstractNum>
-  <w:abstractNum w:abstractNumId="75" w15:restartNumberingAfterBreak="0">
+  <w:abstractNum w:abstractNumId="76" w15:restartNumberingAfterBreak="0">
     <w:nsid w:val="5F1D2305"/>
     <w:multiLevelType w:val="hybridMultilevel"/>
     <w:tmpl w:val="68FC2168"/>
@@ -12847,7 +13472,7 @@
       </w:pPr>
     </w:lvl>
   </w:abstractNum>
-  <w:abstractNum w:abstractNumId="76" w15:restartNumberingAfterBreak="0">
+  <w:abstractNum w:abstractNumId="77" w15:restartNumberingAfterBreak="0">
     <w:nsid w:val="606D7492"/>
     <w:multiLevelType w:val="multilevel"/>
     <w:tmpl w:val="FDFC4E2E"/>
@@ -12993,7 +13618,7 @@
       </w:rPr>
     </w:lvl>
   </w:abstractNum>
-  <w:abstractNum w:abstractNumId="77" w15:restartNumberingAfterBreak="0">
+  <w:abstractNum w:abstractNumId="78" w15:restartNumberingAfterBreak="0">
     <w:nsid w:val="611E1155"/>
     <w:multiLevelType w:val="hybridMultilevel"/>
     <w:tmpl w:val="459CDAFE"/>
@@ -13079,7 +13704,7 @@
       </w:pPr>
     </w:lvl>
   </w:abstractNum>
-  <w:abstractNum w:abstractNumId="78" w15:restartNumberingAfterBreak="0">
+  <w:abstractNum w:abstractNumId="79" w15:restartNumberingAfterBreak="0">
     <w:nsid w:val="62465259"/>
     <w:multiLevelType w:val="multilevel"/>
     <w:tmpl w:val="FDFC4E2E"/>
@@ -13225,7 +13850,7 @@
       </w:rPr>
     </w:lvl>
   </w:abstractNum>
-  <w:abstractNum w:abstractNumId="79" w15:restartNumberingAfterBreak="0">
+  <w:abstractNum w:abstractNumId="80" w15:restartNumberingAfterBreak="0">
     <w:nsid w:val="64A96324"/>
     <w:multiLevelType w:val="multilevel"/>
     <w:tmpl w:val="68842356"/>
@@ -13371,7 +13996,7 @@
       </w:rPr>
     </w:lvl>
   </w:abstractNum>
-  <w:abstractNum w:abstractNumId="80" w15:restartNumberingAfterBreak="0">
+  <w:abstractNum w:abstractNumId="81" w15:restartNumberingAfterBreak="0">
     <w:nsid w:val="65430551"/>
     <w:multiLevelType w:val="hybridMultilevel"/>
     <w:tmpl w:val="5CACBC68"/>
@@ -13457,7 +14082,7 @@
       </w:pPr>
     </w:lvl>
   </w:abstractNum>
-  <w:abstractNum w:abstractNumId="81" w15:restartNumberingAfterBreak="0">
+  <w:abstractNum w:abstractNumId="82" w15:restartNumberingAfterBreak="0">
     <w:nsid w:val="661E6A4C"/>
     <w:multiLevelType w:val="hybridMultilevel"/>
     <w:tmpl w:val="54D6135E"/>
@@ -13546,7 +14171,7 @@
       </w:pPr>
     </w:lvl>
   </w:abstractNum>
-  <w:abstractNum w:abstractNumId="82" w15:restartNumberingAfterBreak="0">
+  <w:abstractNum w:abstractNumId="83" w15:restartNumberingAfterBreak="0">
     <w:nsid w:val="66261AC8"/>
     <w:multiLevelType w:val="hybridMultilevel"/>
     <w:tmpl w:val="615A20FE"/>
@@ -13632,7 +14257,7 @@
       </w:pPr>
     </w:lvl>
   </w:abstractNum>
-  <w:abstractNum w:abstractNumId="83" w15:restartNumberingAfterBreak="0">
+  <w:abstractNum w:abstractNumId="84" w15:restartNumberingAfterBreak="0">
     <w:nsid w:val="66D94F60"/>
     <w:multiLevelType w:val="hybridMultilevel"/>
     <w:tmpl w:val="C12E872C"/>
@@ -13718,7 +14343,7 @@
       </w:pPr>
     </w:lvl>
   </w:abstractNum>
-  <w:abstractNum w:abstractNumId="84" w15:restartNumberingAfterBreak="0">
+  <w:abstractNum w:abstractNumId="85" w15:restartNumberingAfterBreak="0">
     <w:nsid w:val="68AB44F5"/>
     <w:multiLevelType w:val="hybridMultilevel"/>
     <w:tmpl w:val="453EABBE"/>
@@ -13804,7 +14429,7 @@
       </w:pPr>
     </w:lvl>
   </w:abstractNum>
-  <w:abstractNum w:abstractNumId="85" w15:restartNumberingAfterBreak="0">
+  <w:abstractNum w:abstractNumId="86" w15:restartNumberingAfterBreak="0">
     <w:nsid w:val="692D34E8"/>
     <w:multiLevelType w:val="hybridMultilevel"/>
     <w:tmpl w:val="C9625038"/>
@@ -13890,7 +14515,7 @@
       </w:pPr>
     </w:lvl>
   </w:abstractNum>
-  <w:abstractNum w:abstractNumId="86" w15:restartNumberingAfterBreak="0">
+  <w:abstractNum w:abstractNumId="87" w15:restartNumberingAfterBreak="0">
     <w:nsid w:val="699D7F53"/>
     <w:multiLevelType w:val="multilevel"/>
     <w:tmpl w:val="DF6A7F3C"/>
@@ -14036,7 +14661,7 @@
       </w:rPr>
     </w:lvl>
   </w:abstractNum>
-  <w:abstractNum w:abstractNumId="87" w15:restartNumberingAfterBreak="0">
+  <w:abstractNum w:abstractNumId="88" w15:restartNumberingAfterBreak="0">
     <w:nsid w:val="6B07430E"/>
     <w:multiLevelType w:val="hybridMultilevel"/>
     <w:tmpl w:val="6F9C41D6"/>
@@ -14149,7 +14774,7 @@
       </w:rPr>
     </w:lvl>
   </w:abstractNum>
-  <w:abstractNum w:abstractNumId="88" w15:restartNumberingAfterBreak="0">
+  <w:abstractNum w:abstractNumId="89" w15:restartNumberingAfterBreak="0">
     <w:nsid w:val="6D0364A0"/>
     <w:multiLevelType w:val="multilevel"/>
     <w:tmpl w:val="68842356"/>
@@ -14295,7 +14920,7 @@
       </w:rPr>
     </w:lvl>
   </w:abstractNum>
-  <w:abstractNum w:abstractNumId="89" w15:restartNumberingAfterBreak="0">
+  <w:abstractNum w:abstractNumId="90" w15:restartNumberingAfterBreak="0">
     <w:nsid w:val="6D7273D8"/>
     <w:multiLevelType w:val="multilevel"/>
     <w:tmpl w:val="DC706630"/>
@@ -14444,7 +15069,7 @@
       </w:rPr>
     </w:lvl>
   </w:abstractNum>
-  <w:abstractNum w:abstractNumId="90" w15:restartNumberingAfterBreak="0">
+  <w:abstractNum w:abstractNumId="91" w15:restartNumberingAfterBreak="0">
     <w:nsid w:val="70AD7985"/>
     <w:multiLevelType w:val="hybridMultilevel"/>
     <w:tmpl w:val="3418DFD0"/>
@@ -14533,7 +15158,7 @@
       </w:pPr>
     </w:lvl>
   </w:abstractNum>
-  <w:abstractNum w:abstractNumId="91" w15:restartNumberingAfterBreak="0">
+  <w:abstractNum w:abstractNumId="92" w15:restartNumberingAfterBreak="0">
     <w:nsid w:val="74EE0FA6"/>
     <w:multiLevelType w:val="hybridMultilevel"/>
     <w:tmpl w:val="4824FBAA"/>
@@ -14622,7 +15247,7 @@
       </w:pPr>
     </w:lvl>
   </w:abstractNum>
-  <w:abstractNum w:abstractNumId="92" w15:restartNumberingAfterBreak="0">
+  <w:abstractNum w:abstractNumId="93" w15:restartNumberingAfterBreak="0">
     <w:nsid w:val="772A4548"/>
     <w:multiLevelType w:val="hybridMultilevel"/>
     <w:tmpl w:val="557CF3BE"/>
@@ -14708,7 +15333,7 @@
       </w:pPr>
     </w:lvl>
   </w:abstractNum>
-  <w:abstractNum w:abstractNumId="93" w15:restartNumberingAfterBreak="0">
+  <w:abstractNum w:abstractNumId="94" w15:restartNumberingAfterBreak="0">
     <w:nsid w:val="783E2CBC"/>
     <w:multiLevelType w:val="multilevel"/>
     <w:tmpl w:val="E94A3B26"/>
@@ -14821,7 +15446,7 @@
       </w:pPr>
     </w:lvl>
   </w:abstractNum>
-  <w:abstractNum w:abstractNumId="94" w15:restartNumberingAfterBreak="0">
+  <w:abstractNum w:abstractNumId="95" w15:restartNumberingAfterBreak="0">
     <w:nsid w:val="786473B8"/>
     <w:multiLevelType w:val="hybridMultilevel"/>
     <w:tmpl w:val="4ADA226A"/>
@@ -14910,7 +15535,7 @@
       </w:pPr>
     </w:lvl>
   </w:abstractNum>
-  <w:abstractNum w:abstractNumId="95" w15:restartNumberingAfterBreak="0">
+  <w:abstractNum w:abstractNumId="96" w15:restartNumberingAfterBreak="0">
     <w:nsid w:val="789F4CE1"/>
     <w:multiLevelType w:val="multilevel"/>
     <w:tmpl w:val="1CE860BA"/>
@@ -15023,7 +15648,7 @@
       </w:rPr>
     </w:lvl>
   </w:abstractNum>
-  <w:abstractNum w:abstractNumId="96" w15:restartNumberingAfterBreak="0">
+  <w:abstractNum w:abstractNumId="97" w15:restartNumberingAfterBreak="0">
     <w:nsid w:val="79730313"/>
     <w:multiLevelType w:val="multilevel"/>
     <w:tmpl w:val="68842356"/>
@@ -15169,7 +15794,7 @@
       </w:rPr>
     </w:lvl>
   </w:abstractNum>
-  <w:abstractNum w:abstractNumId="97" w15:restartNumberingAfterBreak="0">
+  <w:abstractNum w:abstractNumId="98" w15:restartNumberingAfterBreak="0">
     <w:nsid w:val="7AEC76B6"/>
     <w:multiLevelType w:val="multilevel"/>
     <w:tmpl w:val="FDFC4E2E"/>
@@ -15315,7 +15940,7 @@
       </w:rPr>
     </w:lvl>
   </w:abstractNum>
-  <w:abstractNum w:abstractNumId="98" w15:restartNumberingAfterBreak="0">
+  <w:abstractNum w:abstractNumId="99" w15:restartNumberingAfterBreak="0">
     <w:nsid w:val="7C2A1A77"/>
     <w:multiLevelType w:val="hybridMultilevel"/>
     <w:tmpl w:val="1CFEC05E"/>
@@ -15401,7 +16026,7 @@
       </w:pPr>
     </w:lvl>
   </w:abstractNum>
-  <w:abstractNum w:abstractNumId="99" w15:restartNumberingAfterBreak="0">
+  <w:abstractNum w:abstractNumId="100" w15:restartNumberingAfterBreak="0">
     <w:nsid w:val="7EA84EA4"/>
     <w:multiLevelType w:val="hybridMultilevel"/>
     <w:tmpl w:val="685E4A3A"/>
@@ -15504,37 +16129,37 @@
     <w:abstractNumId w:val="24"/>
   </w:num>
   <w:num w:numId="5" w16cid:durableId="320277980">
-    <w:abstractNumId w:val="95"/>
+    <w:abstractNumId w:val="96"/>
   </w:num>
   <w:num w:numId="6" w16cid:durableId="480125140">
-    <w:abstractNumId w:val="66"/>
+    <w:abstractNumId w:val="67"/>
   </w:num>
   <w:num w:numId="7" w16cid:durableId="1312128570">
-    <w:abstractNumId w:val="93"/>
+    <w:abstractNumId w:val="94"/>
   </w:num>
   <w:num w:numId="8" w16cid:durableId="721293094">
-    <w:abstractNumId w:val="73"/>
+    <w:abstractNumId w:val="74"/>
   </w:num>
   <w:num w:numId="9" w16cid:durableId="623655124">
-    <w:abstractNumId w:val="74"/>
+    <w:abstractNumId w:val="75"/>
   </w:num>
   <w:num w:numId="10" w16cid:durableId="433673490">
-    <w:abstractNumId w:val="63"/>
+    <w:abstractNumId w:val="64"/>
   </w:num>
   <w:num w:numId="11" w16cid:durableId="666246274">
-    <w:abstractNumId w:val="88"/>
+    <w:abstractNumId w:val="89"/>
   </w:num>
   <w:num w:numId="12" w16cid:durableId="1583947328">
-    <w:abstractNumId w:val="79"/>
+    <w:abstractNumId w:val="80"/>
   </w:num>
   <w:num w:numId="13" w16cid:durableId="1561015977">
-    <w:abstractNumId w:val="60"/>
+    <w:abstractNumId w:val="61"/>
   </w:num>
   <w:num w:numId="14" w16cid:durableId="1813788044">
     <w:abstractNumId w:val="47"/>
   </w:num>
   <w:num w:numId="15" w16cid:durableId="1516311903">
-    <w:abstractNumId w:val="96"/>
+    <w:abstractNumId w:val="97"/>
   </w:num>
   <w:num w:numId="16" w16cid:durableId="700788812">
     <w:abstractNumId w:val="28"/>
@@ -15543,7 +16168,7 @@
     <w:abstractNumId w:val="19"/>
   </w:num>
   <w:num w:numId="18" w16cid:durableId="506284840">
-    <w:abstractNumId w:val="57"/>
+    <w:abstractNumId w:val="58"/>
   </w:num>
   <w:num w:numId="19" w16cid:durableId="281688829">
     <w:abstractNumId w:val="31"/>
@@ -15558,34 +16183,34 @@
     <w:abstractNumId w:val="10"/>
   </w:num>
   <w:num w:numId="23" w16cid:durableId="1576740101">
-    <w:abstractNumId w:val="89"/>
+    <w:abstractNumId w:val="90"/>
   </w:num>
   <w:num w:numId="24" w16cid:durableId="524516724">
-    <w:abstractNumId w:val="72"/>
+    <w:abstractNumId w:val="73"/>
   </w:num>
   <w:num w:numId="25" w16cid:durableId="1680624365">
     <w:abstractNumId w:val="14"/>
   </w:num>
   <w:num w:numId="26" w16cid:durableId="16082667">
-    <w:abstractNumId w:val="64"/>
+    <w:abstractNumId w:val="65"/>
   </w:num>
   <w:num w:numId="27" w16cid:durableId="691566847">
     <w:abstractNumId w:val="35"/>
   </w:num>
   <w:num w:numId="28" w16cid:durableId="2094620173">
-    <w:abstractNumId w:val="76"/>
+    <w:abstractNumId w:val="77"/>
   </w:num>
   <w:num w:numId="29" w16cid:durableId="906111721">
     <w:abstractNumId w:val="17"/>
   </w:num>
   <w:num w:numId="30" w16cid:durableId="508177387">
-    <w:abstractNumId w:val="62"/>
+    <w:abstractNumId w:val="63"/>
   </w:num>
   <w:num w:numId="31" w16cid:durableId="913011401">
-    <w:abstractNumId w:val="97"/>
+    <w:abstractNumId w:val="98"/>
   </w:num>
   <w:num w:numId="32" w16cid:durableId="1644390964">
-    <w:abstractNumId w:val="78"/>
+    <w:abstractNumId w:val="79"/>
   </w:num>
   <w:num w:numId="33" w16cid:durableId="778261706">
     <w:abstractNumId w:val="7"/>
@@ -15594,7 +16219,7 @@
     <w:abstractNumId w:val="12"/>
   </w:num>
   <w:num w:numId="35" w16cid:durableId="531498289">
-    <w:abstractNumId w:val="69"/>
+    <w:abstractNumId w:val="70"/>
   </w:num>
   <w:num w:numId="36" w16cid:durableId="1777824409">
     <w:abstractNumId w:val="39"/>
@@ -15609,7 +16234,7 @@
     <w:abstractNumId w:val="43"/>
   </w:num>
   <w:num w:numId="40" w16cid:durableId="160776597">
-    <w:abstractNumId w:val="86"/>
+    <w:abstractNumId w:val="87"/>
   </w:num>
   <w:num w:numId="41" w16cid:durableId="1975864769">
     <w:abstractNumId w:val="38"/>
@@ -15621,13 +16246,13 @@
     <w:abstractNumId w:val="33"/>
   </w:num>
   <w:num w:numId="44" w16cid:durableId="2133208309">
-    <w:abstractNumId w:val="67"/>
+    <w:abstractNumId w:val="68"/>
   </w:num>
   <w:num w:numId="45" w16cid:durableId="1696272327">
     <w:abstractNumId w:val="22"/>
   </w:num>
   <w:num w:numId="46" w16cid:durableId="952831626">
-    <w:abstractNumId w:val="70"/>
+    <w:abstractNumId w:val="71"/>
   </w:num>
   <w:num w:numId="47" w16cid:durableId="506284221">
     <w:abstractNumId w:val="27"/>
@@ -15639,7 +16264,7 @@
     <w:abstractNumId w:val="3"/>
   </w:num>
   <w:num w:numId="50" w16cid:durableId="1155948849">
-    <w:abstractNumId w:val="87"/>
+    <w:abstractNumId w:val="88"/>
   </w:num>
   <w:num w:numId="51" w16cid:durableId="1018897390">
     <w:abstractNumId w:val="25"/>
@@ -15648,7 +16273,7 @@
     <w:abstractNumId w:val="15"/>
   </w:num>
   <w:num w:numId="53" w16cid:durableId="209266241">
-    <w:abstractNumId w:val="68"/>
+    <w:abstractNumId w:val="69"/>
   </w:num>
   <w:num w:numId="54" w16cid:durableId="1107307833">
     <w:abstractNumId w:val="37"/>
@@ -15657,10 +16282,10 @@
     <w:abstractNumId w:val="50"/>
   </w:num>
   <w:num w:numId="56" w16cid:durableId="620645840">
-    <w:abstractNumId w:val="98"/>
+    <w:abstractNumId w:val="99"/>
   </w:num>
   <w:num w:numId="57" w16cid:durableId="1037123086">
-    <w:abstractNumId w:val="77"/>
+    <w:abstractNumId w:val="78"/>
   </w:num>
   <w:num w:numId="58" w16cid:durableId="1721440173">
     <w:abstractNumId w:val="40"/>
@@ -15675,7 +16300,7 @@
     <w:abstractNumId w:val="48"/>
   </w:num>
   <w:num w:numId="62" w16cid:durableId="1758939830">
-    <w:abstractNumId w:val="61"/>
+    <w:abstractNumId w:val="62"/>
   </w:num>
   <w:num w:numId="63" w16cid:durableId="65880167">
     <w:abstractNumId w:val="55"/>
@@ -15687,13 +16312,13 @@
     <w:abstractNumId w:val="29"/>
   </w:num>
   <w:num w:numId="66" w16cid:durableId="1810005006">
-    <w:abstractNumId w:val="83"/>
+    <w:abstractNumId w:val="84"/>
   </w:num>
   <w:num w:numId="67" w16cid:durableId="1238395611">
     <w:abstractNumId w:val="44"/>
   </w:num>
   <w:num w:numId="68" w16cid:durableId="530605091">
-    <w:abstractNumId w:val="84"/>
+    <w:abstractNumId w:val="85"/>
   </w:num>
   <w:num w:numId="69" w16cid:durableId="1001084823">
     <w:abstractNumId w:val="20"/>
@@ -15708,34 +16333,34 @@
     <w:abstractNumId w:val="34"/>
   </w:num>
   <w:num w:numId="73" w16cid:durableId="679549635">
-    <w:abstractNumId w:val="85"/>
+    <w:abstractNumId w:val="86"/>
   </w:num>
   <w:num w:numId="74" w16cid:durableId="1038046981">
-    <w:abstractNumId w:val="94"/>
+    <w:abstractNumId w:val="95"/>
   </w:num>
   <w:num w:numId="75" w16cid:durableId="1604414419">
-    <w:abstractNumId w:val="65"/>
+    <w:abstractNumId w:val="66"/>
   </w:num>
   <w:num w:numId="76" w16cid:durableId="2089647308">
     <w:abstractNumId w:val="53"/>
   </w:num>
   <w:num w:numId="77" w16cid:durableId="426196364">
-    <w:abstractNumId w:val="80"/>
+    <w:abstractNumId w:val="81"/>
   </w:num>
   <w:num w:numId="78" w16cid:durableId="1561096486">
     <w:abstractNumId w:val="41"/>
   </w:num>
   <w:num w:numId="79" w16cid:durableId="1304895939">
-    <w:abstractNumId w:val="82"/>
+    <w:abstractNumId w:val="83"/>
   </w:num>
   <w:num w:numId="80" w16cid:durableId="753093738">
-    <w:abstractNumId w:val="90"/>
+    <w:abstractNumId w:val="91"/>
   </w:num>
   <w:num w:numId="81" w16cid:durableId="1827428244">
     <w:abstractNumId w:val="2"/>
   </w:num>
   <w:num w:numId="82" w16cid:durableId="685257151">
-    <w:abstractNumId w:val="75"/>
+    <w:abstractNumId w:val="76"/>
   </w:num>
   <w:num w:numId="83" w16cid:durableId="1578704905">
     <w:abstractNumId w:val="54"/>
@@ -15744,7 +16369,7 @@
     <w:abstractNumId w:val="5"/>
   </w:num>
   <w:num w:numId="85" w16cid:durableId="20858292">
-    <w:abstractNumId w:val="71"/>
+    <w:abstractNumId w:val="72"/>
   </w:num>
   <w:num w:numId="86" w16cid:durableId="589847695">
     <w:abstractNumId w:val="21"/>
@@ -15756,10 +16381,10 @@
     <w:abstractNumId w:val="32"/>
   </w:num>
   <w:num w:numId="89" w16cid:durableId="214198416">
-    <w:abstractNumId w:val="91"/>
+    <w:abstractNumId w:val="92"/>
   </w:num>
   <w:num w:numId="90" w16cid:durableId="1744328531">
-    <w:abstractNumId w:val="59"/>
+    <w:abstractNumId w:val="60"/>
   </w:num>
   <w:num w:numId="91" w16cid:durableId="616256443">
     <w:abstractNumId w:val="49"/>
@@ -15768,19 +16393,19 @@
     <w:abstractNumId w:val="9"/>
   </w:num>
   <w:num w:numId="93" w16cid:durableId="821969649">
-    <w:abstractNumId w:val="81"/>
+    <w:abstractNumId w:val="82"/>
   </w:num>
   <w:num w:numId="94" w16cid:durableId="123934655">
     <w:abstractNumId w:val="0"/>
   </w:num>
   <w:num w:numId="95" w16cid:durableId="899513197">
-    <w:abstractNumId w:val="99"/>
+    <w:abstractNumId w:val="100"/>
   </w:num>
   <w:num w:numId="96" w16cid:durableId="1552688997">
-    <w:abstractNumId w:val="92"/>
+    <w:abstractNumId w:val="93"/>
   </w:num>
   <w:num w:numId="97" w16cid:durableId="1490710238">
-    <w:abstractNumId w:val="56"/>
+    <w:abstractNumId w:val="57"/>
   </w:num>
   <w:num w:numId="98" w16cid:durableId="861821919">
     <w:abstractNumId w:val="51"/>
@@ -15789,7 +16414,10 @@
     <w:abstractNumId w:val="52"/>
   </w:num>
   <w:num w:numId="100" w16cid:durableId="694696797">
-    <w:abstractNumId w:val="58"/>
+    <w:abstractNumId w:val="59"/>
+  </w:num>
+  <w:num w:numId="101" w16cid:durableId="1521578870">
+    <w:abstractNumId w:val="56"/>
   </w:num>
 </w:numbering>
 </file>

--- a/docs/Rustamov Temur C00280204 Research.docx
+++ b/docs/Rustamov Temur C00280204 Research.docx
@@ -67,7 +67,7 @@
         <w:jc w:val="center"/>
       </w:pPr>
       <w:r>
-        <w:pict w14:anchorId="22956E18">
+        <w:pict w14:anchorId="7E920A87">
           <v:rect id="Rectangle 75" o:spid="_x0000_s2051" alt="" style="width:468pt;height:.05pt;visibility:visible;mso-wrap-style:square;mso-width-percent:0;mso-height-percent:0;mso-left-percent:-10001;mso-top-percent:-10001;mso-position-horizontal:absolute;mso-position-horizontal-relative:char;mso-position-vertical:absolute;mso-position-vertical-relative:line;mso-width-percent:0;mso-height-percent:0;mso-left-percent:-10001;mso-top-percent:-10001;v-text-anchor:top" filled="f">
             <o:lock v:ext="edit" aspectratio="t"/>
             <w10:anchorlock/>
@@ -116,7 +116,7 @@
           <w:sz w:val="36"/>
           <w:szCs w:val="36"/>
         </w:rPr>
-        <w:t>Design</w:t>
+        <w:t>Research</w:t>
       </w:r>
       <w:r>
         <w:rPr>
@@ -144,7 +144,7 @@
         <w:jc w:val="center"/>
       </w:pPr>
       <w:r>
-        <w:pict w14:anchorId="62F04325">
+        <w:pict w14:anchorId="750BB6BD">
           <v:rect id="Rectangle 73" o:spid="_x0000_s2050" alt="" style="width:468pt;height:.05pt;visibility:visible;mso-wrap-style:square;mso-width-percent:0;mso-height-percent:0;mso-left-percent:-10001;mso-top-percent:-10001;mso-position-horizontal:absolute;mso-position-horizontal-relative:char;mso-position-vertical:absolute;mso-position-vertical-relative:line;mso-width-percent:0;mso-height-percent:0;mso-left-percent:-10001;mso-top-percent:-10001;v-text-anchor:top" filled="f">
             <o:lock v:ext="edit" rotation="t" aspectratio="t" verticies="t" text="t" shapetype="t"/>
             <w10:anchorlock/>
@@ -17022,6 +17022,7 @@
   <w:style w:type="character" w:default="1" w:styleId="DefaultParagraphFont">
     <w:name w:val="Default Paragraph Font"/>
     <w:uiPriority w:val="1"/>
+    <w:semiHidden/>
     <w:unhideWhenUsed/>
   </w:style>
   <w:style w:type="table" w:default="1" w:styleId="TableNormal">
